--- a/docs/PROJECT_GUIDE.docx
+++ b/docs/PROJECT_GUIDE.docx
@@ -589,7 +589,7 @@
         <w:spacing w:after="120"/>
       </w:pPr>
       <w:r>
-        <w:t xml:space="preserve">We built a recommender system for video-game products from Amazon. Given what a person bought before, it must guess what they buy next. We compared two very different ways of doing this. The </w:t>
+        <w:t xml:space="preserve">We built a recommender system for video-game products from Amazon. Given the products a person reviewed before, it must guess which product they review next (reviews are the standard stand-in for purchases). We compared two very different ways of doing this. The </w:t>
       </w:r>
       <w:r>
         <w:rPr>
@@ -629,7 +629,7 @@
         <w:t xml:space="preserve">trained neural network (a GRU)</w:t>
       </w:r>
       <w:r>
-        <w:t xml:space="preserve"> that learns patterns from 625,000 past purchases. Our original question was: </w:t>
+        <w:t xml:space="preserve"> that learns patterns from 625,000 past interactions (reviews). Our original question was: </w:t>
       </w:r>
       <w:r>
         <w:rPr>
@@ -659,7 +659,7 @@
         <w:t xml:space="preserve">why</w:t>
       </w:r>
       <w:r>
-        <w:t xml:space="preserve">: people in this dataset have very short histories (typically only 4 purchases), so a network that only sees product ID numbers has almost nothing to learn from. We fixed this by letting the GRU also read the product descriptions (through text embeddings). This </w:t>
+        <w:t xml:space="preserve">: people in this dataset have very short histories (typically only 4–5 reviewed items), so a network that only sees product ID numbers has almost nothing to learn from. We fixed this by letting the GRU also read the product descriptions (through text embeddings). This </w:t>
       </w:r>
       <w:r>
         <w:rPr>
@@ -1046,7 +1046,7 @@
         <w:t xml:space="preserve">Fair comparison:</w:t>
       </w:r>
       <w:r>
-        <w:t xml:space="preserve"> every system ranks the *same* 20 candidate products per user (1 real next purchase + 19 decoys).</w:t>
+        <w:t xml:space="preserve"> every system ranks the *same* 20 candidate products per user (1 real next item + 19 decoys).</w:t>
       </w:r>
     </w:p>
     <w:p>
@@ -1191,7 +1191,7 @@
         <w:t xml:space="preserve">order</w:t>
       </w:r>
       <w:r>
-        <w:t xml:space="preserve">: what you bought most recently matters most.</w:t>
+        <w:t xml:space="preserve">: what you interacted with most recently matters most.</w:t>
       </w:r>
     </w:p>
     <w:p>
@@ -1227,7 +1227,7 @@
         <w:t xml:space="preserve">last</w:t>
       </w:r>
       <w:r>
-        <w:t xml:space="preserve"> purchase is hidden as the test answer, the </w:t>
+        <w:t xml:space="preserve"> reviewed item is hidden as the test answer, the </w:t>
       </w:r>
       <w:r>
         <w:rPr>
@@ -1325,7 +1325,7 @@
         <w:t xml:space="preserve">all-MiniLM-L6-v2</w:t>
       </w:r>
       <w:r>
-        <w:t xml:space="preserve">), a pre-trained sentence encoder that turns a product’s title/category/description into a 384-number vector. Products with similar descriptions get similar vectors even if no one ever bought them together.</w:t>
+        <w:t xml:space="preserve">), a pre-trained sentence encoder that turns a product’s title/category/description into a 384-number vector. Products with similar descriptions get similar vectors even if no user ever reviewed both.</w:t>
       </w:r>
     </w:p>
     <w:p>
@@ -3409,6 +3409,37 @@
     </w:p>
     <w:p>
       <w:pPr>
+        <w:pBdr>
+          <w:left w:val="single" w:color="C55A11" w:sz="18" w:space="8"/>
+        </w:pBdr>
+        <w:shd w:fill="FFF4E5" w:color="auto" w:val="clear"/>
+        <w:spacing w:before="120" w:after="160"/>
+        <w:ind w:left="200" w:right="200"/>
+      </w:pPr>
+      <w:r>
+        <w:rPr>
+          <w:b/>
+          <w:bCs/>
+          <w:color w:val="C55A11"/>
+        </w:rPr>
+        <w:t xml:space="preserve">Reviews, not purchases.  </w:t>
+      </w:r>
+      <w:r>
+        <w:t xml:space="preserve">The dataset records items a user </w:t>
+      </w:r>
+      <w:r>
+        <w:rPr>
+          <w:b/>
+          <w:bCs/>
+        </w:rPr>
+        <w:t xml:space="preserve">reviewed</w:t>
+      </w:r>
+      <w:r>
+        <w:t xml:space="preserve"> (with a star rating), not every purchase — Amazon does not release purchase logs. A user may have bought many more products but reviewed only five. All research on this dataset (including the ARAG paper) treats reviews as the stand-in for purchases; in this guide “history” and “interactions” mean reviewed items.</w:t>
+      </w:r>
+    </w:p>
+    <w:p>
+      <w:pPr>
         <w:spacing w:after="120"/>
       </w:pPr>
       <w:r>
@@ -3432,7 +3463,7 @@
           <wp:inline distT="0" distB="0" distL="0" distR="0">
             <wp:extent cx="5120640" cy="2734679"/>
             <wp:effectExtent t="0" r="0" b="0" l="0"/>
-            <wp:docPr id="1" name="fig08_history_lengths.png" descr="Figure 1 — Training history length per user. The median user has only four training purchases, which is why an ID-only GRU struggles." title="Figure 1 — Training history length per user. The median user has only four training purchases, which is why an ID-only GRU struggles."/>
+            <wp:docPr id="1" name="fig08_history_lengths.png" descr="Figure 1 — Training history length per user. The median user has only four training interactions, which is why an ID-only GRU struggles." title="Figure 1 — Training history length per user. The median user has only four training interactions, which is why an ID-only GRU struggles."/>
             <wp:cNvGraphicFramePr>
               <a:graphicFrameLocks xmlns:a="http://schemas.openxmlformats.org/drawingml/2006/main" noChangeAspect="1"/>
             </wp:cNvGraphicFramePr>
@@ -3481,7 +3512,7 @@
           <w:sz w:val="19"/>
           <w:szCs w:val="19"/>
         </w:rPr>
-        <w:t xml:space="preserve">Figure 1 — Training history length per user. The median user has only four training purchases, which is why an ID-only GRU struggles.</w:t>
+        <w:t xml:space="preserve">Figure 1 — Training history length per user. The median user has only four training interactions, which is why an ID-only GRU struggles.</w:t>
       </w:r>
     </w:p>
     <w:p>
@@ -3516,7 +3547,7 @@
         <w:t xml:space="preserve">one list of 20 products</w:t>
       </w:r>
       <w:r>
-        <w:t xml:space="preserve">: the true next purchase + </w:t>
+        <w:t xml:space="preserve">: the true next item + </w:t>
       </w:r>
       <w:r>
         <w:rPr>
@@ -5143,7 +5174,7 @@
         <w:spacing w:after="60"/>
       </w:pPr>
       <w:r>
-        <w:t xml:space="preserve">The combined vector is used for both input and the tied output, so items with similar descriptions end up close even if they were rarely bought together.</w:t>
+        <w:t xml:space="preserve">The combined vector is used for both input and the tied output, so items with similar descriptions end up close even if they rarely co-occur in histories.</w:t>
       </w:r>
     </w:p>
     <w:p>
@@ -5302,7 +5333,7 @@
         <w:t xml:space="preserve">Popularity:</w:t>
       </w:r>
       <w:r>
-        <w:t xml:space="preserve"> order by training purchase count.</w:t>
+        <w:t xml:space="preserve"> order by training interaction count.</w:t>
       </w:r>
     </w:p>
     <w:p>
@@ -5342,7 +5373,7 @@
         <w:t xml:space="preserve">ItemKNN:</w:t>
       </w:r>
       <w:r>
-        <w:t xml:space="preserve"> item–item cosine similarity from “bought by the same users” counts; score = recency-weighted sum of similarities to history items.</w:t>
+        <w:t xml:space="preserve"> item–item cosine similarity from “reviewed by the same users” counts; score = recency-weighted sum of similarities to history items.</w:t>
       </w:r>
     </w:p>
     <w:p>
@@ -8882,7 +8913,7 @@
         <w:t xml:space="preserve">Pick a user</w:t>
       </w:r>
       <w:r>
-        <w:t xml:space="preserve"> in the “Demo user” dropdown at the top. Expand “This user’s recent history” to see what they bought.</w:t>
+        <w:t xml:space="preserve"> in the “Demo user” dropdown at the top. Expand “This user’s recent history” to see what they reviewed.</w:t>
       </w:r>
     </w:p>
     <w:p>
@@ -9022,7 +9053,7 @@
         <w:t xml:space="preserve">Switch users</w:t>
       </w:r>
       <w:r>
-        <w:t xml:space="preserve"> and compare: a console-game buyer vs. an accessories buyer should get visibly different feeds.</w:t>
+        <w:t xml:space="preserve"> and compare: a console-game fan vs. an accessories reviewer should get visibly different feeds.</w:t>
       </w:r>
     </w:p>
     <w:p>
@@ -15274,7 +15305,7 @@
                 <w:sz w:val="19"/>
                 <w:szCs w:val="19"/>
               </w:rPr>
-              <w:t xml:space="preserve">Other users’ later purchases can be in GRU/ItemKNN training; inherent to the official split, equal across those systems.</w:t>
+              <w:t xml:space="preserve">Other users’ later interactions can be in GRU/ItemKNN training; inherent to the official split, equal across those systems.</w:t>
             </w:r>
           </w:p>
         </w:tc>
@@ -15523,7 +15554,7 @@
         <w:ind w:left="360"/>
       </w:pPr>
       <w:r>
-        <w:t xml:space="preserve">Next-item recommendation: given a user’s purchase history on Amazon (Video Games), rank 20 candidate products so the one they actually bought next is near the top. We compare an agentic LLM recommender (ARAG) with a trained deep sequence model (GRU), and their combination.</w:t>
+        <w:t xml:space="preserve">Next-item recommendation: given a user’s Amazon review history (Video Games), rank 20 candidate products so the item they actually reviewed next is near the top. We compare an agentic LLM recommender (ARAG) with a trained deep sequence model (GRU), and their combination.</w:t>
       </w:r>
     </w:p>
     <w:p>
@@ -15795,7 +15826,7 @@
         <w:ind w:left="360"/>
       </w:pPr>
       <w:r>
-        <w:t xml:space="preserve">No — only product metadata (title, categories, features, description, ≤120 words). Using reviews could leak the target purchase.</w:t>
+        <w:t xml:space="preserve">No — only product metadata (title, categories, features, description, ≤120 words). Using review text could leak the target item.</w:t>
       </w:r>
     </w:p>
     <w:p>
@@ -15816,7 +15847,7 @@
           <w:b/>
           <w:bCs/>
         </w:rPr>
-        <w:t xml:space="preserve">How do you prevent data leakage in the split?</w:t>
+        <w:t xml:space="preserve">Your demo user has only 4–5 items — is that accurate?</w:t>
       </w:r>
     </w:p>
     <w:p>
@@ -15825,15 +15856,26 @@
         <w:ind w:left="360"/>
       </w:pPr>
       <w:r>
-        <w:t xml:space="preserve">We use the official leave-last-out files and assert max(train time) ≤ validation time ≤ test time, and that targets never appear in their own history; the pipeline fails hard otherwise. One known caveat: other users’ later purchases can appear in training (inherent to this split), affecting the trained models equally.</w:t>
-      </w:r>
-    </w:p>
-    <w:p>
-      <w:pPr>
-        <w:pStyle w:val="Heading2"/>
-      </w:pPr>
-      <w:r>
-        <w:t xml:space="preserve">14.3 Evaluation protocol</w:t>
+        <w:t xml:space="preserve">Yes. The data records </w:t>
+      </w:r>
+      <w:r>
+        <w:rPr>
+          <w:b/>
+          <w:bCs/>
+        </w:rPr>
+        <w:t xml:space="preserve">reviews</w:t>
+      </w:r>
+      <w:r>
+        <w:t xml:space="preserve">, not purchases; a user may buy far more but review few. It is the official 5-core benchmark, so every user has at least 5 reviews (one is held out for test, one for validation), and the median user has 5. Histories go up to 472 items; our models use up to the last 50.</w:t>
+      </w:r>
+    </w:p>
+    <w:p>
+      <w:pPr>
+        <w:spacing w:after="80"/>
+        <w:ind w:left="360"/>
+      </w:pPr>
+      <w:r>
+        <w:t xml:space="preserve">That sparsity is realistic and is exactly why the ID-only GRU struggled and adding item text helped.</w:t>
       </w:r>
     </w:p>
     <w:p>
@@ -15854,7 +15896,7 @@
           <w:b/>
           <w:bCs/>
         </w:rPr>
-        <w:t xml:space="preserve">Why do all systems rank the same 20 candidates?</w:t>
+        <w:t xml:space="preserve">How do you prevent data leakage in the split?</w:t>
       </w:r>
     </w:p>
     <w:p>
@@ -15863,7 +15905,15 @@
         <w:ind w:left="360"/>
       </w:pPr>
       <w:r>
-        <w:t xml:space="preserve">To measure ranking, not retrieval. If each system retrieved its own candidates, a retrieval miss would count as a ranking failure.</w:t>
+        <w:t xml:space="preserve">We use the official leave-last-out files and assert max(train time) ≤ validation time ≤ test time, and that targets never appear in their own history; the pipeline fails hard otherwise. One known caveat: other users’ later interactions can appear in training (inherent to this split), affecting the trained models equally.</w:t>
+      </w:r>
+    </w:p>
+    <w:p>
+      <w:pPr>
+        <w:pStyle w:val="Heading2"/>
+      </w:pPr>
+      <w:r>
+        <w:t xml:space="preserve">14.3 Evaluation protocol</w:t>
       </w:r>
     </w:p>
     <w:p>
@@ -15884,7 +15934,7 @@
           <w:b/>
           <w:bCs/>
         </w:rPr>
-        <w:t xml:space="preserve">How are the 19 negatives chosen and why?</w:t>
+        <w:t xml:space="preserve">Why do all systems rank the same 20 candidates?</w:t>
       </w:r>
     </w:p>
     <w:p>
@@ -15893,7 +15943,7 @@
         <w:ind w:left="360"/>
       </w:pPr>
       <w:r>
-        <w:t xml:space="preserve">From the 25,527 items seen in training, proportional to popularity, excluding the user’s own items. This makes decoys about as popular as targets, so popularity alone gives no advantage — popularity scores 0.109, below random (0.125).</w:t>
+        <w:t xml:space="preserve">To measure ranking, not retrieval. If each system retrieved its own candidates, a retrieval miss would count as a ranking failure.</w:t>
       </w:r>
     </w:p>
     <w:p>
@@ -15914,7 +15964,7 @@
           <w:b/>
           <w:bCs/>
         </w:rPr>
-        <w:t xml:space="preserve">Why only 100 users for the LLM systems?</w:t>
+        <w:t xml:space="preserve">How are the 19 negatives chosen and why?</w:t>
       </w:r>
     </w:p>
     <w:p>
@@ -15923,7 +15973,7 @@
         <w:ind w:left="360"/>
       </w:pPr>
       <w:r>
-        <w:t xml:space="preserve">Cost and time: ARAG makes 7 calls per user. 100 users keeps each run around $1. All systems are compared on the same 100 users, and non-LLM systems are additionally evaluated on all 94,762 users.</w:t>
+        <w:t xml:space="preserve">From the 25,527 items seen in training, proportional to popularity, excluding the user’s own items. This makes decoys about as popular as targets, so popularity alone gives no advantage — popularity scores 0.109, below random (0.125).</w:t>
       </w:r>
     </w:p>
     <w:p>
@@ -15944,7 +15994,7 @@
           <w:b/>
           <w:bCs/>
         </w:rPr>
-        <w:t xml:space="preserve">Isn’t 100 users too few?</w:t>
+        <w:t xml:space="preserve">Why only 100 users for the LLM systems?</w:t>
       </w:r>
     </w:p>
     <w:p>
@@ -15953,7 +16003,7 @@
         <w:ind w:left="360"/>
       </w:pPr>
       <w:r>
-        <w:t xml:space="preserve">It is enough to detect large effects (ARAG vs the ID-only GRU, the baselines, the ablation) but not small ones — the CI is about ±0.08–0.10. That is why we report CIs and say the top systems are statistically tied. ~300 users would resolve ~0.05.</w:t>
+        <w:t xml:space="preserve">Cost and time: ARAG makes 7 calls per user. 100 users keeps each run around $1. All systems are compared on the same 100 users, and non-LLM systems are additionally evaluated on all 94,762 users.</w:t>
       </w:r>
     </w:p>
     <w:p>
@@ -15974,7 +16024,7 @@
           <w:b/>
           <w:bCs/>
         </w:rPr>
-        <w:t xml:space="preserve">Why NDCG@5 as the main metric?</w:t>
+        <w:t xml:space="preserve">Isn’t 100 users too few?</w:t>
       </w:r>
     </w:p>
     <w:p>
@@ -15983,7 +16033,7 @@
         <w:ind w:left="360"/>
       </w:pPr>
       <w:r>
-        <w:t xml:space="preserve">It rewards putting the true item high, not just in the top 5, and it is the paper’s headline metric, so our results are comparable in kind.</w:t>
+        <w:t xml:space="preserve">It is enough to detect large effects (ARAG vs the ID-only GRU, the baselines, the ablation) but not small ones — the CI is about ±0.08–0.10. That is why we report CIs and say the top systems are statistically tied. ~300 users would resolve ~0.05.</w:t>
       </w:r>
     </w:p>
     <w:p>
@@ -16004,7 +16054,7 @@
           <w:b/>
           <w:bCs/>
         </w:rPr>
-        <w:t xml:space="preserve">What is the expected Hit@5 of random ranking?</w:t>
+        <w:t xml:space="preserve">Why NDCG@5 as the main metric?</w:t>
       </w:r>
     </w:p>
     <w:p>
@@ -16013,17 +16063,7 @@
         <w:ind w:left="360"/>
       </w:pPr>
       <w:r>
-        <w:t xml:space="preserve">5/20 = </w:t>
-      </w:r>
-      <w:r>
-        <w:rPr>
-          <w:b/>
-          <w:bCs/>
-        </w:rPr>
-        <w:t xml:space="preserve">0.25</w:t>
-      </w:r>
-      <w:r>
-        <w:t xml:space="preserve">. Our random baseline scores 0.252 on all users (0.220 on the 100-user sample, within noise) — a sanity check that the evaluation is correct.</w:t>
+        <w:t xml:space="preserve">It rewards putting the true item high, not just in the top 5, and it is the paper’s headline metric, so our results are comparable in kind.</w:t>
       </w:r>
     </w:p>
     <w:p>
@@ -16044,7 +16084,7 @@
           <w:b/>
           <w:bCs/>
         </w:rPr>
-        <w:t xml:space="preserve">Explain the paired bootstrap.</w:t>
+        <w:t xml:space="preserve">What is the expected Hit@5 of random ranking?</w:t>
       </w:r>
     </w:p>
     <w:p>
@@ -16053,7 +16093,17 @@
         <w:ind w:left="360"/>
       </w:pPr>
       <w:r>
-        <w:t xml:space="preserve">For each user, compute the NDCG difference between two systems. Resample the users with replacement 10,000 times and take the mean difference each time. The 2.5th–97.5th percentiles form the 95% CI. If it excludes zero, the difference is significant. Pairing removes the variation in how hard each user is.</w:t>
+        <w:t xml:space="preserve">5/20 = </w:t>
+      </w:r>
+      <w:r>
+        <w:rPr>
+          <w:b/>
+          <w:bCs/>
+        </w:rPr>
+        <w:t xml:space="preserve">0.25</w:t>
+      </w:r>
+      <w:r>
+        <w:t xml:space="preserve">. Our random baseline scores 0.252 on all users (0.220 on the 100-user sample, within noise) — a sanity check that the evaluation is correct.</w:t>
       </w:r>
     </w:p>
     <w:p>
@@ -16074,7 +16124,7 @@
           <w:b/>
           <w:bCs/>
         </w:rPr>
-        <w:t xml:space="preserve">Why not a t-test?</w:t>
+        <w:t xml:space="preserve">Explain the paired bootstrap.</w:t>
       </w:r>
     </w:p>
     <w:p>
@@ -16083,7 +16133,7 @@
         <w:ind w:left="360"/>
       </w:pPr>
       <w:r>
-        <w:t xml:space="preserve">Per-user NDCG is highly non-normal (many zeros). The bootstrap makes no normality assumption. A Wilcoxon signed-rank test would be a valid alternative.</w:t>
+        <w:t xml:space="preserve">For each user, compute the NDCG difference between two systems. Resample the users with replacement 10,000 times and take the mean difference each time. The 2.5th–97.5th percentiles form the 95% CI. If it excludes zero, the difference is significant. Pairing removes the variation in how hard each user is.</w:t>
       </w:r>
     </w:p>
     <w:p>
@@ -16104,7 +16154,7 @@
           <w:b/>
           <w:bCs/>
         </w:rPr>
-        <w:t xml:space="preserve">How did you tune hyperparameters without touching test?</w:t>
+        <w:t xml:space="preserve">Why not a t-test?</w:t>
       </w:r>
     </w:p>
     <w:p>
@@ -16113,15 +16163,7 @@
         <w:ind w:left="360"/>
       </w:pPr>
       <w:r>
-        <w:t xml:space="preserve">θ, α, the recency decay and the GRU checkpoint were all chosen on validation users; the test set was evaluated once at the end.</w:t>
-      </w:r>
-    </w:p>
-    <w:p>
-      <w:pPr>
-        <w:pStyle w:val="Heading2"/>
-      </w:pPr>
-      <w:r>
-        <w:t xml:space="preserve">14.4 ARAG and the LLM side</w:t>
+        <w:t xml:space="preserve">Per-user NDCG is highly non-normal (many zeros). The bootstrap makes no normality assumption. A Wilcoxon signed-rank test would be a valid alternative.</w:t>
       </w:r>
     </w:p>
     <w:p>
@@ -16142,7 +16184,7 @@
           <w:b/>
           <w:bCs/>
         </w:rPr>
-        <w:t xml:space="preserve">Explain the four ARAG agents.</w:t>
+        <w:t xml:space="preserve">How did you tune hyperparameters without touching test?</w:t>
       </w:r>
     </w:p>
     <w:p>
@@ -16151,7 +16193,15 @@
         <w:ind w:left="360"/>
       </w:pPr>
       <w:r>
-        <w:t xml:space="preserve">UUA summarises the user’s interests and intent; NLI scores every candidate 0–10 for compatibility with the history; CSA summarises the candidates that pass θ = 5; IRA ranks all 20 using both summaries. UUA and NLI run in parallel. 7 LLM calls per user.</w:t>
+        <w:t xml:space="preserve">θ, α, the recency decay and the GRU checkpoint were all chosen on validation users; the test set was evaluated once at the end.</w:t>
+      </w:r>
+    </w:p>
+    <w:p>
+      <w:pPr>
+        <w:pStyle w:val="Heading2"/>
+      </w:pPr>
+      <w:r>
+        <w:t xml:space="preserve">14.4 ARAG and the LLM side</w:t>
       </w:r>
     </w:p>
     <w:p>
@@ -16172,7 +16222,7 @@
           <w:b/>
           <w:bCs/>
         </w:rPr>
-        <w:t xml:space="preserve">What is θ and how was it chosen?</w:t>
+        <w:t xml:space="preserve">Explain the four ARAG agents.</w:t>
       </w:r>
     </w:p>
     <w:p>
@@ -16181,17 +16231,7 @@
         <w:ind w:left="360"/>
       </w:pPr>
       <w:r>
-        <w:t xml:space="preserve">The NLI acceptance threshold. Validation NDCG@5 for θ = 4/5/6/7 was 0.4228/</w:t>
-      </w:r>
-      <w:r>
-        <w:rPr>
-          <w:b/>
-          <w:bCs/>
-        </w:rPr>
-        <w:t xml:space="preserve">0.4305</w:t>
-      </w:r>
-      <w:r>
-        <w:t xml:space="preserve">/0.3993/0.3962, so θ* = 5.</w:t>
+        <w:t xml:space="preserve">UUA summarises the user’s interests and intent; NLI scores every candidate 0–10 for compatibility with the history; CSA summarises the candidates that pass θ = 5; IRA ranks all 20 using both summaries. UUA and NLI run in parallel. 7 LLM calls per user.</w:t>
       </w:r>
     </w:p>
     <w:p>
@@ -16212,7 +16252,7 @@
           <w:b/>
           <w:bCs/>
         </w:rPr>
-        <w:t xml:space="preserve">What if the LLM returns invalid output?</w:t>
+        <w:t xml:space="preserve">What is θ and how was it chosen?</w:t>
       </w:r>
     </w:p>
     <w:p>
@@ -16221,7 +16261,17 @@
         <w:ind w:left="360"/>
       </w:pPr>
       <w:r>
-        <w:t xml:space="preserve">Outputs use strict JSON schemas and are validated. One retry with the validation error; then a documented fallback (e.g. neutral NLI score 5). The ranking parser repairs unknown or duplicate IDs. Every fallback and repair is counted, not hidden.</w:t>
+        <w:t xml:space="preserve">The NLI acceptance threshold. Validation NDCG@5 for θ = 4/5/6/7 was 0.4228/</w:t>
+      </w:r>
+      <w:r>
+        <w:rPr>
+          <w:b/>
+          <w:bCs/>
+        </w:rPr>
+        <w:t xml:space="preserve">0.4305</w:t>
+      </w:r>
+      <w:r>
+        <w:t xml:space="preserve">/0.3993/0.3962, so θ* = 5.</w:t>
       </w:r>
     </w:p>
     <w:p>
@@ -16236,6 +16286,36 @@
           <w:color w:val="C00000"/>
         </w:rPr>
         <w:t xml:space="preserve">Q23. </w:t>
+      </w:r>
+      <w:r>
+        <w:rPr>
+          <w:b/>
+          <w:bCs/>
+        </w:rPr>
+        <w:t xml:space="preserve">What if the LLM returns invalid output?</w:t>
+      </w:r>
+    </w:p>
+    <w:p>
+      <w:pPr>
+        <w:spacing w:after="80"/>
+        <w:ind w:left="360"/>
+      </w:pPr>
+      <w:r>
+        <w:t xml:space="preserve">Outputs use strict JSON schemas and are validated. One retry with the validation error; then a documented fallback (e.g. neutral NLI score 5). The ranking parser repairs unknown or duplicate IDs. Every fallback and repair is counted, not hidden.</w:t>
+      </w:r>
+    </w:p>
+    <w:p>
+      <w:pPr>
+        <w:keepNext/>
+        <w:spacing w:before="160" w:after="60"/>
+      </w:pPr>
+      <w:r>
+        <w:rPr>
+          <w:b/>
+          <w:bCs/>
+          <w:color w:val="C00000"/>
+        </w:rPr>
+        <w:t xml:space="preserve">Q24. </w:t>
       </w:r>
       <w:r>
         <w:rPr>
@@ -16277,7 +16357,7 @@
           <w:bCs/>
           <w:color w:val="C00000"/>
         </w:rPr>
-        <w:t xml:space="preserve">Q24. </w:t>
+        <w:t xml:space="preserve">Q25. </w:t>
       </w:r>
       <w:r>
         <w:rPr>
@@ -16317,7 +16397,7 @@
           <w:bCs/>
           <w:color w:val="C00000"/>
         </w:rPr>
-        <w:t xml:space="preserve">Q25. </w:t>
+        <w:t xml:space="preserve">Q26. </w:t>
       </w:r>
       <w:r>
         <w:rPr>
@@ -16355,7 +16435,7 @@
           <w:bCs/>
           <w:color w:val="C00000"/>
         </w:rPr>
-        <w:t xml:space="preserve">Q26. </w:t>
+        <w:t xml:space="preserve">Q27. </w:t>
       </w:r>
       <w:r>
         <w:rPr>
@@ -16385,7 +16465,7 @@
           <w:bCs/>
           <w:color w:val="C00000"/>
         </w:rPr>
-        <w:t xml:space="preserve">Q27. </w:t>
+        <w:t xml:space="preserve">Q28. </w:t>
       </w:r>
       <w:r>
         <w:rPr>
@@ -16415,7 +16495,7 @@
           <w:bCs/>
           <w:color w:val="C00000"/>
         </w:rPr>
-        <w:t xml:space="preserve">Q28. </w:t>
+        <w:t xml:space="preserve">Q29. </w:t>
       </w:r>
       <w:r>
         <w:rPr>
@@ -16445,7 +16525,7 @@
           <w:bCs/>
           <w:color w:val="C00000"/>
         </w:rPr>
-        <w:t xml:space="preserve">Q29. </w:t>
+        <w:t xml:space="preserve">Q30. </w:t>
       </w:r>
       <w:r>
         <w:rPr>
@@ -16475,7 +16555,7 @@
           <w:bCs/>
           <w:color w:val="C00000"/>
         </w:rPr>
-        <w:t xml:space="preserve">Q30. </w:t>
+        <w:t xml:space="preserve">Q31. </w:t>
       </w:r>
       <w:r>
         <w:rPr>
@@ -16491,7 +16571,7 @@
         <w:ind w:left="360"/>
       </w:pPr>
       <w:r>
-        <w:t xml:space="preserve">It lets the model generalise across items: two products with similar descriptions get similar vectors even if they were rarely bought together. With 3–5 purchases per user, this shared content signal fills in what the ID embeddings cannot learn.</w:t>
+        <w:t xml:space="preserve">It lets the model generalise across items: two products with similar descriptions get similar vectors even if they rarely co-occur. With 3–5 interactions per user, this shared content signal fills in what the ID embeddings cannot learn.</w:t>
       </w:r>
     </w:p>
     <w:p>
@@ -16505,7 +16585,7 @@
           <w:bCs/>
           <w:color w:val="C00000"/>
         </w:rPr>
-        <w:t xml:space="preserve">Q31. </w:t>
+        <w:t xml:space="preserve">Q32. </w:t>
       </w:r>
       <w:r>
         <w:rPr>
@@ -16535,7 +16615,7 @@
           <w:bCs/>
           <w:color w:val="C00000"/>
         </w:rPr>
-        <w:t xml:space="preserve">Q32. </w:t>
+        <w:t xml:space="preserve">Q33. </w:t>
       </w:r>
       <w:r>
         <w:rPr>
@@ -16565,7 +16645,7 @@
           <w:bCs/>
           <w:color w:val="C00000"/>
         </w:rPr>
-        <w:t xml:space="preserve">Q33. </w:t>
+        <w:t xml:space="preserve">Q34. </w:t>
       </w:r>
       <w:r>
         <w:rPr>
@@ -16595,7 +16675,7 @@
           <w:bCs/>
           <w:color w:val="C00000"/>
         </w:rPr>
-        <w:t xml:space="preserve">Q34. </w:t>
+        <w:t xml:space="preserve">Q35. </w:t>
       </w:r>
       <w:r>
         <w:rPr>
@@ -16645,7 +16725,7 @@
           <w:bCs/>
           <w:color w:val="C00000"/>
         </w:rPr>
-        <w:t xml:space="preserve">Q35. </w:t>
+        <w:t xml:space="preserve">Q36. </w:t>
       </w:r>
       <w:r>
         <w:rPr>
@@ -16675,7 +16755,7 @@
           <w:bCs/>
           <w:color w:val="C00000"/>
         </w:rPr>
-        <w:t xml:space="preserve">Q36. </w:t>
+        <w:t xml:space="preserve">Q37. </w:t>
       </w:r>
       <w:r>
         <w:rPr>
@@ -16713,7 +16793,7 @@
           <w:bCs/>
           <w:color w:val="C00000"/>
         </w:rPr>
-        <w:t xml:space="preserve">Q37. </w:t>
+        <w:t xml:space="preserve">Q38. </w:t>
       </w:r>
       <w:r>
         <w:rPr>
@@ -16743,7 +16823,7 @@
           <w:bCs/>
           <w:color w:val="C00000"/>
         </w:rPr>
-        <w:t xml:space="preserve">Q38. </w:t>
+        <w:t xml:space="preserve">Q39. </w:t>
       </w:r>
       <w:r>
         <w:rPr>
@@ -16773,7 +16853,7 @@
           <w:bCs/>
           <w:color w:val="C00000"/>
         </w:rPr>
-        <w:t xml:space="preserve">Q39. </w:t>
+        <w:t xml:space="preserve">Q40. </w:t>
       </w:r>
       <w:r>
         <w:rPr>
@@ -16803,7 +16883,7 @@
           <w:bCs/>
           <w:color w:val="C00000"/>
         </w:rPr>
-        <w:t xml:space="preserve">Q40. </w:t>
+        <w:t xml:space="preserve">Q41. </w:t>
       </w:r>
       <w:r>
         <w:rPr>
@@ -16833,7 +16913,7 @@
           <w:bCs/>
           <w:color w:val="C00000"/>
         </w:rPr>
-        <w:t xml:space="preserve">Q41. </w:t>
+        <w:t xml:space="preserve">Q42. </w:t>
       </w:r>
       <w:r>
         <w:rPr>
@@ -16871,7 +16951,7 @@
           <w:bCs/>
           <w:color w:val="C00000"/>
         </w:rPr>
-        <w:t xml:space="preserve">Q42. </w:t>
+        <w:t xml:space="preserve">Q43. </w:t>
       </w:r>
       <w:r>
         <w:rPr>
@@ -16901,7 +16981,7 @@
           <w:bCs/>
           <w:color w:val="C00000"/>
         </w:rPr>
-        <w:t xml:space="preserve">Q43. </w:t>
+        <w:t xml:space="preserve">Q44. </w:t>
       </w:r>
       <w:r>
         <w:rPr>
@@ -16931,7 +17011,7 @@
           <w:bCs/>
           <w:color w:val="C00000"/>
         </w:rPr>
-        <w:t xml:space="preserve">Q44. </w:t>
+        <w:t xml:space="preserve">Q45. </w:t>
       </w:r>
       <w:r>
         <w:rPr>
@@ -16961,7 +17041,7 @@
           <w:bCs/>
           <w:color w:val="C00000"/>
         </w:rPr>
-        <w:t xml:space="preserve">Q45. </w:t>
+        <w:t xml:space="preserve">Q46. </w:t>
       </w:r>
       <w:r>
         <w:rPr>
@@ -16991,7 +17071,7 @@
           <w:bCs/>
           <w:color w:val="C00000"/>
         </w:rPr>
-        <w:t xml:space="preserve">Q46. </w:t>
+        <w:t xml:space="preserve">Q47. </w:t>
       </w:r>
       <w:r>
         <w:rPr>
@@ -17029,7 +17109,7 @@
           <w:bCs/>
           <w:color w:val="C00000"/>
         </w:rPr>
-        <w:t xml:space="preserve">Q47. </w:t>
+        <w:t xml:space="preserve">Q48. </w:t>
       </w:r>
       <w:r>
         <w:rPr>
@@ -17080,7 +17160,7 @@
           <w:bCs/>
           <w:color w:val="C00000"/>
         </w:rPr>
-        <w:t xml:space="preserve">Q48. </w:t>
+        <w:t xml:space="preserve">Q49. </w:t>
       </w:r>
       <w:r>
         <w:rPr>
@@ -17117,7 +17197,7 @@
           <w:bCs/>
           <w:color w:val="C00000"/>
         </w:rPr>
-        <w:t xml:space="preserve">Q49. </w:t>
+        <w:t xml:space="preserve">Q50. </w:t>
       </w:r>
       <w:r>
         <w:rPr>
@@ -17147,7 +17227,7 @@
           <w:bCs/>
           <w:color w:val="C00000"/>
         </w:rPr>
-        <w:t xml:space="preserve">Q50. </w:t>
+        <w:t xml:space="preserve">Q51. </w:t>
       </w:r>
       <w:r>
         <w:rPr>
@@ -17177,7 +17257,7 @@
           <w:bCs/>
           <w:color w:val="C00000"/>
         </w:rPr>
-        <w:t xml:space="preserve">Q51. </w:t>
+        <w:t xml:space="preserve">Q52. </w:t>
       </w:r>
       <w:r>
         <w:rPr>
@@ -17215,7 +17295,7 @@
           <w:bCs/>
           <w:color w:val="C00000"/>
         </w:rPr>
-        <w:t xml:space="preserve">Q52. </w:t>
+        <w:t xml:space="preserve">Q53. </w:t>
       </w:r>
       <w:r>
         <w:rPr>
@@ -17245,7 +17325,7 @@
           <w:bCs/>
           <w:color w:val="C00000"/>
         </w:rPr>
-        <w:t xml:space="preserve">Q53. </w:t>
+        <w:t xml:space="preserve">Q54. </w:t>
       </w:r>
       <w:r>
         <w:rPr>
@@ -17275,7 +17355,7 @@
           <w:bCs/>
           <w:color w:val="C00000"/>
         </w:rPr>
-        <w:t xml:space="preserve">Q54. </w:t>
+        <w:t xml:space="preserve">Q55. </w:t>
       </w:r>
       <w:r>
         <w:rPr>
@@ -17305,7 +17385,7 @@
           <w:bCs/>
           <w:color w:val="C00000"/>
         </w:rPr>
-        <w:t xml:space="preserve">Q55. </w:t>
+        <w:t xml:space="preserve">Q56. </w:t>
       </w:r>
       <w:r>
         <w:rPr>
@@ -17335,7 +17415,7 @@
           <w:bCs/>
           <w:color w:val="C00000"/>
         </w:rPr>
-        <w:t xml:space="preserve">Q56. </w:t>
+        <w:t xml:space="preserve">Q57. </w:t>
       </w:r>
       <w:r>
         <w:rPr>

--- a/docs/PROJECT_GUIDE.docx
+++ b/docs/PROJECT_GUIDE.docx
@@ -629,7 +629,7 @@
         <w:t xml:space="preserve">trained neural network (a GRU)</w:t>
       </w:r>
       <w:r>
-        <w:t xml:space="preserve"> that learns patterns from 625,000 past interactions (reviews). Our original question was: </w:t>
+        <w:t xml:space="preserve"> that learns patterns from 625,000 past interactions (reviews). Our question was: </w:t>
       </w:r>
       <w:r>
         <w:rPr>
@@ -638,28 +638,50 @@
         </w:rPr>
         <w:t xml:space="preserve">does adding the trained GRU to the LLM system make it better?</w:t>
       </w:r>
-      <w:r>
-        <w:t xml:space="preserve"> The answer was </w:t>
-      </w:r>
-      <w:r>
-        <w:rPr>
-          <w:b/>
-          <w:bCs/>
-        </w:rPr>
-        <w:t xml:space="preserve">no</w:t>
-      </w:r>
-      <w:r>
-        <w:t xml:space="preserve"> — the LLM system was clearly better on its own. We then discovered </w:t>
-      </w:r>
-      <w:r>
-        <w:rPr>
-          <w:b/>
-          <w:bCs/>
-        </w:rPr>
-        <w:t xml:space="preserve">why</w:t>
-      </w:r>
-      <w:r>
-        <w:t xml:space="preserve">: people in this dataset have very short histories (typically only 4–5 reviewed items), so a network that only sees product ID numbers has almost nothing to learn from. We fixed this by letting the GRU also read the product descriptions (through text embeddings). This </w:t>
+    </w:p>
+    <w:p>
+      <w:pPr>
+        <w:spacing w:after="120"/>
+      </w:pPr>
+      <w:r>
+        <w:rPr>
+          <w:b/>
+          <w:bCs/>
+        </w:rPr>
+        <w:t xml:space="preserve">Yes — once the GRU is trained properly.</w:t>
+      </w:r>
+      <w:r>
+        <w:t xml:space="preserve"> Our first GRU looked weak (0.279 NDCG@5) and we blamed short user histories. Later, while adding a second neural baseline (SASRec), we found the real cause: a </w:t>
+      </w:r>
+      <w:r>
+        <w:rPr>
+          <w:b/>
+          <w:bCs/>
+        </w:rPr>
+        <w:t xml:space="preserve">weight-initialisation bug</w:t>
+      </w:r>
+      <w:r>
+        <w:t xml:space="preserve"> that stopped the GRU from learning. After the fix the plain GRU scores </w:t>
+      </w:r>
+      <w:r>
+        <w:rPr>
+          <w:b/>
+          <w:bCs/>
+        </w:rPr>
+        <w:t xml:space="preserve">0.505</w:t>
+      </w:r>
+      <w:r>
+        <w:t xml:space="preserve"> on all 94,762 users — better than ARAG (0.424 on its 100 users). Adding the GRU to ARAG now </w:t>
+      </w:r>
+      <w:r>
+        <w:rPr>
+          <w:b/>
+          <w:bCs/>
+        </w:rPr>
+        <w:t xml:space="preserve">significantly improves ARAG</w:t>
+      </w:r>
+      <w:r>
+        <w:t xml:space="preserve"> (+0.098), but the blend is only as good as the GRU alone. Our </w:t>
       </w:r>
       <w:r>
         <w:rPr>
@@ -669,17 +691,17 @@
         <w:t xml:space="preserve">text-aware GRU</w:t>
       </w:r>
       <w:r>
-        <w:t xml:space="preserve"> jumped from 0.279 to 0.461 on our main metric and </w:t>
-      </w:r>
-      <w:r>
-        <w:rPr>
-          <w:b/>
-          <w:bCs/>
-        </w:rPr>
-        <w:t xml:space="preserve">matched or beat the expensive LLM system — at zero API cost</w:t>
-      </w:r>
-      <w:r>
-        <w:t xml:space="preserve">.</w:t>
+        <w:t xml:space="preserve"> (the GRU also reads product descriptions) is the best single model (</w:t>
+      </w:r>
+      <w:r>
+        <w:rPr>
+          <w:b/>
+          <w:bCs/>
+        </w:rPr>
+        <w:t xml:space="preserve">0.530</w:t>
+      </w:r>
+      <w:r>
+        <w:t xml:space="preserve">), and a standard Transformer recommender (SASRec, 0.508) confirms the trained-model numbers. ARAG still clearly beats the paper’s own LLM baselines, explains every recommendation in words and has far less popularity bias — but on pure ranking accuracy, cheap trained models win on this data.</w:t>
       </w:r>
     </w:p>
     <w:p>
@@ -832,14 +854,14 @@
                 <w:sz w:val="19"/>
                 <w:szCs w:val="19"/>
               </w:rPr>
-              <w:t xml:space="preserve">no</w:t>
-            </w:r>
-            <w:r>
-              <w:rPr>
-                <w:sz w:val="19"/>
-                <w:szCs w:val="19"/>
-              </w:rPr>
-              <w:t xml:space="preserve"> (−0.013, not significant). H2 </w:t>
+              <w:t xml:space="preserve">yes</w:t>
+            </w:r>
+            <w:r>
+              <w:rPr>
+                <w:sz w:val="19"/>
+                <w:szCs w:val="19"/>
+              </w:rPr>
+              <w:t xml:space="preserve"> (+0.098, significant). H2 </w:t>
             </w:r>
             <w:r>
               <w:rPr>
@@ -848,14 +870,14 @@
                 <w:sz w:val="19"/>
                 <w:szCs w:val="19"/>
               </w:rPr>
-              <w:t xml:space="preserve">yes</w:t>
-            </w:r>
-            <w:r>
-              <w:rPr>
-                <w:sz w:val="19"/>
-                <w:szCs w:val="19"/>
-              </w:rPr>
-              <w:t xml:space="preserve"> (+0.174, significant).</w:t>
+              <w:t xml:space="preserve">no</w:t>
+            </w:r>
+            <w:r>
+              <w:rPr>
+                <w:sz w:val="19"/>
+                <w:szCs w:val="19"/>
+              </w:rPr>
+              <w:t xml:space="preserve"> (+0.004, not significant): the blend is no better than the GRU alone.</w:t>
             </w:r>
           </w:p>
         </w:tc>
@@ -921,7 +943,7 @@
                 <w:sz w:val="19"/>
                 <w:szCs w:val="19"/>
               </w:rPr>
-              <w:t xml:space="preserve"> ARAG beats the paper’s simpler LLM baselines, and removing its NLI+CSA agents significantly hurts.</w:t>
+              <w:t xml:space="preserve"> ARAG beats the paper’s simpler LLM baselines, and removing its NLI+CSA agents significantly hurts. But the paper never compared against trained sequence models, and those beat ARAG here.</w:t>
             </w:r>
           </w:p>
         </w:tc>
@@ -952,7 +974,7 @@
                 <w:sz w:val="19"/>
                 <w:szCs w:val="19"/>
               </w:rPr>
-              <w:t xml:space="preserve">RQ3: Why did the GRU fail, and can we fix it without spending on the LLM?</w:t>
+              <w:t xml:space="preserve">RQ3: How good can trained models get without spending on the LLM?</w:t>
             </w:r>
           </w:p>
         </w:tc>
@@ -978,7 +1000,7 @@
                 <w:sz w:val="19"/>
                 <w:szCs w:val="19"/>
               </w:rPr>
-              <w:t xml:space="preserve">Short histories. Adding item text to the GRU lifts it </w:t>
+              <w:t xml:space="preserve">Very good: GRU </w:t>
             </w:r>
             <w:r>
               <w:rPr>
@@ -987,14 +1009,14 @@
                 <w:sz w:val="19"/>
                 <w:szCs w:val="19"/>
               </w:rPr>
-              <w:t xml:space="preserve">0.279 → 0.461</w:t>
-            </w:r>
-            <w:r>
-              <w:rPr>
-                <w:sz w:val="19"/>
-                <w:szCs w:val="19"/>
-              </w:rPr>
-              <w:t xml:space="preserve"> NDCG@5, at </w:t>
+              <w:t xml:space="preserve">0.505</w:t>
+            </w:r>
+            <w:r>
+              <w:rPr>
+                <w:sz w:val="19"/>
+                <w:szCs w:val="19"/>
+              </w:rPr>
+              <w:t xml:space="preserve">, SASRec </w:t>
             </w:r>
             <w:r>
               <w:rPr>
@@ -1003,6 +1025,38 @@
                 <w:sz w:val="19"/>
                 <w:szCs w:val="19"/>
               </w:rPr>
+              <w:t xml:space="preserve">0.508</w:t>
+            </w:r>
+            <w:r>
+              <w:rPr>
+                <w:sz w:val="19"/>
+                <w:szCs w:val="19"/>
+              </w:rPr>
+              <w:t xml:space="preserve">, text-aware GRU </w:t>
+            </w:r>
+            <w:r>
+              <w:rPr>
+                <w:b/>
+                <w:bCs/>
+                <w:sz w:val="19"/>
+                <w:szCs w:val="19"/>
+              </w:rPr>
+              <w:t xml:space="preserve">0.530</w:t>
+            </w:r>
+            <w:r>
+              <w:rPr>
+                <w:sz w:val="19"/>
+                <w:szCs w:val="19"/>
+              </w:rPr>
+              <w:t xml:space="preserve"> NDCG@5 on all users, at </w:t>
+            </w:r>
+            <w:r>
+              <w:rPr>
+                <w:b/>
+                <w:bCs/>
+                <w:sz w:val="19"/>
+                <w:szCs w:val="19"/>
+              </w:rPr>
               <w:t xml:space="preserve">$0</w:t>
             </w:r>
             <w:r>
@@ -1010,7 +1064,7 @@
                 <w:sz w:val="19"/>
                 <w:szCs w:val="19"/>
               </w:rPr>
-              <w:t xml:space="preserve">.</w:t>
+              <w:t xml:space="preserve"> per request.</w:t>
             </w:r>
           </w:p>
         </w:tc>
@@ -1083,10 +1137,10 @@
           <w:b/>
           <w:bCs/>
         </w:rPr>
-        <w:t xml:space="preserve">The plain GRU was weak</w:t>
-      </w:r>
-      <w:r>
-        <w:t xml:space="preserve"> (0.279) because histories are short; adding it to ARAG did not help.</w:t>
+        <w:t xml:space="preserve">Properly trained sequence models are stronger</w:t>
+      </w:r>
+      <w:r>
+        <w:t xml:space="preserve">: GRU 0.520, SASRec 0.536, text-GRU 0.501 on the same 100 users; ARAG vs SASRec is a significant −0.112.</w:t>
       </w:r>
     </w:p>
     <w:p>
@@ -1103,10 +1157,10 @@
           <w:b/>
           <w:bCs/>
         </w:rPr>
-        <w:t xml:space="preserve">The text-aware GRU fixes it</w:t>
-      </w:r>
-      <w:r>
-        <w:t xml:space="preserve"> (0.461 on all 94,762 users) and is at least as good as ARAG, for free.</w:t>
+        <w:t xml:space="preserve">Fusion helps ARAG</w:t>
+      </w:r>
+      <w:r>
+        <w:t xml:space="preserve"> (+0.098, significant) — the LLM and the GRU make different mistakes — but does not beat the GRU alone.</w:t>
       </w:r>
     </w:p>
     <w:p>
@@ -1123,10 +1177,31 @@
           <w:b/>
           <w:bCs/>
         </w:rPr>
-        <w:t xml:space="preserve">We caught and corrected our own mistake</w:t>
-      </w:r>
-      <w:r>
-        <w:t xml:space="preserve">: an early version of the candidate lists was unfair and gave a false positive result. We documented it openly (Section 12).</w:t>
+        <w:t xml:space="preserve">We caught and fixed two of our own mistakes</w:t>
+      </w:r>
+      <w:r>
+        <w:t xml:space="preserve"> — unfair candidate lists, then a GRU initialisation bug — and documented both openly (Section 12).</w:t>
+      </w:r>
+    </w:p>
+    <w:p>
+      <w:pPr>
+        <w:pBdr>
+          <w:left w:val="single" w:color="2E75B6" w:sz="18" w:space="8"/>
+        </w:pBdr>
+        <w:shd w:fill="EAF2FB" w:color="auto" w:val="clear"/>
+        <w:spacing w:before="120" w:after="160"/>
+        <w:ind w:left="200" w:right="200"/>
+      </w:pPr>
+      <w:r>
+        <w:rPr>
+          <w:b/>
+          <w:bCs/>
+          <w:color w:val="2E75B6"/>
+        </w:rPr>
+        <w:t xml:space="preserve">How to say it in the viva.  </w:t>
+      </w:r>
+      <w:r>
+        <w:t xml:space="preserve">“The paper’s claim holds — ARAG beats the LLM baselines it was compared with. What the paper did not test is a properly trained sequence model; on our data those are more accurate and essentially free, while ARAG’s strengths are explanations, natural-language search and lower popularity bias.”</w:t>
       </w:r>
     </w:p>
     <w:p>
@@ -1596,6 +1671,49 @@
       </w:r>
       <w:r>
         <w:t xml:space="preserve"> (scoring candidates). This halves the parameters and means an item’s “meaning” is consistent in both roles.</w:t>
+      </w:r>
+    </w:p>
+    <w:p>
+      <w:pPr>
+        <w:spacing w:after="120"/>
+      </w:pPr>
+      <w:r>
+        <w:rPr>
+          <w:b/>
+          <w:bCs/>
+        </w:rPr>
+        <w:t xml:space="preserve">Why initialisation matters with weight tying.</w:t>
+      </w:r>
+      <w:r>
+        <w:t xml:space="preserve"> PyTorch’s default embedding initialisation draws every number from N(0, 1). With 64 numbers per item, a dot product between two such vectors is around ±8, so at the start the softmax over 25,527 items is extremely peaked and almost random — the starting loss is about 30 instead of the ideal ≈ ln(25,527) ≈ 10. The gradients are then dominated by fixing this bad start and the model gets stuck. Starting the embeddings small, N(0, 0.02) as in SASRec and BERT, gives a near-uniform softmax and normal training. </w:t>
+      </w:r>
+      <w:r>
+        <w:rPr>
+          <w:b/>
+          <w:bCs/>
+        </w:rPr>
+        <w:t xml:space="preserve">This was our GRU bug (Section 12.3).</w:t>
+      </w:r>
+    </w:p>
+    <w:p>
+      <w:pPr>
+        <w:pBdr>
+          <w:left w:val="single" w:color="2E75B6" w:sz="18" w:space="8"/>
+        </w:pBdr>
+        <w:shd w:fill="EAF2FB" w:color="auto" w:val="clear"/>
+        <w:spacing w:before="120" w:after="160"/>
+        <w:ind w:left="200" w:right="200"/>
+      </w:pPr>
+      <w:r>
+        <w:rPr>
+          <w:b/>
+          <w:bCs/>
+          <w:color w:val="2E75B6"/>
+        </w:rPr>
+        <w:t xml:space="preserve">How to say it in the viva.  </w:t>
+      </w:r>
+      <w:r>
+        <w:t xml:space="preserve">“With tied embeddings the initial logits are a dot product of two random embeddings; with standard-normal init they are huge, the softmax saturates and training stalls. Small init fixed it: validation NDCG@5 went from 0.29 to 0.53.”</w:t>
       </w:r>
     </w:p>
     <w:p>
@@ -2672,7 +2790,25 @@
         <w:t xml:space="preserve">Example.  </w:t>
       </w:r>
       <w:r>
-        <w:t xml:space="preserve">H1: ARAG+GRU − ARAG = −0.013, CI [−0.032, +0.005]. The CI includes 0 → not significant. H2: ARAG+GRU − GRU = +0.174, CI [+0.069, +0.278]. The CI is entirely above 0 → significant.</w:t>
+        <w:t xml:space="preserve">H1: ARAG+GRU − ARAG = +0.098, CI [+0.013, +0.182]. The CI is entirely above 0 → significant. H2: ARAG+GRU − GRU = +0.004, CI [−0.038, +0.045]. The CI includes 0 → not significant.</w:t>
+      </w:r>
+    </w:p>
+    <w:p>
+      <w:pPr>
+        <w:spacing w:after="120"/>
+      </w:pPr>
+      <w:r>
+        <w:t xml:space="preserve">For the </w:t>
+      </w:r>
+      <w:r>
+        <w:rPr>
+          <w:b/>
+          <w:bCs/>
+        </w:rPr>
+        <w:t xml:space="preserve">94,762-user</w:t>
+      </w:r>
+      <w:r>
+        <w:t xml:space="preserve"> comparisons we use an exact shortcut: a user’s NDCG difference can only take a few dozen values (the target is at rank 1…20), so drawing a bootstrap sample is the same as drawing how many users get each value (a multinomial draw). Same answer as resampling users, but fast. (An earlier version bootstrapped a random 20,000-user subset, which made those intervals about twice too wide and slightly off-centre; fixed — no 100-user number changed.)</w:t>
       </w:r>
     </w:p>
     <w:p>
@@ -3463,7 +3599,7 @@
           <wp:inline distT="0" distB="0" distL="0" distR="0">
             <wp:extent cx="5120640" cy="2734679"/>
             <wp:effectExtent t="0" r="0" b="0" l="0"/>
-            <wp:docPr id="1" name="fig08_history_lengths.png" descr="Figure 1 — Training history length per user. The median user has only four training interactions, which is why an ID-only GRU struggles." title="Figure 1 — Training history length per user. The median user has only four training interactions, which is why an ID-only GRU struggles."/>
+            <wp:docPr id="1" name="fig08_history_lengths.png" descr="Figure 1 — Training history length per user. The median user has only four training interactions. This is normal for Amazon data — and, as Section 10.5 shows, the trained models do just as well for these short-history users." title="Figure 1 — Training history length per user. The median user has only four training interactions. This is normal for Amazon data — and, as Section 10.5 shows, the trained models do just as well for these short-history users."/>
             <wp:cNvGraphicFramePr>
               <a:graphicFrameLocks xmlns:a="http://schemas.openxmlformats.org/drawingml/2006/main" noChangeAspect="1"/>
             </wp:cNvGraphicFramePr>
@@ -3512,7 +3648,7 @@
           <w:sz w:val="19"/>
           <w:szCs w:val="19"/>
         </w:rPr>
-        <w:t xml:space="preserve">Figure 1 — Training history length per user. The median user has only four training interactions, which is why an ID-only GRU struggles.</w:t>
+        <w:t xml:space="preserve">Figure 1 — Training history length per user. The median user has only four training interactions. This is normal for Amazon data — and, as Section 10.5 shows, the trained models do just as well for these short-history users.</w:t>
       </w:r>
     </w:p>
     <w:p>
@@ -4596,7 +4732,7 @@
         <w:pStyle w:val="Heading2"/>
       </w:pPr>
       <w:r>
-        <w:t xml:space="preserve">6.3 The ID-only GRU (original trained model)</w:t>
+        <w:t xml:space="preserve">6.3 The ID-only GRU (the trained model)</w:t>
       </w:r>
     </w:p>
     <w:tbl>
@@ -4732,7 +4868,7 @@
                 <w:sz w:val="19"/>
                 <w:szCs w:val="19"/>
               </w:rPr>
-              <w:t xml:space="preserve">item embedding (64) → dropout → GRU (hidden 128) → dropout → linear projection (128→64)</w:t>
+              <w:t xml:space="preserve">item embedding (64) → dropout → GRU (hidden 64) → dropout → linear projection (64→64)</w:t>
             </w:r>
           </w:p>
         </w:tc>
@@ -4763,7 +4899,7 @@
                 <w:sz w:val="19"/>
                 <w:szCs w:val="19"/>
               </w:rPr>
-              <w:t xml:space="preserve">Scoring</w:t>
+              <w:t xml:space="preserve">Initialisation</w:t>
             </w:r>
           </w:p>
         </w:tc>
@@ -4789,7 +4925,7 @@
                 <w:sz w:val="19"/>
                 <w:szCs w:val="19"/>
               </w:rPr>
-              <w:t xml:space="preserve">user vector · item embedding (tied input/output embeddings)</w:t>
+              <w:t xml:space="preserve">item embeddings N(0, 0.02), padding row zero (the fix — see 3.6 and 12.3)</w:t>
             </w:r>
           </w:p>
         </w:tc>
@@ -4820,7 +4956,7 @@
                 <w:sz w:val="19"/>
                 <w:szCs w:val="19"/>
               </w:rPr>
-              <w:t xml:space="preserve">Vocabulary</w:t>
+              <w:t xml:space="preserve">Scoring</w:t>
             </w:r>
           </w:p>
         </w:tc>
@@ -4846,7 +4982,7 @@
                 <w:sz w:val="19"/>
                 <w:szCs w:val="19"/>
               </w:rPr>
-              <w:t xml:space="preserve">25,527 items + padding (0) + out-of-vocabulary (1)</w:t>
+              <w:t xml:space="preserve">user vector · item embedding (tied input/output embeddings)</w:t>
             </w:r>
           </w:p>
         </w:tc>
@@ -4877,7 +5013,7 @@
                 <w:sz w:val="19"/>
                 <w:szCs w:val="19"/>
               </w:rPr>
-              <w:t xml:space="preserve">Parameters</w:t>
+              <w:t xml:space="preserve">Vocabulary</w:t>
             </w:r>
           </w:p>
         </w:tc>
@@ -4903,7 +5039,7 @@
                 <w:sz w:val="19"/>
                 <w:szCs w:val="19"/>
               </w:rPr>
-              <w:t xml:space="preserve">≈ 1.72 M (1.63 M of them are the item embeddings)</w:t>
+              <w:t xml:space="preserve">25,527 items + padding (0) + out-of-vocabulary (1)</w:t>
             </w:r>
           </w:p>
         </w:tc>
@@ -4934,7 +5070,7 @@
                 <w:sz w:val="19"/>
                 <w:szCs w:val="19"/>
               </w:rPr>
-              <w:t xml:space="preserve">Training</w:t>
+              <w:t xml:space="preserve">Parameters</w:t>
             </w:r>
           </w:p>
         </w:tc>
@@ -4960,7 +5096,7 @@
                 <w:sz w:val="19"/>
                 <w:szCs w:val="19"/>
               </w:rPr>
-              <w:t xml:space="preserve">last 50 train items per user; next-item at every position; full softmax; Adam lr 1e-3; batch 256</w:t>
+              <w:t xml:space="preserve">≈ 1.66 M (1.63 M of them are the item embeddings)</w:t>
             </w:r>
           </w:p>
         </w:tc>
@@ -4991,7 +5127,7 @@
                 <w:sz w:val="19"/>
                 <w:szCs w:val="19"/>
               </w:rPr>
-              <w:t xml:space="preserve">Model selection</w:t>
+              <w:t xml:space="preserve">Training</w:t>
             </w:r>
           </w:p>
         </w:tc>
@@ -5017,7 +5153,7 @@
                 <w:sz w:val="19"/>
                 <w:szCs w:val="19"/>
               </w:rPr>
-              <w:t xml:space="preserve">grid hidden {64,128} × dropout {0.2,0.5} → best 128/0.2; ≤12 epochs, early stopping (patience 3) on validation NDCG@5 over all 94,762 users; 3 seeds</w:t>
+              <w:t xml:space="preserve">last 50 train items per user; next-item at every position; full softmax; Adam lr 1e-3; batch 256</w:t>
             </w:r>
           </w:p>
         </w:tc>
@@ -5048,6 +5184,63 @@
                 <w:sz w:val="19"/>
                 <w:szCs w:val="19"/>
               </w:rPr>
+              <w:t xml:space="preserve">Model selection</w:t>
+            </w:r>
+          </w:p>
+        </w:tc>
+        <w:tc>
+          <w:tcPr>
+            <w:tcW w:type="dxa" w:w="6826"/>
+            <w:tcBorders>
+              <w:top w:val="single" w:color="BFBFBF" w:sz="4"/>
+              <w:left w:val="single" w:color="BFBFBF" w:sz="4"/>
+              <w:bottom w:val="single" w:color="BFBFBF" w:sz="4"/>
+              <w:right w:val="single" w:color="BFBFBF" w:sz="4"/>
+            </w:tcBorders>
+            <w:tcMar>
+              <w:top w:type="dxa" w:w="60"/>
+              <w:left w:type="dxa" w:w="100"/>
+              <w:bottom w:type="dxa" w:w="60"/>
+              <w:right w:type="dxa" w:w="100"/>
+            </w:tcMar>
+          </w:tcPr>
+          <w:p>
+            <w:r>
+              <w:rPr>
+                <w:sz w:val="19"/>
+                <w:szCs w:val="19"/>
+              </w:rPr>
+              <w:t xml:space="preserve">grid hidden {64,128} × dropout {0.2,0.5} → best 64/0.2 (val 0.531); ≤30 epochs, early stopping (patience 3) on validation NDCG@5 over all 94,762 users; 3 seeds</w:t>
+            </w:r>
+          </w:p>
+        </w:tc>
+      </w:tr>
+      <w:tr>
+        <w:trPr>
+          <w:tblHeader w:val="false"/>
+        </w:trPr>
+        <w:tc>
+          <w:tcPr>
+            <w:tcW w:type="dxa" w:w="2200"/>
+            <w:tcBorders>
+              <w:top w:val="single" w:color="BFBFBF" w:sz="4"/>
+              <w:left w:val="single" w:color="BFBFBF" w:sz="4"/>
+              <w:bottom w:val="single" w:color="BFBFBF" w:sz="4"/>
+              <w:right w:val="single" w:color="BFBFBF" w:sz="4"/>
+            </w:tcBorders>
+            <w:tcMar>
+              <w:top w:type="dxa" w:w="60"/>
+              <w:left w:type="dxa" w:w="100"/>
+              <w:bottom w:type="dxa" w:w="60"/>
+              <w:right w:type="dxa" w:w="100"/>
+            </w:tcMar>
+          </w:tcPr>
+          <w:p>
+            <w:r>
+              <w:rPr>
+                <w:sz w:val="19"/>
+                <w:szCs w:val="19"/>
+              </w:rPr>
               <w:t xml:space="preserve">Result</w:t>
             </w:r>
           </w:p>
@@ -5083,14 +5276,14 @@
                 <w:sz w:val="19"/>
                 <w:szCs w:val="19"/>
               </w:rPr>
-              <w:t xml:space="preserve">0.279 ± 0.006</w:t>
-            </w:r>
-            <w:r>
-              <w:rPr>
-                <w:sz w:val="19"/>
-                <w:szCs w:val="19"/>
-              </w:rPr>
-              <w:t xml:space="preserve"> (all users, 3 seeds)</w:t>
+              <w:t xml:space="preserve">0.505 ± 0.001</w:t>
+            </w:r>
+            <w:r>
+              <w:rPr>
+                <w:sz w:val="19"/>
+                <w:szCs w:val="19"/>
+              </w:rPr>
+              <w:t xml:space="preserve"> (all users, 3 seeds); before the fix it was 0.279</w:t>
             </w:r>
           </w:p>
         </w:tc>
@@ -5100,6 +5293,14 @@
       <w:pPr>
         <w:spacing w:after="120"/>
       </w:pPr>
+    </w:p>
+    <w:p>
+      <w:pPr>
+        <w:spacing w:after="120"/>
+      </w:pPr>
+      <w:r>
+        <w:t xml:space="preserve">Training the grid + 3 seeds took about 2 h 25 min on a laptop CPU. The validation score was still creeping up at epoch 30 (0.528 → 0.529), so the GRU is, if anything, slightly under-trained.</w:t>
+      </w:r>
     </w:p>
     <w:p>
       <w:pPr>
@@ -5161,7 +5362,7 @@
         <w:spacing w:after="60"/>
       </w:pPr>
       <w:r>
-        <w:t xml:space="preserve">Same architecture, same hidden size, same dropout, same 12-epoch budget, same 3 seeds → a fair comparison.</w:t>
+        <w:t xml:space="preserve">Same training code, optimiser, early-stopping rule, epoch budget and 3 seeds as the ID-only GRU; hidden size 128 / dropout 0.2 (the ID-only GRU’s best setting from the first run, kept fixed to avoid another grid).</w:t>
       </w:r>
     </w:p>
     <w:p>
@@ -5187,7 +5388,7 @@
         <w:spacing w:after="60"/>
       </w:pPr>
       <w:r>
-        <w:t xml:space="preserve">Text exists for 25,526 of 25,527 vocabulary items. Extra parameters: only W = 24,576.</w:t>
+        <w:t xml:space="preserve">Text exists for 25,526 of 25,527 vocabulary items. Extra parameters for the text projection: only W = 24,576 (total ≈ 1.74 M).</w:t>
       </w:r>
     </w:p>
     <w:p>
@@ -5200,7 +5401,7 @@
         <w:spacing w:after="60"/>
       </w:pPr>
       <w:r>
-        <w:t xml:space="preserve">Training: ~25 s per epoch, ~5 min per seed on a laptop CPU. Validation NDCG@5: 0.476 / 0.473 / 0.477 (vs 0.293 for the ID-only GRU).</w:t>
+        <w:t xml:space="preserve">Training: ~40 s per epoch, ~8–9 min per seed on a laptop CPU; early stopping after ~13 epochs. Validation NDCG@5: 0.550 / 0.547 / 0.547.</w:t>
       </w:r>
     </w:p>
     <w:p>
@@ -5220,10 +5421,20 @@
           <w:b/>
           <w:bCs/>
         </w:rPr>
-        <w:t xml:space="preserve">0.461 ± 0.002</w:t>
-      </w:r>
-      <w:r>
-        <w:t xml:space="preserve"> on all 94,762 users.</w:t>
+        <w:t xml:space="preserve">0.530 ± 0.001</w:t>
+      </w:r>
+      <w:r>
+        <w:t xml:space="preserve"> on all 94,762 users — </w:t>
+      </w:r>
+      <w:r>
+        <w:rPr>
+          <w:b/>
+          <w:bCs/>
+        </w:rPr>
+        <w:t xml:space="preserve">+0.026</w:t>
+      </w:r>
+      <w:r>
+        <w:t xml:space="preserve"> over the ID-only GRU (CI [+0.024, +0.027]), in every history-length group.</w:t>
       </w:r>
     </w:p>
     <w:p>
@@ -5234,9 +5445,9 @@
       <w:r>
         <w:drawing>
           <wp:inline distT="0" distB="0" distL="0" distR="0">
-            <wp:extent cx="5120640" cy="2734679"/>
+            <wp:extent cx="5120640" cy="2684957"/>
             <wp:effectExtent t="0" r="0" b="0" l="0"/>
-            <wp:docPr id="1" name="fig11_text_gru_training.png" descr="Figure 2 — Text-aware GRU validation score per epoch. It passes the ID-only GRU’s best by epoch 3 and is still rising at the 12-epoch cap." title="Figure 2 — Text-aware GRU validation score per epoch. It passes the ID-only GRU’s best by epoch 3 and is still rising at the 12-epoch cap."/>
+            <wp:docPr id="1" name="fig11_text_gru_training.png" descr="Figure 2 — Validation score per epoch. The text-aware GRU learns much faster (0.53 by epoch 4) and ends higher; the fixed ID-only GRU climbs steadily to 0.53 by epoch 30. The grey line is the old, broken ID-only GRU." title="Figure 2 — Validation score per epoch. The text-aware GRU learns much faster (0.53 by epoch 4) and ends higher; the fixed ID-only GRU climbs steadily to 0.53 by epoch 30. The grey line is the old, broken ID-only GRU."/>
             <wp:cNvGraphicFramePr>
               <a:graphicFrameLocks xmlns:a="http://schemas.openxmlformats.org/drawingml/2006/main" noChangeAspect="1"/>
             </wp:cNvGraphicFramePr>
@@ -5259,7 +5470,7 @@
                   <pic:spPr bwMode="auto">
                     <a:xfrm>
                       <a:off x="0" y="0"/>
-                      <a:ext cx="5120640" cy="2734679"/>
+                      <a:ext cx="5120640" cy="2684957"/>
                     </a:xfrm>
                     <a:prstGeom prst="rect">
                       <a:avLst/>
@@ -5285,7 +5496,28 @@
           <w:sz w:val="19"/>
           <w:szCs w:val="19"/>
         </w:rPr>
-        <w:t xml:space="preserve">Figure 2 — Text-aware GRU validation score per epoch. It passes the ID-only GRU’s best by epoch 3 and is still rising at the 12-epoch cap.</w:t>
+        <w:t xml:space="preserve">Figure 2 — Validation score per epoch. The text-aware GRU learns much faster (0.53 by epoch 4) and ends higher; the fixed ID-only GRU climbs steadily to 0.53 by epoch 30. The grey line is the old, broken ID-only GRU.</w:t>
+      </w:r>
+    </w:p>
+    <w:p>
+      <w:pPr>
+        <w:pBdr>
+          <w:left w:val="single" w:color="2E75B6" w:sz="18" w:space="8"/>
+        </w:pBdr>
+        <w:shd w:fill="EAF2FB" w:color="auto" w:val="clear"/>
+        <w:spacing w:before="120" w:after="160"/>
+        <w:ind w:left="200" w:right="200"/>
+      </w:pPr>
+      <w:r>
+        <w:rPr>
+          <w:b/>
+          <w:bCs/>
+          <w:color w:val="2E75B6"/>
+        </w:rPr>
+        <w:t xml:space="preserve">How to say it in the viva.  </w:t>
+      </w:r>
+      <w:r>
+        <w:t xml:space="preserve">“Text mainly helps the model learn faster and generalise to rarely-seen items; once the ID-only GRU is trained properly the gap is +0.026, smaller than we first thought, but significant on 94,762 users.”</w:t>
       </w:r>
     </w:p>
     <w:p>
@@ -5293,7 +5525,567 @@
         <w:pStyle w:val="Heading2"/>
       </w:pPr>
       <w:r>
-        <w:t xml:space="preserve">6.5 Non-learned baselines</w:t>
+        <w:t xml:space="preserve">6.5 SASRec — a Transformer baseline (added later)</w:t>
+      </w:r>
+    </w:p>
+    <w:p>
+      <w:pPr>
+        <w:spacing w:after="120"/>
+      </w:pPr>
+      <w:r>
+        <w:rPr>
+          <w:b/>
+          <w:bCs/>
+        </w:rPr>
+        <w:t xml:space="preserve">SASRec</w:t>
+      </w:r>
+      <w:r>
+        <w:t xml:space="preserve"> (Kang &amp; McAuley, 2018) is the standard Transformer model for sequential recommendation. Instead of a GRU reading items one by one, </w:t>
+      </w:r>
+      <w:r>
+        <w:rPr>
+          <w:b/>
+          <w:bCs/>
+        </w:rPr>
+        <w:t xml:space="preserve">self-attention</w:t>
+      </w:r>
+      <w:r>
+        <w:t xml:space="preserve"> lets each position look at all earlier items at once and decide which ones matter. We added it as an independent check on the GRU: if two different architectures give similar numbers, the numbers are trustworthy.</w:t>
+      </w:r>
+    </w:p>
+    <w:tbl>
+      <w:tblPr>
+        <w:tblW w:type="dxa" w:w="9026"/>
+        <w:tblBorders>
+          <w:top w:val="single" w:color="auto" w:sz="4"/>
+          <w:left w:val="single" w:color="auto" w:sz="4"/>
+          <w:bottom w:val="single" w:color="auto" w:sz="4"/>
+          <w:right w:val="single" w:color="auto" w:sz="4"/>
+          <w:insideH w:val="single" w:color="auto" w:sz="4"/>
+          <w:insideV w:val="single" w:color="auto" w:sz="4"/>
+        </w:tblBorders>
+      </w:tblPr>
+      <w:tblGrid>
+        <w:gridCol w:w="2200"/>
+        <w:gridCol w:w="6826"/>
+      </w:tblGrid>
+      <w:tr>
+        <w:trPr>
+          <w:tblHeader/>
+        </w:trPr>
+        <w:tc>
+          <w:tcPr>
+            <w:tcW w:type="dxa" w:w="2200"/>
+            <w:tcBorders>
+              <w:top w:val="single" w:color="BFBFBF" w:sz="4"/>
+              <w:left w:val="single" w:color="BFBFBF" w:sz="4"/>
+              <w:bottom w:val="single" w:color="BFBFBF" w:sz="4"/>
+              <w:right w:val="single" w:color="BFBFBF" w:sz="4"/>
+            </w:tcBorders>
+            <w:shd w:fill="1F4E79" w:color="auto" w:val="clear"/>
+            <w:tcMar>
+              <w:top w:type="dxa" w:w="60"/>
+              <w:left w:type="dxa" w:w="100"/>
+              <w:bottom w:type="dxa" w:w="60"/>
+              <w:right w:type="dxa" w:w="100"/>
+            </w:tcMar>
+          </w:tcPr>
+          <w:p>
+            <w:r>
+              <w:rPr>
+                <w:b/>
+                <w:bCs/>
+                <w:color w:val="FFFFFF"/>
+                <w:sz w:val="19"/>
+                <w:szCs w:val="19"/>
+              </w:rPr>
+              <w:t xml:space="preserve">Setting</w:t>
+            </w:r>
+          </w:p>
+        </w:tc>
+        <w:tc>
+          <w:tcPr>
+            <w:tcW w:type="dxa" w:w="6826"/>
+            <w:tcBorders>
+              <w:top w:val="single" w:color="BFBFBF" w:sz="4"/>
+              <w:left w:val="single" w:color="BFBFBF" w:sz="4"/>
+              <w:bottom w:val="single" w:color="BFBFBF" w:sz="4"/>
+              <w:right w:val="single" w:color="BFBFBF" w:sz="4"/>
+            </w:tcBorders>
+            <w:shd w:fill="1F4E79" w:color="auto" w:val="clear"/>
+            <w:tcMar>
+              <w:top w:type="dxa" w:w="60"/>
+              <w:left w:type="dxa" w:w="100"/>
+              <w:bottom w:type="dxa" w:w="60"/>
+              <w:right w:type="dxa" w:w="100"/>
+            </w:tcMar>
+          </w:tcPr>
+          <w:p>
+            <w:r>
+              <w:rPr>
+                <w:b/>
+                <w:bCs/>
+                <w:color w:val="FFFFFF"/>
+                <w:sz w:val="19"/>
+                <w:szCs w:val="19"/>
+              </w:rPr>
+              <w:t xml:space="preserve">Value</w:t>
+            </w:r>
+          </w:p>
+        </w:tc>
+      </w:tr>
+      <w:tr>
+        <w:trPr>
+          <w:tblHeader w:val="false"/>
+        </w:trPr>
+        <w:tc>
+          <w:tcPr>
+            <w:tcW w:type="dxa" w:w="2200"/>
+            <w:tcBorders>
+              <w:top w:val="single" w:color="BFBFBF" w:sz="4"/>
+              <w:left w:val="single" w:color="BFBFBF" w:sz="4"/>
+              <w:bottom w:val="single" w:color="BFBFBF" w:sz="4"/>
+              <w:right w:val="single" w:color="BFBFBF" w:sz="4"/>
+            </w:tcBorders>
+            <w:tcMar>
+              <w:top w:type="dxa" w:w="60"/>
+              <w:left w:type="dxa" w:w="100"/>
+              <w:bottom w:type="dxa" w:w="60"/>
+              <w:right w:type="dxa" w:w="100"/>
+            </w:tcMar>
+          </w:tcPr>
+          <w:p>
+            <w:r>
+              <w:rPr>
+                <w:sz w:val="19"/>
+                <w:szCs w:val="19"/>
+              </w:rPr>
+              <w:t xml:space="preserve">Architecture</w:t>
+            </w:r>
+          </w:p>
+        </w:tc>
+        <w:tc>
+          <w:tcPr>
+            <w:tcW w:type="dxa" w:w="6826"/>
+            <w:tcBorders>
+              <w:top w:val="single" w:color="BFBFBF" w:sz="4"/>
+              <w:left w:val="single" w:color="BFBFBF" w:sz="4"/>
+              <w:bottom w:val="single" w:color="BFBFBF" w:sz="4"/>
+              <w:right w:val="single" w:color="BFBFBF" w:sz="4"/>
+            </w:tcBorders>
+            <w:tcMar>
+              <w:top w:type="dxa" w:w="60"/>
+              <w:left w:type="dxa" w:w="100"/>
+              <w:bottom w:type="dxa" w:w="60"/>
+              <w:right w:type="dxa" w:w="100"/>
+            </w:tcMar>
+          </w:tcPr>
+          <w:p>
+            <w:r>
+              <w:rPr>
+                <w:sz w:val="19"/>
+                <w:szCs w:val="19"/>
+              </w:rPr>
+              <w:t xml:space="preserve">item embedding (64) + learned position embedding → 2 Transformer blocks (2 heads, pre-norm, causal mask) → LayerNorm</w:t>
+            </w:r>
+          </w:p>
+        </w:tc>
+      </w:tr>
+      <w:tr>
+        <w:trPr>
+          <w:tblHeader w:val="false"/>
+        </w:trPr>
+        <w:tc>
+          <w:tcPr>
+            <w:tcW w:type="dxa" w:w="2200"/>
+            <w:tcBorders>
+              <w:top w:val="single" w:color="BFBFBF" w:sz="4"/>
+              <w:left w:val="single" w:color="BFBFBF" w:sz="4"/>
+              <w:bottom w:val="single" w:color="BFBFBF" w:sz="4"/>
+              <w:right w:val="single" w:color="BFBFBF" w:sz="4"/>
+            </w:tcBorders>
+            <w:tcMar>
+              <w:top w:type="dxa" w:w="60"/>
+              <w:left w:type="dxa" w:w="100"/>
+              <w:bottom w:type="dxa" w:w="60"/>
+              <w:right w:type="dxa" w:w="100"/>
+            </w:tcMar>
+          </w:tcPr>
+          <w:p>
+            <w:r>
+              <w:rPr>
+                <w:sz w:val="19"/>
+                <w:szCs w:val="19"/>
+              </w:rPr>
+              <w:t xml:space="preserve">Same as the GRU</w:t>
+            </w:r>
+          </w:p>
+        </w:tc>
+        <w:tc>
+          <w:tcPr>
+            <w:tcW w:type="dxa" w:w="6826"/>
+            <w:tcBorders>
+              <w:top w:val="single" w:color="BFBFBF" w:sz="4"/>
+              <w:left w:val="single" w:color="BFBFBF" w:sz="4"/>
+              <w:bottom w:val="single" w:color="BFBFBF" w:sz="4"/>
+              <w:right w:val="single" w:color="BFBFBF" w:sz="4"/>
+            </w:tcBorders>
+            <w:tcMar>
+              <w:top w:type="dxa" w:w="60"/>
+              <w:left w:type="dxa" w:w="100"/>
+              <w:bottom w:type="dxa" w:w="60"/>
+              <w:right w:type="dxa" w:w="100"/>
+            </w:tcMar>
+          </w:tcPr>
+          <w:p>
+            <w:r>
+              <w:rPr>
+                <w:sz w:val="19"/>
+                <w:szCs w:val="19"/>
+              </w:rPr>
+              <w:t xml:space="preserve">vocabulary, training sequences, tied full-softmax loss, Adam lr 1e-3, batch 256, ≤30 epochs, early stopping on validation, 3 seeds, frozen test lists</w:t>
+            </w:r>
+          </w:p>
+        </w:tc>
+      </w:tr>
+      <w:tr>
+        <w:trPr>
+          <w:tblHeader w:val="false"/>
+        </w:trPr>
+        <w:tc>
+          <w:tcPr>
+            <w:tcW w:type="dxa" w:w="2200"/>
+            <w:tcBorders>
+              <w:top w:val="single" w:color="BFBFBF" w:sz="4"/>
+              <w:left w:val="single" w:color="BFBFBF" w:sz="4"/>
+              <w:bottom w:val="single" w:color="BFBFBF" w:sz="4"/>
+              <w:right w:val="single" w:color="BFBFBF" w:sz="4"/>
+            </w:tcBorders>
+            <w:tcMar>
+              <w:top w:type="dxa" w:w="60"/>
+              <w:left w:type="dxa" w:w="100"/>
+              <w:bottom w:type="dxa" w:w="60"/>
+              <w:right w:type="dxa" w:w="100"/>
+            </w:tcMar>
+          </w:tcPr>
+          <w:p>
+            <w:r>
+              <w:rPr>
+                <w:sz w:val="19"/>
+                <w:szCs w:val="19"/>
+              </w:rPr>
+              <w:t xml:space="preserve">Grid</w:t>
+            </w:r>
+          </w:p>
+        </w:tc>
+        <w:tc>
+          <w:tcPr>
+            <w:tcW w:type="dxa" w:w="6826"/>
+            <w:tcBorders>
+              <w:top w:val="single" w:color="BFBFBF" w:sz="4"/>
+              <w:left w:val="single" w:color="BFBFBF" w:sz="4"/>
+              <w:bottom w:val="single" w:color="BFBFBF" w:sz="4"/>
+              <w:right w:val="single" w:color="BFBFBF" w:sz="4"/>
+            </w:tcBorders>
+            <w:tcMar>
+              <w:top w:type="dxa" w:w="60"/>
+              <w:left w:type="dxa" w:w="100"/>
+              <w:bottom w:type="dxa" w:w="60"/>
+              <w:right w:type="dxa" w:w="100"/>
+            </w:tcMar>
+          </w:tcPr>
+          <w:p>
+            <w:r>
+              <w:rPr>
+                <w:sz w:val="19"/>
+                <w:szCs w:val="19"/>
+              </w:rPr>
+              <w:t xml:space="preserve">dropout {0.2, 0.5} → best 0.5 (val 0.530)</w:t>
+            </w:r>
+          </w:p>
+        </w:tc>
+      </w:tr>
+      <w:tr>
+        <w:trPr>
+          <w:tblHeader w:val="false"/>
+        </w:trPr>
+        <w:tc>
+          <w:tcPr>
+            <w:tcW w:type="dxa" w:w="2200"/>
+            <w:tcBorders>
+              <w:top w:val="single" w:color="BFBFBF" w:sz="4"/>
+              <w:left w:val="single" w:color="BFBFBF" w:sz="4"/>
+              <w:bottom w:val="single" w:color="BFBFBF" w:sz="4"/>
+              <w:right w:val="single" w:color="BFBFBF" w:sz="4"/>
+            </w:tcBorders>
+            <w:tcMar>
+              <w:top w:type="dxa" w:w="60"/>
+              <w:left w:type="dxa" w:w="100"/>
+              <w:bottom w:type="dxa" w:w="60"/>
+              <w:right w:type="dxa" w:w="100"/>
+            </w:tcMar>
+          </w:tcPr>
+          <w:p>
+            <w:r>
+              <w:rPr>
+                <w:sz w:val="19"/>
+                <w:szCs w:val="19"/>
+              </w:rPr>
+              <w:t xml:space="preserve">Parameters</w:t>
+            </w:r>
+          </w:p>
+        </w:tc>
+        <w:tc>
+          <w:tcPr>
+            <w:tcW w:type="dxa" w:w="6826"/>
+            <w:tcBorders>
+              <w:top w:val="single" w:color="BFBFBF" w:sz="4"/>
+              <w:left w:val="single" w:color="BFBFBF" w:sz="4"/>
+              <w:bottom w:val="single" w:color="BFBFBF" w:sz="4"/>
+              <w:right w:val="single" w:color="BFBFBF" w:sz="4"/>
+            </w:tcBorders>
+            <w:tcMar>
+              <w:top w:type="dxa" w:w="60"/>
+              <w:left w:type="dxa" w:w="100"/>
+              <w:bottom w:type="dxa" w:w="60"/>
+              <w:right w:type="dxa" w:w="100"/>
+            </w:tcMar>
+          </w:tcPr>
+          <w:p>
+            <w:r>
+              <w:rPr>
+                <w:sz w:val="19"/>
+                <w:szCs w:val="19"/>
+              </w:rPr>
+              <w:t xml:space="preserve">≈ 1.69 M</w:t>
+            </w:r>
+          </w:p>
+        </w:tc>
+      </w:tr>
+      <w:tr>
+        <w:trPr>
+          <w:tblHeader w:val="false"/>
+        </w:trPr>
+        <w:tc>
+          <w:tcPr>
+            <w:tcW w:type="dxa" w:w="2200"/>
+            <w:tcBorders>
+              <w:top w:val="single" w:color="BFBFBF" w:sz="4"/>
+              <w:left w:val="single" w:color="BFBFBF" w:sz="4"/>
+              <w:bottom w:val="single" w:color="BFBFBF" w:sz="4"/>
+              <w:right w:val="single" w:color="BFBFBF" w:sz="4"/>
+            </w:tcBorders>
+            <w:tcMar>
+              <w:top w:type="dxa" w:w="60"/>
+              <w:left w:type="dxa" w:w="100"/>
+              <w:bottom w:type="dxa" w:w="60"/>
+              <w:right w:type="dxa" w:w="100"/>
+            </w:tcMar>
+          </w:tcPr>
+          <w:p>
+            <w:r>
+              <w:rPr>
+                <w:sz w:val="19"/>
+                <w:szCs w:val="19"/>
+              </w:rPr>
+              <w:t xml:space="preserve">Result</w:t>
+            </w:r>
+          </w:p>
+        </w:tc>
+        <w:tc>
+          <w:tcPr>
+            <w:tcW w:type="dxa" w:w="6826"/>
+            <w:tcBorders>
+              <w:top w:val="single" w:color="BFBFBF" w:sz="4"/>
+              <w:left w:val="single" w:color="BFBFBF" w:sz="4"/>
+              <w:bottom w:val="single" w:color="BFBFBF" w:sz="4"/>
+              <w:right w:val="single" w:color="BFBFBF" w:sz="4"/>
+            </w:tcBorders>
+            <w:tcMar>
+              <w:top w:type="dxa" w:w="60"/>
+              <w:left w:type="dxa" w:w="100"/>
+              <w:bottom w:type="dxa" w:w="60"/>
+              <w:right w:type="dxa" w:w="100"/>
+            </w:tcMar>
+          </w:tcPr>
+          <w:p>
+            <w:r>
+              <w:rPr>
+                <w:sz w:val="19"/>
+                <w:szCs w:val="19"/>
+              </w:rPr>
+              <w:t xml:space="preserve">test NDCG@5 </w:t>
+            </w:r>
+            <w:r>
+              <w:rPr>
+                <w:b/>
+                <w:bCs/>
+                <w:sz w:val="19"/>
+                <w:szCs w:val="19"/>
+              </w:rPr>
+              <w:t xml:space="preserve">0.508</w:t>
+            </w:r>
+            <w:r>
+              <w:rPr>
+                <w:sz w:val="19"/>
+                <w:szCs w:val="19"/>
+              </w:rPr>
+              <w:t xml:space="preserve"> on all users (0.506 / 0.510 / 0.506 by seed); </w:t>
+            </w:r>
+            <w:r>
+              <w:rPr>
+                <w:b/>
+                <w:bCs/>
+                <w:sz w:val="19"/>
+                <w:szCs w:val="19"/>
+              </w:rPr>
+              <w:t xml:space="preserve">0.536</w:t>
+            </w:r>
+            <w:r>
+              <w:rPr>
+                <w:sz w:val="19"/>
+                <w:szCs w:val="19"/>
+              </w:rPr>
+              <w:t xml:space="preserve"> on the 100 LLM users</w:t>
+            </w:r>
+          </w:p>
+        </w:tc>
+      </w:tr>
+      <w:tr>
+        <w:trPr>
+          <w:tblHeader w:val="false"/>
+        </w:trPr>
+        <w:tc>
+          <w:tcPr>
+            <w:tcW w:type="dxa" w:w="2200"/>
+            <w:tcBorders>
+              <w:top w:val="single" w:color="BFBFBF" w:sz="4"/>
+              <w:left w:val="single" w:color="BFBFBF" w:sz="4"/>
+              <w:bottom w:val="single" w:color="BFBFBF" w:sz="4"/>
+              <w:right w:val="single" w:color="BFBFBF" w:sz="4"/>
+            </w:tcBorders>
+            <w:tcMar>
+              <w:top w:type="dxa" w:w="60"/>
+              <w:left w:type="dxa" w:w="100"/>
+              <w:bottom w:type="dxa" w:w="60"/>
+              <w:right w:type="dxa" w:w="100"/>
+            </w:tcMar>
+          </w:tcPr>
+          <w:p>
+            <w:r>
+              <w:rPr>
+                <w:sz w:val="19"/>
+                <w:szCs w:val="19"/>
+              </w:rPr>
+              <w:t xml:space="preserve">Training time</w:t>
+            </w:r>
+          </w:p>
+        </w:tc>
+        <w:tc>
+          <w:tcPr>
+            <w:tcW w:type="dxa" w:w="6826"/>
+            <w:tcBorders>
+              <w:top w:val="single" w:color="BFBFBF" w:sz="4"/>
+              <w:left w:val="single" w:color="BFBFBF" w:sz="4"/>
+              <w:bottom w:val="single" w:color="BFBFBF" w:sz="4"/>
+              <w:right w:val="single" w:color="BFBFBF" w:sz="4"/>
+            </w:tcBorders>
+            <w:tcMar>
+              <w:top w:type="dxa" w:w="60"/>
+              <w:left w:type="dxa" w:w="100"/>
+              <w:bottom w:type="dxa" w:w="60"/>
+              <w:right w:type="dxa" w:w="100"/>
+            </w:tcMar>
+          </w:tcPr>
+          <w:p>
+            <w:r>
+              <w:rPr>
+                <w:sz w:val="19"/>
+                <w:szCs w:val="19"/>
+              </w:rPr>
+              <w:t xml:space="preserve">~15 min per seed on CPU</w:t>
+            </w:r>
+          </w:p>
+        </w:tc>
+      </w:tr>
+    </w:tbl>
+    <w:p>
+      <w:pPr>
+        <w:spacing w:after="120"/>
+      </w:pPr>
+    </w:p>
+    <w:p>
+      <w:pPr>
+        <w:spacing w:after="120"/>
+      </w:pPr>
+      <w:r>
+        <w:rPr>
+          <w:b/>
+          <w:bCs/>
+        </w:rPr>
+        <w:t xml:space="preserve">Leakage checks we ran</w:t>
+      </w:r>
+      <w:r>
+        <w:t xml:space="preserve"> (SASRec, NDCG@5): normal 0.509; given </w:t>
+      </w:r>
+      <w:r>
+        <w:rPr>
+          <w:b/>
+          <w:bCs/>
+        </w:rPr>
+        <w:t xml:space="preserve">someone else’s</w:t>
+      </w:r>
+      <w:r>
+        <w:t xml:space="preserve"> history 0.181; </w:t>
+      </w:r>
+      <w:r>
+        <w:rPr>
+          <w:b/>
+          <w:bCs/>
+        </w:rPr>
+        <w:t xml:space="preserve">no</w:t>
+      </w:r>
+      <w:r>
+        <w:t xml:space="preserve"> history 0.130 (≈ random); </w:t>
+      </w:r>
+      <w:r>
+        <w:rPr>
+          <w:b/>
+          <w:bCs/>
+        </w:rPr>
+        <w:t xml:space="preserve">shuffled</w:t>
+      </w:r>
+      <w:r>
+        <w:t xml:space="preserve"> history 0.434; last item only 0.472. The score collapses without the user’s own history, so the model really uses it and is not reading the answer from somewhere else.</w:t>
+      </w:r>
+    </w:p>
+    <w:p>
+      <w:pPr>
+        <w:pBdr>
+          <w:left w:val="single" w:color="2E75B6" w:sz="18" w:space="8"/>
+        </w:pBdr>
+        <w:shd w:fill="EAF2FB" w:color="auto" w:val="clear"/>
+        <w:spacing w:before="120" w:after="160"/>
+        <w:ind w:left="200" w:right="200"/>
+      </w:pPr>
+      <w:r>
+        <w:rPr>
+          <w:b/>
+          <w:bCs/>
+          <w:color w:val="2E75B6"/>
+        </w:rPr>
+        <w:t xml:space="preserve">How to say it in the viva.  </w:t>
+      </w:r>
+      <w:r>
+        <w:t xml:space="preserve">“SASRec is the standard Transformer baseline. We trained it with exactly the GRU’s protocol; it scores 0.508, almost the same as the fixed GRU, which independently confirms our trained-model numbers. Our leakage tests show the score drops to random without the user’s own history.”</w:t>
+      </w:r>
+    </w:p>
+    <w:p>
+      <w:pPr>
+        <w:pStyle w:val="Heading2"/>
+      </w:pPr>
+      <w:r>
+        <w:t xml:space="preserve">6.6 Non-learned baselines</w:t>
       </w:r>
     </w:p>
     <w:p>
@@ -5381,7 +6173,7 @@
         <w:pStyle w:val="Heading2"/>
       </w:pPr>
       <w:r>
-        <w:t xml:space="preserve">6.6 Late fusion (combining two rankings)</w:t>
+        <w:t xml:space="preserve">6.7 Late fusion (combining two rankings)</w:t>
       </w:r>
     </w:p>
     <w:p>
@@ -5434,7 +6226,7 @@
           <w:b/>
           <w:bCs/>
         </w:rPr>
-        <w:t xml:space="preserve">0.9</w:t>
+        <w:t xml:space="preserve">0.2</w:t>
       </w:r>
       <w:r>
         <w:t xml:space="preserve"> for ARAG+GRU, </w:t>
@@ -5444,7 +6236,7 @@
           <w:b/>
           <w:bCs/>
         </w:rPr>
-        <w:t xml:space="preserve">0.3</w:t>
+        <w:t xml:space="preserve">0.1</w:t>
       </w:r>
       <w:r>
         <w:t xml:space="preserve"> for ARAG+text-GRU, </w:t>
@@ -5457,7 +6249,7 @@
         <w:t xml:space="preserve">0.4</w:t>
       </w:r>
       <w:r>
-        <w:t xml:space="preserve"> for ARAG+content. Ties are broken by NLI score.</w:t>
+        <w:t xml:space="preserve"> for ARAG+content. Ties are broken by NLI score. A small α means validation trusts the trained model most, but a little ARAG still helps (Figure 5).</w:t>
       </w:r>
     </w:p>
     <w:p>
@@ -6000,6 +6792,38 @@
                 <w:sz w:val="19"/>
                 <w:szCs w:val="19"/>
               </w:rPr>
+              <w:t xml:space="preserve">sasrec.py</w:t>
+            </w:r>
+            <w:r>
+              <w:rPr>
+                <w:sz w:val="19"/>
+                <w:szCs w:val="19"/>
+              </w:rPr>
+              <w:t xml:space="preserve"> + </w:t>
+            </w:r>
+            <w:r>
+              <w:rPr>
+                <w:rFonts w:ascii="Consolas" w:cs="Consolas" w:eastAsia="Consolas" w:hAnsi="Consolas"/>
+                <w:color w:val="1F4E79"/>
+                <w:sz w:val="19"/>
+                <w:szCs w:val="19"/>
+              </w:rPr>
+              <w:t xml:space="preserve">train_sasrec.py</w:t>
+            </w:r>
+            <w:r>
+              <w:rPr>
+                <w:sz w:val="19"/>
+                <w:szCs w:val="19"/>
+              </w:rPr>
+              <w:t xml:space="preserve">, </w:t>
+            </w:r>
+            <w:r>
+              <w:rPr>
+                <w:rFonts w:ascii="Consolas" w:cs="Consolas" w:eastAsia="Consolas" w:hAnsi="Consolas"/>
+                <w:color w:val="1F4E79"/>
+                <w:sz w:val="19"/>
+                <w:szCs w:val="19"/>
+              </w:rPr>
               <w:t xml:space="preserve">score.py</w:t>
             </w:r>
           </w:p>
@@ -6242,6 +7066,129 @@
                 <w:szCs w:val="19"/>
               </w:rPr>
               <w:t xml:space="preserve">verify.py</w:t>
+            </w:r>
+            <w:r>
+              <w:rPr>
+                <w:sz w:val="19"/>
+                <w:szCs w:val="19"/>
+              </w:rPr>
+              <w:t xml:space="preserve">, </w:t>
+            </w:r>
+            <w:r>
+              <w:rPr>
+                <w:rFonts w:ascii="Consolas" w:cs="Consolas" w:eastAsia="Consolas" w:hAnsi="Consolas"/>
+                <w:color w:val="1F4E79"/>
+                <w:sz w:val="19"/>
+                <w:szCs w:val="19"/>
+              </w:rPr>
+              <w:t xml:space="preserve">extra.py</w:t>
+            </w:r>
+            <w:r>
+              <w:rPr>
+                <w:sz w:val="19"/>
+                <w:szCs w:val="19"/>
+              </w:rPr>
+              <w:t xml:space="preserve"> (history length, SASRec, beyond-accuracy)</w:t>
+            </w:r>
+          </w:p>
+        </w:tc>
+      </w:tr>
+      <w:tr>
+        <w:trPr>
+          <w:tblHeader w:val="false"/>
+        </w:trPr>
+        <w:tc>
+          <w:tcPr>
+            <w:tcW w:type="dxa" w:w="3300"/>
+            <w:tcBorders>
+              <w:top w:val="single" w:color="BFBFBF" w:sz="4"/>
+              <w:left w:val="single" w:color="BFBFBF" w:sz="4"/>
+              <w:bottom w:val="single" w:color="BFBFBF" w:sz="4"/>
+              <w:right w:val="single" w:color="BFBFBF" w:sz="4"/>
+            </w:tcBorders>
+            <w:tcMar>
+              <w:top w:type="dxa" w:w="60"/>
+              <w:left w:type="dxa" w:w="100"/>
+              <w:bottom w:type="dxa" w:w="60"/>
+              <w:right w:type="dxa" w:w="100"/>
+            </w:tcMar>
+          </w:tcPr>
+          <w:p>
+            <w:r>
+              <w:rPr>
+                <w:rFonts w:ascii="Consolas" w:cs="Consolas" w:eastAsia="Consolas" w:hAnsi="Consolas"/>
+                <w:color w:val="1F4E79"/>
+                <w:sz w:val="19"/>
+                <w:szCs w:val="19"/>
+              </w:rPr>
+              <w:t xml:space="preserve">scripts/</w:t>
+            </w:r>
+          </w:p>
+        </w:tc>
+        <w:tc>
+          <w:tcPr>
+            <w:tcW w:type="dxa" w:w="5726"/>
+            <w:tcBorders>
+              <w:top w:val="single" w:color="BFBFBF" w:sz="4"/>
+              <w:left w:val="single" w:color="BFBFBF" w:sz="4"/>
+              <w:bottom w:val="single" w:color="BFBFBF" w:sz="4"/>
+              <w:right w:val="single" w:color="BFBFBF" w:sz="4"/>
+            </w:tcBorders>
+            <w:tcMar>
+              <w:top w:type="dxa" w:w="60"/>
+              <w:left w:type="dxa" w:w="100"/>
+              <w:bottom w:type="dxa" w:w="60"/>
+              <w:right w:type="dxa" w:w="100"/>
+            </w:tcMar>
+          </w:tcPr>
+          <w:p>
+            <w:r>
+              <w:rPr>
+                <w:rFonts w:ascii="Consolas" w:cs="Consolas" w:eastAsia="Consolas" w:hAnsi="Consolas"/>
+                <w:color w:val="1F4E79"/>
+                <w:sz w:val="19"/>
+                <w:szCs w:val="19"/>
+              </w:rPr>
+              <w:t xml:space="preserve">make_figures.py</w:t>
+            </w:r>
+            <w:r>
+              <w:rPr>
+                <w:sz w:val="19"/>
+                <w:szCs w:val="19"/>
+              </w:rPr>
+              <w:t xml:space="preserve">, </w:t>
+            </w:r>
+            <w:r>
+              <w:rPr>
+                <w:rFonts w:ascii="Consolas" w:cs="Consolas" w:eastAsia="Consolas" w:hAnsi="Consolas"/>
+                <w:color w:val="1F4E79"/>
+                <w:sz w:val="19"/>
+                <w:szCs w:val="19"/>
+              </w:rPr>
+              <w:t xml:space="preserve">make_guide.js</w:t>
+            </w:r>
+            <w:r>
+              <w:rPr>
+                <w:sz w:val="19"/>
+                <w:szCs w:val="19"/>
+              </w:rPr>
+              <w:t xml:space="preserve"> (this guide), </w:t>
+            </w:r>
+            <w:r>
+              <w:rPr>
+                <w:rFonts w:ascii="Consolas" w:cs="Consolas" w:eastAsia="Consolas" w:hAnsi="Consolas"/>
+                <w:color w:val="1F4E79"/>
+                <w:sz w:val="19"/>
+                <w:szCs w:val="19"/>
+              </w:rPr>
+              <w:t xml:space="preserve">build_item_extras.py</w:t>
+            </w:r>
+            <w:r>
+              <w:rPr>
+                <w:sz w:val="19"/>
+                <w:szCs w:val="19"/>
+              </w:rPr>
+              <w:t xml:space="preserve"> (product images/ratings for the demo)</w:t>
             </w:r>
           </w:p>
         </w:tc>
@@ -6822,7 +7769,19 @@
         <w:t xml:space="preserve">make gru-text</w:t>
       </w:r>
       <w:r>
-        <w:t xml:space="preserve"> trains the text-aware GRU (3 seeds).</w:t>
+        <w:t xml:space="preserve"> trains the text-aware GRU (3 seeds); </w:t>
+      </w:r>
+      <w:r>
+        <w:rPr>
+          <w:rFonts w:ascii="Consolas" w:cs="Consolas" w:eastAsia="Consolas" w:hAnsi="Consolas"/>
+          <w:color w:val="1F4E79"/>
+          <w:sz w:val="19"/>
+          <w:szCs w:val="19"/>
+        </w:rPr>
+        <w:t xml:space="preserve">make sasrec</w:t>
+      </w:r>
+      <w:r>
+        <w:t xml:space="preserve"> trains SASRec (grid + 3 seeds).</w:t>
       </w:r>
     </w:p>
     <w:p>
@@ -6927,6 +7886,52 @@
       </w:r>
       <w:r>
         <w:t xml:space="preserve"> recomputes every metric from raw predictions and checks hashes.</w:t>
+      </w:r>
+    </w:p>
+    <w:p>
+      <w:pPr>
+        <w:pStyle w:val="ListParagraph"/>
+        <w:numPr>
+          <w:ilvl w:val="0"/>
+          <w:numId w:val="4"/>
+        </w:numPr>
+        <w:spacing w:after="60"/>
+      </w:pPr>
+      <w:r>
+        <w:rPr>
+          <w:rFonts w:ascii="Consolas" w:cs="Consolas" w:eastAsia="Consolas" w:hAnsi="Consolas"/>
+          <w:color w:val="1F4E79"/>
+          <w:sz w:val="19"/>
+          <w:szCs w:val="19"/>
+        </w:rPr>
+        <w:t xml:space="preserve">make extra</w:t>
+      </w:r>
+      <w:r>
+        <w:t xml:space="preserve"> (</w:t>
+      </w:r>
+      <w:r>
+        <w:rPr>
+          <w:rFonts w:ascii="Consolas" w:cs="Consolas" w:eastAsia="Consolas" w:hAnsi="Consolas"/>
+          <w:color w:val="1F4E79"/>
+          <w:sz w:val="19"/>
+          <w:szCs w:val="19"/>
+        </w:rPr>
+        <w:t xml:space="preserve">eval/extra.py</w:t>
+      </w:r>
+      <w:r>
+        <w:t xml:space="preserve">, no LLM calls) adds the history-length, SASRec and beyond-accuracy analyses → </w:t>
+      </w:r>
+      <w:r>
+        <w:rPr>
+          <w:rFonts w:ascii="Consolas" w:cs="Consolas" w:eastAsia="Consolas" w:hAnsi="Consolas"/>
+          <w:color w:val="1F4E79"/>
+          <w:sz w:val="19"/>
+          <w:szCs w:val="19"/>
+        </w:rPr>
+        <w:t xml:space="preserve">results/extra_tables.md</w:t>
+      </w:r>
+      <w:r>
+        <w:t xml:space="preserve"> and Figures 12–14.</w:t>
       </w:r>
     </w:p>
     <w:p>
@@ -8103,7 +9108,7 @@
           <w:sz w:val="18"/>
           <w:szCs w:val="18"/>
         </w:rPr>
-        <w:t xml:space="preserve">make gru gru-text         # ID-only GRU (~1h50 CPU) and text-aware GRU (~15 min)</w:t>
+        <w:t xml:space="preserve">make gru gru-text sasrec  # ID-only GRU (~2h25 CPU), text-aware GRU (~26 min), SASRec (~50 min)</w:t>
       </w:r>
     </w:p>
     <w:p>
@@ -8134,6 +9139,21 @@
           <w:szCs w:val="18"/>
         </w:rPr>
         <w:t xml:space="preserve">make report verify        # results/ + full audit (expect: VERIFY OK)</w:t>
+      </w:r>
+    </w:p>
+    <w:p>
+      <w:pPr>
+        <w:shd w:fill="F3F4F6" w:color="auto" w:val="clear"/>
+        <w:spacing w:after="0"/>
+        <w:ind w:left="200" w:right="200"/>
+      </w:pPr>
+      <w:r>
+        <w:rPr>
+          <w:rFonts w:ascii="Consolas" w:cs="Consolas" w:eastAsia="Consolas" w:hAnsi="Consolas"/>
+          <w:sz w:val="18"/>
+          <w:szCs w:val="18"/>
+        </w:rPr>
+        <w:t xml:space="preserve">make extra                # history length, SASRec, beyond-accuracy (no LLM calls)</w:t>
       </w:r>
     </w:p>
     <w:p>
@@ -8611,6 +9631,72 @@
                 <w:sz w:val="19"/>
                 <w:szCs w:val="19"/>
               </w:rPr>
+              <w:t xml:space="preserve">GRU fix, SASRec, extra analyses (October 2026)</w:t>
+            </w:r>
+          </w:p>
+        </w:tc>
+        <w:tc>
+          <w:tcPr>
+            <w:tcW w:type="dxa" w:w="4026"/>
+            <w:tcBorders>
+              <w:top w:val="single" w:color="BFBFBF" w:sz="4"/>
+              <w:left w:val="single" w:color="BFBFBF" w:sz="4"/>
+              <w:bottom w:val="single" w:color="BFBFBF" w:sz="4"/>
+              <w:right w:val="single" w:color="BFBFBF" w:sz="4"/>
+            </w:tcBorders>
+            <w:tcMar>
+              <w:top w:type="dxa" w:w="60"/>
+              <w:left w:type="dxa" w:w="100"/>
+              <w:bottom w:type="dxa" w:w="60"/>
+              <w:right w:type="dxa" w:w="100"/>
+            </w:tcMar>
+          </w:tcPr>
+          <w:p>
+            <w:r>
+              <w:rPr>
+                <w:b/>
+                <w:bCs/>
+                <w:sz w:val="19"/>
+                <w:szCs w:val="19"/>
+              </w:rPr>
+              <w:t xml:space="preserve">$0</w:t>
+            </w:r>
+            <w:r>
+              <w:rPr>
+                <w:sz w:val="19"/>
+                <w:szCs w:val="19"/>
+              </w:rPr>
+              <w:t xml:space="preserve"> (replay only; 2,504 cached calls re-used)</w:t>
+            </w:r>
+          </w:p>
+        </w:tc>
+      </w:tr>
+      <w:tr>
+        <w:trPr>
+          <w:tblHeader w:val="false"/>
+        </w:trPr>
+        <w:tc>
+          <w:tcPr>
+            <w:tcW w:type="dxa" w:w="5000"/>
+            <w:tcBorders>
+              <w:top w:val="single" w:color="BFBFBF" w:sz="4"/>
+              <w:left w:val="single" w:color="BFBFBF" w:sz="4"/>
+              <w:bottom w:val="single" w:color="BFBFBF" w:sz="4"/>
+              <w:right w:val="single" w:color="BFBFBF" w:sz="4"/>
+            </w:tcBorders>
+            <w:tcMar>
+              <w:top w:type="dxa" w:w="60"/>
+              <w:left w:type="dxa" w:w="100"/>
+              <w:bottom w:type="dxa" w:w="60"/>
+              <w:right w:type="dxa" w:w="100"/>
+            </w:tcMar>
+          </w:tcPr>
+          <w:p>
+            <w:r>
+              <w:rPr>
+                <w:sz w:val="19"/>
+                <w:szCs w:val="19"/>
+              </w:rPr>
               <w:t xml:space="preserve">Demo, per uncached feed page</w:t>
             </w:r>
           </w:p>
@@ -8666,20 +9752,20 @@
           <w:b/>
           <w:bCs/>
         </w:rPr>
-        <w:t xml:space="preserve">Yes — the demo lets you pick a user and see live recommendations, the agents’ reasoning, search, feedback and the benchmark results.</w:t>
-      </w:r>
-      <w:r>
-        <w:t xml:space="preserve"> The demo uses </w:t>
-      </w:r>
-      <w:r>
-        <w:rPr>
-          <w:b/>
-          <w:bCs/>
-        </w:rPr>
-        <w:t xml:space="preserve">8 real test users</w:t>
-      </w:r>
-      <w:r>
-        <w:t xml:space="preserve"> from the dataset (no fake users). It now fuses ARAG with the </w:t>
+        <w:t xml:space="preserve">The demo is a small online game store (“GameShelf”) driven by the real system.</w:t>
+      </w:r>
+      <w:r>
+        <w:t xml:space="preserve"> You sign in as one of </w:t>
+      </w:r>
+      <w:r>
+        <w:rPr>
+          <w:b/>
+          <w:bCs/>
+        </w:rPr>
+        <w:t xml:space="preserve">100 real test customers</w:t>
+      </w:r>
+      <w:r>
+        <w:t xml:space="preserve"> from the dataset (the same 100 users the LLM systems were evaluated on — no fake users, no made-up products). Product images, star ratings, prices, platforms and descriptions come from the Amazon metadata. The feed is ARAG fused with the </w:t>
       </w:r>
       <w:r>
         <w:rPr>
@@ -8689,7 +9775,7 @@
         <w:t xml:space="preserve">text-aware GRU</w:t>
       </w:r>
       <w:r>
-        <w:t xml:space="preserve"> (α = 0.3); set </w:t>
+        <w:t xml:space="preserve">; α is read from </w:t>
       </w:r>
       <w:r>
         <w:rPr>
@@ -8698,10 +9784,10 @@
           <w:sz w:val="19"/>
           <w:szCs w:val="19"/>
         </w:rPr>
-        <w:t xml:space="preserve">app.gru_variant: id</w:t>
-      </w:r>
-      <w:r>
-        <w:t xml:space="preserve"> in </w:t>
+        <w:t xml:space="preserve">results/metrics.json</w:t>
+      </w:r>
+      <w:r>
+        <w:t xml:space="preserve"> (</w:t>
       </w:r>
       <w:r>
         <w:rPr>
@@ -8710,146 +9796,20 @@
           <w:sz w:val="19"/>
           <w:szCs w:val="19"/>
         </w:rPr>
-        <w:t xml:space="preserve">configs/config.yaml</w:t>
-      </w:r>
-      <w:r>
-        <w:t xml:space="preserve"> to demo the original GRU instead.</w:t>
-      </w:r>
-    </w:p>
-    <w:p>
-      <w:pPr>
-        <w:pStyle w:val="Heading2"/>
-      </w:pPr>
-      <w:r>
-        <w:t xml:space="preserve">9.1 Start the demo</w:t>
-      </w:r>
-    </w:p>
-    <w:p>
-      <w:pPr>
-        <w:shd w:fill="F3F4F6" w:color="auto" w:val="clear"/>
-        <w:spacing w:after="0"/>
-        <w:ind w:left="200" w:right="200"/>
-      </w:pPr>
-      <w:r>
-        <w:rPr>
-          <w:rFonts w:ascii="Consolas" w:cs="Consolas" w:eastAsia="Consolas" w:hAnsi="Consolas"/>
-          <w:sz w:val="18"/>
-          <w:szCs w:val="18"/>
-        </w:rPr>
-        <w:t xml:space="preserve"># Option A — full live demo (new LLM calls allowed, ~$0.003 per new page)</w:t>
-      </w:r>
-    </w:p>
-    <w:p>
-      <w:pPr>
-        <w:shd w:fill="F3F4F6" w:color="auto" w:val="clear"/>
-        <w:spacing w:after="0"/>
-        <w:ind w:left="200" w:right="200"/>
-      </w:pPr>
-      <w:r>
-        <w:rPr>
-          <w:rFonts w:ascii="Consolas" w:cs="Consolas" w:eastAsia="Consolas" w:hAnsi="Consolas"/>
-          <w:sz w:val="18"/>
-          <w:szCs w:val="18"/>
-        </w:rPr>
-        <w:t xml:space="preserve">export OPENAI_API_KEY=sk-...</w:t>
-      </w:r>
-    </w:p>
-    <w:p>
-      <w:pPr>
-        <w:shd w:fill="F3F4F6" w:color="auto" w:val="clear"/>
-        <w:spacing w:after="0"/>
-        <w:ind w:left="200" w:right="200"/>
-      </w:pPr>
-      <w:r>
-        <w:rPr>
-          <w:rFonts w:ascii="Consolas" w:cs="Consolas" w:eastAsia="Consolas" w:hAnsi="Consolas"/>
-          <w:sz w:val="18"/>
-          <w:szCs w:val="18"/>
-        </w:rPr>
-        <w:t xml:space="preserve">make app</w:t>
-      </w:r>
-    </w:p>
-    <w:p>
-      <w:pPr>
-        <w:shd w:fill="F3F4F6" w:color="auto" w:val="clear"/>
-        <w:spacing w:after="0"/>
-        <w:ind w:left="200" w:right="200"/>
-      </w:pPr>
-      <w:r>
-        <w:rPr>
-          <w:rFonts w:ascii="Consolas" w:cs="Consolas" w:eastAsia="Consolas" w:hAnsi="Consolas"/>
-          <w:sz w:val="18"/>
-          <w:szCs w:val="18"/>
-        </w:rPr>
-        <w:t xml:space="preserve"> </w:t>
-      </w:r>
-    </w:p>
-    <w:p>
-      <w:pPr>
-        <w:shd w:fill="F3F4F6" w:color="auto" w:val="clear"/>
-        <w:spacing w:after="0"/>
-        <w:ind w:left="200" w:right="200"/>
-      </w:pPr>
-      <w:r>
-        <w:rPr>
-          <w:rFonts w:ascii="Consolas" w:cs="Consolas" w:eastAsia="Consolas" w:hAnsi="Consolas"/>
-          <w:sz w:val="18"/>
-          <w:szCs w:val="18"/>
-        </w:rPr>
-        <w:t xml:space="preserve"># Option B — fully offline (only cached LLM answers; uncached requests show an error)</w:t>
-      </w:r>
-    </w:p>
-    <w:p>
-      <w:pPr>
-        <w:shd w:fill="F3F4F6" w:color="auto" w:val="clear"/>
-        <w:spacing w:after="0"/>
-        <w:ind w:left="200" w:right="200"/>
-      </w:pPr>
-      <w:r>
-        <w:rPr>
-          <w:rFonts w:ascii="Consolas" w:cs="Consolas" w:eastAsia="Consolas" w:hAnsi="Consolas"/>
-          <w:sz w:val="18"/>
-          <w:szCs w:val="18"/>
-        </w:rPr>
-        <w:t xml:space="preserve">REPLAY_ONLY=1 OPENAI_API_KEY=replay-only-dummy make app</w:t>
-      </w:r>
-    </w:p>
-    <w:p>
-      <w:pPr>
-        <w:shd w:fill="F3F4F6" w:color="auto" w:val="clear"/>
-        <w:spacing w:after="0"/>
-        <w:ind w:left="200" w:right="200"/>
-      </w:pPr>
-      <w:r>
-        <w:rPr>
-          <w:rFonts w:ascii="Consolas" w:cs="Consolas" w:eastAsia="Consolas" w:hAnsi="Consolas"/>
-          <w:sz w:val="18"/>
-          <w:szCs w:val="18"/>
-        </w:rPr>
-        <w:t xml:space="preserve"> </w:t>
-      </w:r>
-    </w:p>
-    <w:p>
-      <w:pPr>
-        <w:shd w:fill="F3F4F6" w:color="auto" w:val="clear"/>
-        <w:spacing w:after="160"/>
-        <w:ind w:left="200" w:right="200"/>
-      </w:pPr>
-      <w:r>
-        <w:rPr>
-          <w:rFonts w:ascii="Consolas" w:cs="Consolas" w:eastAsia="Consolas" w:hAnsi="Consolas"/>
-          <w:sz w:val="18"/>
-          <w:szCs w:val="18"/>
-        </w:rPr>
-        <w:t xml:space="preserve"># then open  http://127.0.0.1:8000     (different port:  PORT=8001 make app)</w:t>
-      </w:r>
-    </w:p>
-    <w:p>
-      <w:pPr>
-        <w:spacing w:after="120"/>
-      </w:pPr>
-      <w:r>
-        <w:t xml:space="preserve">The first start takes ~20–60 s (frontend build + loading MiniLM, FAISS and the GRU). Check </w:t>
+        <w:t xml:space="preserve">best_alpha_text</w:t>
+      </w:r>
+      <w:r>
+        <w:t xml:space="preserve">, now </w:t>
+      </w:r>
+      <w:r>
+        <w:rPr>
+          <w:b/>
+          <w:bCs/>
+        </w:rPr>
+        <w:t xml:space="preserve">0.1</w:t>
+      </w:r>
+      <w:r>
+        <w:t xml:space="preserve">, i.e. mostly the GRU’s ranking, with ARAG’s reasons shown on every card). Set </w:t>
       </w:r>
       <w:r>
         <w:rPr>
@@ -8858,10 +9818,10 @@
           <w:sz w:val="19"/>
           <w:szCs w:val="19"/>
         </w:rPr>
-        <w:t xml:space="preserve">http://127.0.0.1:8000/health</w:t>
-      </w:r>
-      <w:r>
-        <w:t xml:space="preserve"> — it should show </w:t>
+        <w:t xml:space="preserve">app.gru_variant: id</w:t>
+      </w:r>
+      <w:r>
+        <w:t xml:space="preserve"> in </w:t>
       </w:r>
       <w:r>
         <w:rPr>
@@ -8870,10 +9830,146 @@
           <w:sz w:val="19"/>
           <w:szCs w:val="19"/>
         </w:rPr>
-        <w:t xml:space="preserve">"gru_variant": "text"</w:t>
-      </w:r>
-      <w:r>
-        <w:t xml:space="preserve"> and </w:t>
+        <w:t xml:space="preserve">configs/config.yaml</w:t>
+      </w:r>
+      <w:r>
+        <w:t xml:space="preserve"> to use the ID-only GRU instead.</w:t>
+      </w:r>
+    </w:p>
+    <w:p>
+      <w:pPr>
+        <w:pStyle w:val="Heading2"/>
+      </w:pPr>
+      <w:r>
+        <w:t xml:space="preserve">9.1 Start the demo</w:t>
+      </w:r>
+    </w:p>
+    <w:p>
+      <w:pPr>
+        <w:shd w:fill="F3F4F6" w:color="auto" w:val="clear"/>
+        <w:spacing w:after="0"/>
+        <w:ind w:left="200" w:right="200"/>
+      </w:pPr>
+      <w:r>
+        <w:rPr>
+          <w:rFonts w:ascii="Consolas" w:cs="Consolas" w:eastAsia="Consolas" w:hAnsi="Consolas"/>
+          <w:sz w:val="18"/>
+          <w:szCs w:val="18"/>
+        </w:rPr>
+        <w:t xml:space="preserve"># Option A — full live demo (new LLM calls allowed, ~$0.003 per new page)</w:t>
+      </w:r>
+    </w:p>
+    <w:p>
+      <w:pPr>
+        <w:shd w:fill="F3F4F6" w:color="auto" w:val="clear"/>
+        <w:spacing w:after="0"/>
+        <w:ind w:left="200" w:right="200"/>
+      </w:pPr>
+      <w:r>
+        <w:rPr>
+          <w:rFonts w:ascii="Consolas" w:cs="Consolas" w:eastAsia="Consolas" w:hAnsi="Consolas"/>
+          <w:sz w:val="18"/>
+          <w:szCs w:val="18"/>
+        </w:rPr>
+        <w:t xml:space="preserve">export OPENAI_API_KEY=sk-...</w:t>
+      </w:r>
+    </w:p>
+    <w:p>
+      <w:pPr>
+        <w:shd w:fill="F3F4F6" w:color="auto" w:val="clear"/>
+        <w:spacing w:after="0"/>
+        <w:ind w:left="200" w:right="200"/>
+      </w:pPr>
+      <w:r>
+        <w:rPr>
+          <w:rFonts w:ascii="Consolas" w:cs="Consolas" w:eastAsia="Consolas" w:hAnsi="Consolas"/>
+          <w:sz w:val="18"/>
+          <w:szCs w:val="18"/>
+        </w:rPr>
+        <w:t xml:space="preserve">make app</w:t>
+      </w:r>
+    </w:p>
+    <w:p>
+      <w:pPr>
+        <w:shd w:fill="F3F4F6" w:color="auto" w:val="clear"/>
+        <w:spacing w:after="0"/>
+        <w:ind w:left="200" w:right="200"/>
+      </w:pPr>
+      <w:r>
+        <w:rPr>
+          <w:rFonts w:ascii="Consolas" w:cs="Consolas" w:eastAsia="Consolas" w:hAnsi="Consolas"/>
+          <w:sz w:val="18"/>
+          <w:szCs w:val="18"/>
+        </w:rPr>
+        <w:t xml:space="preserve"> </w:t>
+      </w:r>
+    </w:p>
+    <w:p>
+      <w:pPr>
+        <w:shd w:fill="F3F4F6" w:color="auto" w:val="clear"/>
+        <w:spacing w:after="0"/>
+        <w:ind w:left="200" w:right="200"/>
+      </w:pPr>
+      <w:r>
+        <w:rPr>
+          <w:rFonts w:ascii="Consolas" w:cs="Consolas" w:eastAsia="Consolas" w:hAnsi="Consolas"/>
+          <w:sz w:val="18"/>
+          <w:szCs w:val="18"/>
+        </w:rPr>
+        <w:t xml:space="preserve"># Option B — fully offline (only cached LLM answers; uncached requests show an error)</w:t>
+      </w:r>
+    </w:p>
+    <w:p>
+      <w:pPr>
+        <w:shd w:fill="F3F4F6" w:color="auto" w:val="clear"/>
+        <w:spacing w:after="0"/>
+        <w:ind w:left="200" w:right="200"/>
+      </w:pPr>
+      <w:r>
+        <w:rPr>
+          <w:rFonts w:ascii="Consolas" w:cs="Consolas" w:eastAsia="Consolas" w:hAnsi="Consolas"/>
+          <w:sz w:val="18"/>
+          <w:szCs w:val="18"/>
+        </w:rPr>
+        <w:t xml:space="preserve">REPLAY_ONLY=1 OPENAI_API_KEY=replay-only-dummy make app</w:t>
+      </w:r>
+    </w:p>
+    <w:p>
+      <w:pPr>
+        <w:shd w:fill="F3F4F6" w:color="auto" w:val="clear"/>
+        <w:spacing w:after="0"/>
+        <w:ind w:left="200" w:right="200"/>
+      </w:pPr>
+      <w:r>
+        <w:rPr>
+          <w:rFonts w:ascii="Consolas" w:cs="Consolas" w:eastAsia="Consolas" w:hAnsi="Consolas"/>
+          <w:sz w:val="18"/>
+          <w:szCs w:val="18"/>
+        </w:rPr>
+        <w:t xml:space="preserve"> </w:t>
+      </w:r>
+    </w:p>
+    <w:p>
+      <w:pPr>
+        <w:shd w:fill="F3F4F6" w:color="auto" w:val="clear"/>
+        <w:spacing w:after="160"/>
+        <w:ind w:left="200" w:right="200"/>
+      </w:pPr>
+      <w:r>
+        <w:rPr>
+          <w:rFonts w:ascii="Consolas" w:cs="Consolas" w:eastAsia="Consolas" w:hAnsi="Consolas"/>
+          <w:sz w:val="18"/>
+          <w:szCs w:val="18"/>
+        </w:rPr>
+        <w:t xml:space="preserve"># then open  http://127.0.0.1:8000     (different port:  PORT=8010 make app)</w:t>
+      </w:r>
+    </w:p>
+    <w:p>
+      <w:pPr>
+        <w:spacing w:after="120"/>
+      </w:pPr>
+      <w:r>
+        <w:t xml:space="preserve">The first start takes ~20–60 s (frontend build + loading MiniLM, FAISS and the GRU). </w:t>
       </w:r>
       <w:r>
         <w:rPr>
@@ -8882,10 +9978,22 @@
           <w:sz w:val="19"/>
           <w:szCs w:val="19"/>
         </w:rPr>
-        <w:t xml:space="preserve">"alpha": 0.3</w:t>
-      </w:r>
-      <w:r>
-        <w:t xml:space="preserve">.</w:t>
+        <w:t xml:space="preserve">make app</w:t>
+      </w:r>
+      <w:r>
+        <w:t xml:space="preserve"> also builds the product-display file (</w:t>
+      </w:r>
+      <w:r>
+        <w:rPr>
+          <w:rFonts w:ascii="Consolas" w:cs="Consolas" w:eastAsia="Consolas" w:hAnsi="Consolas"/>
+          <w:color w:val="1F4E79"/>
+          <w:sz w:val="19"/>
+          <w:szCs w:val="19"/>
+        </w:rPr>
+        <w:t xml:space="preserve">artifacts/item_extras.parquet</w:t>
+      </w:r>
+      <w:r>
+        <w:t xml:space="preserve">) the first time.</w:t>
       </w:r>
     </w:p>
     <w:p>
@@ -8910,10 +10018,10 @@
           <w:b/>
           <w:bCs/>
         </w:rPr>
-        <w:t xml:space="preserve">Pick a user</w:t>
-      </w:r>
-      <w:r>
-        <w:t xml:space="preserve"> in the “Demo user” dropdown at the top. Expand “This user’s recent history” to see what they reviewed.</w:t>
+        <w:t xml:space="preserve">Choose a shopper.</w:t>
+      </w:r>
+      <w:r>
+        <w:t xml:space="preserve"> The start screen lists the 100 real test customers with how many games each reviewed and their main platform. The account menu (top right) lets you search by ID or platform, sort by history size and switch customers at any time.</w:t>
       </w:r>
     </w:p>
     <w:p>
@@ -8930,10 +10038,10 @@
           <w:b/>
           <w:bCs/>
         </w:rPr>
-        <w:t xml:space="preserve">Feed tab:</w:t>
-      </w:r>
-      <w:r>
-        <w:t xml:space="preserve"> a personalised list of 10 items per page. Candidates come from FAISS (similar to the user’s history) ∪ GRU top items, then ARAG + text-GRU rank them. Each card shows a reason and evidence. Click “load more” for the next page.</w:t>
+        <w:t xml:space="preserve">For you (home).</w:t>
+      </w:r>
+      <w:r>
+        <w:t xml:space="preserve"> A row of the customer’s real past reviews, then their personalised recommendations. While loading, the page shows the four agents working (UUA → NLI → CSA → IRA). Each card shows the product, rating, price and ARAG’s reason. Click a card for the full product page with features and the evidence the agent used.</w:t>
       </w:r>
     </w:p>
     <w:p>
@@ -8950,10 +10058,10 @@
           <w:b/>
           <w:bCs/>
         </w:rPr>
-        <w:t xml:space="preserve">Open the agent trace</w:t>
-      </w:r>
-      <w:r>
-        <w:t xml:space="preserve"> (drawer below the results): see the UUA’s interests/intent, every NLI score (accepted ones highlighted, threshold θ), the CSA summary and the final ranking. This is the best thing to show a professor.</w:t>
+        <w:t xml:space="preserve">Give feedback:</w:t>
+      </w:r>
+      <w:r>
+        <w:t xml:space="preserve"> Like, Save or Dismiss. Dismissed items never appear again for that customer; the GRU’s user vector is recomputed from the updated sequence on the next request (no retraining).</w:t>
       </w:r>
     </w:p>
     <w:p>
@@ -8970,10 +10078,10 @@
           <w:b/>
           <w:bCs/>
         </w:rPr>
-        <w:t xml:space="preserve">Give feedback:</w:t>
-      </w:r>
-      <w:r>
-        <w:t xml:space="preserve"> Like, Save or Dismiss an item. Dismissed items never appear again for that user; the GRU’s user vector is recomputed from the updated sequence on the next request (no retraining).</w:t>
+        <w:t xml:space="preserve">Search</w:t>
+      </w:r>
+      <w:r>
+        <w:t xml:space="preserve"> (top bar): try a natural-language query such as “racing game for PS4 under 30 dollars” or “horror games but not zombies”. The LLM parses keywords, max price and exclusions; FAISS finds matches; ARAG + GRU re-rank them for this customer.</w:t>
       </w:r>
     </w:p>
     <w:p>
@@ -8990,10 +10098,10 @@
           <w:b/>
           <w:bCs/>
         </w:rPr>
-        <w:t xml:space="preserve">Search tab:</w:t>
-      </w:r>
-      <w:r>
-        <w:t xml:space="preserve"> type e.g. “wireless headset under 50 dollars”. The LLM parses the query into keywords, max price and exclusions; FAISS finds matches; ARAG + GRU re-rank them for this user; top 5 are shown with reasons.</w:t>
+        <w:t xml:space="preserve">Taste profile:</w:t>
+      </w:r>
+      <w:r>
+        <w:t xml:space="preserve"> view, regenerate or delete the stored UUA profile (what the agent “thinks” about this customer and which events it used).</w:t>
       </w:r>
     </w:p>
     <w:p>
@@ -9010,10 +10118,10 @@
           <w:b/>
           <w:bCs/>
         </w:rPr>
-        <w:t xml:space="preserve">Profile tab:</w:t>
-      </w:r>
-      <w:r>
-        <w:t xml:space="preserve"> view, regenerate or delete the stored UUA profile (what the agent “thinks” about this user, with which events it used).</w:t>
+        <w:t xml:space="preserve">Research:</w:t>
+      </w:r>
+      <w:r>
+        <w:t xml:space="preserve"> the evaluation results — dataset size, the main table, H1/H2 with confidence intervals and the α curve; token counts instead of dollar cost because replayed runs are free.</w:t>
       </w:r>
     </w:p>
     <w:p>
@@ -9030,30 +10138,10 @@
           <w:b/>
           <w:bCs/>
         </w:rPr>
-        <w:t xml:space="preserve">Benchmarks tab:</w:t>
-      </w:r>
-      <w:r>
-        <w:t xml:space="preserve"> the evaluation results — main table, H1/H2 cards with confidence intervals, and the α curve.</w:t>
-      </w:r>
-    </w:p>
-    <w:p>
-      <w:pPr>
-        <w:pStyle w:val="ListParagraph"/>
-        <w:numPr>
-          <w:ilvl w:val="0"/>
-          <w:numId w:val="5"/>
-        </w:numPr>
-        <w:spacing w:after="60"/>
-      </w:pPr>
-      <w:r>
-        <w:rPr>
-          <w:b/>
-          <w:bCs/>
-        </w:rPr>
-        <w:t xml:space="preserve">Switch users</w:t>
-      </w:r>
-      <w:r>
-        <w:t xml:space="preserve"> and compare: a console-game fan vs. an accessories reviewer should get visibly different feeds.</w:t>
+        <w:t xml:space="preserve">Switch customers</w:t>
+      </w:r>
+      <w:r>
+        <w:t xml:space="preserve"> and compare: a PlayStation collector and an accessories buyer get visibly different pages.</w:t>
       </w:r>
     </w:p>
     <w:p>
@@ -9074,7 +10162,7 @@
         <w:t xml:space="preserve">Offline caveat.  </w:t>
       </w:r>
       <w:r>
-        <w:t xml:space="preserve">In replay mode only requests whose LLM answers are already cached work. Pages and queries the team tried before will replay instantly; new ones need Option A (an API key). Verified on this machine: health, users, feed pages and a search all work in replay mode.</w:t>
+        <w:t xml:space="preserve">In replay mode only requests whose LLM answers are already cached work. Pages and queries tried before replay instantly; new ones need Option A (an API key).</w:t>
       </w:r>
     </w:p>
     <w:p>
@@ -9095,7 +10183,7 @@
         <w:spacing w:after="60"/>
       </w:pPr>
       <w:r>
-        <w:t xml:space="preserve">“Every card is ranked by four LLM agents plus our trained text-aware GRU, blended with α tuned on validation.”</w:t>
+        <w:t xml:space="preserve">“These are real Amazon customers and real products; the row at the top is what this person actually reviewed.”</w:t>
       </w:r>
     </w:p>
     <w:p>
@@ -9108,7 +10196,7 @@
         <w:spacing w:after="60"/>
       </w:pPr>
       <w:r>
-        <w:t xml:space="preserve">“This trace shows the NLI agent scoring each candidate against the history — only those with score ≥ 5 reach the summary agent.”</w:t>
+        <w:t xml:space="preserve">“Every card is ranked by four LLM agents plus our trained text-aware GRU, blended with α tuned on validation; the reason under each card is written by the agents.”</w:t>
       </w:r>
     </w:p>
     <w:p>
@@ -9121,7 +10209,7 @@
         <w:spacing w:after="60"/>
       </w:pPr>
       <w:r>
-        <w:t xml:space="preserve">“Dismiss is permanent and immediately changes the next recommendations.”</w:t>
+        <w:t xml:space="preserve">“This is exactly where ARAG is valuable even though trained models rank more accurately: explanations and natural-language search.”</w:t>
       </w:r>
     </w:p>
     <w:p>
@@ -9134,7 +10222,7 @@
         <w:spacing w:after="60"/>
       </w:pPr>
       <w:r>
-        <w:t xml:space="preserve">“The benchmark numbers on this tab are the same audited numbers as in our report.”</w:t>
+        <w:t xml:space="preserve">“The Research tab shows the same audited numbers as our report.”</w:t>
       </w:r>
     </w:p>
     <w:p>
@@ -9144,6 +10232,37 @@
       </w:pPr>
       <w:r>
         <w:t xml:space="preserve">10. Results and How to Read Them</w:t>
+      </w:r>
+    </w:p>
+    <w:p>
+      <w:pPr>
+        <w:pBdr>
+          <w:left w:val="single" w:color="C55A11" w:sz="18" w:space="8"/>
+        </w:pBdr>
+        <w:shd w:fill="FFF4E5" w:color="auto" w:val="clear"/>
+        <w:spacing w:before="120" w:after="160"/>
+        <w:ind w:left="200" w:right="200"/>
+      </w:pPr>
+      <w:r>
+        <w:rPr>
+          <w:b/>
+          <w:bCs/>
+          <w:color w:val="C55A11"/>
+        </w:rPr>
+        <w:t xml:space="preserve">Which numbers are current?  </w:t>
+      </w:r>
+      <w:r>
+        <w:t xml:space="preserve">All numbers below are from the </w:t>
+      </w:r>
+      <w:r>
+        <w:rPr>
+          <w:b/>
+          <w:bCs/>
+        </w:rPr>
+        <w:t xml:space="preserve">final run (October 2026)</w:t>
+      </w:r>
+      <w:r>
+        <w:t xml:space="preserve"> with the fixed GRU. Older versions of our documents quoted 0.279 / 0.461 for the GRUs and “H1 not supported”; those came from the buggy GRU (Section 12.3).</w:t>
       </w:r>
     </w:p>
     <w:p>
@@ -9541,7 +10660,7 @@
                 <w:sz w:val="19"/>
                 <w:szCs w:val="19"/>
               </w:rPr>
-              <w:t xml:space="preserve">GRU, ID only (seed 0)</w:t>
+              <w:t xml:space="preserve">LLM-Vanilla-RAG</w:t>
             </w:r>
           </w:p>
         </w:tc>
@@ -9567,7 +10686,7 @@
                 <w:sz w:val="19"/>
                 <w:szCs w:val="19"/>
               </w:rPr>
-              <w:t xml:space="preserve">0.390</w:t>
+              <w:t xml:space="preserve">0.380</w:t>
             </w:r>
           </w:p>
         </w:tc>
@@ -9593,7 +10712,7 @@
                 <w:sz w:val="19"/>
                 <w:szCs w:val="19"/>
               </w:rPr>
-              <w:t xml:space="preserve">0.238</w:t>
+              <w:t xml:space="preserve">0.263</w:t>
             </w:r>
           </w:p>
         </w:tc>
@@ -9619,7 +10738,7 @@
                 <w:sz w:val="19"/>
                 <w:szCs w:val="19"/>
               </w:rPr>
-              <w:t xml:space="preserve">trained</w:t>
+              <w:t xml:space="preserve">LLM baseline</w:t>
             </w:r>
           </w:p>
         </w:tc>
@@ -9650,7 +10769,7 @@
                 <w:sz w:val="19"/>
                 <w:szCs w:val="19"/>
               </w:rPr>
-              <w:t xml:space="preserve">LLM-Vanilla-RAG</w:t>
+              <w:t xml:space="preserve">LLM-Recency</w:t>
             </w:r>
           </w:p>
         </w:tc>
@@ -9676,7 +10795,7 @@
                 <w:sz w:val="19"/>
                 <w:szCs w:val="19"/>
               </w:rPr>
-              <w:t xml:space="preserve">0.380</w:t>
+              <w:t xml:space="preserve">0.400</w:t>
             </w:r>
           </w:p>
         </w:tc>
@@ -9702,7 +10821,7 @@
                 <w:sz w:val="19"/>
                 <w:szCs w:val="19"/>
               </w:rPr>
-              <w:t xml:space="preserve">0.263</w:t>
+              <w:t xml:space="preserve">0.285</w:t>
             </w:r>
           </w:p>
         </w:tc>
@@ -9759,7 +10878,7 @@
                 <w:sz w:val="19"/>
                 <w:szCs w:val="19"/>
               </w:rPr>
-              <w:t xml:space="preserve">LLM-Recency</w:t>
+              <w:t xml:space="preserve">ARAG w/o NLI &amp; CSA</w:t>
             </w:r>
           </w:p>
         </w:tc>
@@ -9785,7 +10904,7 @@
                 <w:sz w:val="19"/>
                 <w:szCs w:val="19"/>
               </w:rPr>
-              <w:t xml:space="preserve">0.400</w:t>
+              <w:t xml:space="preserve">0.470</w:t>
             </w:r>
           </w:p>
         </w:tc>
@@ -9811,7 +10930,7 @@
                 <w:sz w:val="19"/>
                 <w:szCs w:val="19"/>
               </w:rPr>
-              <w:t xml:space="preserve">0.285</w:t>
+              <w:t xml:space="preserve">0.362</w:t>
             </w:r>
           </w:p>
         </w:tc>
@@ -9837,7 +10956,7 @@
                 <w:sz w:val="19"/>
                 <w:szCs w:val="19"/>
               </w:rPr>
-              <w:t xml:space="preserve">LLM baseline</w:t>
+              <w:t xml:space="preserve">ablation</w:t>
             </w:r>
           </w:p>
         </w:tc>
@@ -9868,7 +10987,7 @@
                 <w:sz w:val="19"/>
                 <w:szCs w:val="19"/>
               </w:rPr>
-              <w:t xml:space="preserve">ARAG w/o NLI &amp; CSA</w:t>
+              <w:t xml:space="preserve">ARAG w/o NLI</w:t>
             </w:r>
           </w:p>
         </w:tc>
@@ -9894,7 +11013,7 @@
                 <w:sz w:val="19"/>
                 <w:szCs w:val="19"/>
               </w:rPr>
-              <w:t xml:space="preserve">0.470</w:t>
+              <w:t xml:space="preserve">0.510</w:t>
             </w:r>
           </w:p>
         </w:tc>
@@ -9920,7 +11039,7 @@
                 <w:sz w:val="19"/>
                 <w:szCs w:val="19"/>
               </w:rPr>
-              <w:t xml:space="preserve">0.362</w:t>
+              <w:t xml:space="preserve">0.376</w:t>
             </w:r>
           </w:p>
         </w:tc>
@@ -9977,7 +11096,7 @@
                 <w:sz w:val="19"/>
                 <w:szCs w:val="19"/>
               </w:rPr>
-              <w:t xml:space="preserve">ARAG w/o NLI</w:t>
+              <w:t xml:space="preserve">ItemKNN</w:t>
             </w:r>
           </w:p>
         </w:tc>
@@ -10003,7 +11122,7 @@
                 <w:sz w:val="19"/>
                 <w:szCs w:val="19"/>
               </w:rPr>
-              <w:t xml:space="preserve">0.510</w:t>
+              <w:t xml:space="preserve">0.540</w:t>
             </w:r>
           </w:p>
         </w:tc>
@@ -10029,7 +11148,7 @@
                 <w:sz w:val="19"/>
                 <w:szCs w:val="19"/>
               </w:rPr>
-              <w:t xml:space="preserve">0.376</w:t>
+              <w:t xml:space="preserve">0.399</w:t>
             </w:r>
           </w:p>
         </w:tc>
@@ -10055,7 +11174,7 @@
                 <w:sz w:val="19"/>
                 <w:szCs w:val="19"/>
               </w:rPr>
-              <w:t xml:space="preserve">ablation</w:t>
+              <w:t xml:space="preserve">non-learned</w:t>
             </w:r>
           </w:p>
         </w:tc>
@@ -10086,7 +11205,7 @@
                 <w:sz w:val="19"/>
                 <w:szCs w:val="19"/>
               </w:rPr>
-              <w:t xml:space="preserve">ItemKNN</w:t>
+              <w:t xml:space="preserve">ARAG + content (α=0.4)</w:t>
             </w:r>
           </w:p>
         </w:tc>
@@ -10112,7 +11231,7 @@
                 <w:sz w:val="19"/>
                 <w:szCs w:val="19"/>
               </w:rPr>
-              <w:t xml:space="preserve">0.540</w:t>
+              <w:t xml:space="preserve">0.590</w:t>
             </w:r>
           </w:p>
         </w:tc>
@@ -10138,7 +11257,7 @@
                 <w:sz w:val="19"/>
                 <w:szCs w:val="19"/>
               </w:rPr>
-              <w:t xml:space="preserve">0.399</w:t>
+              <w:t xml:space="preserve">0.423</w:t>
             </w:r>
           </w:p>
         </w:tc>
@@ -10164,7 +11283,7 @@
                 <w:sz w:val="19"/>
                 <w:szCs w:val="19"/>
               </w:rPr>
-              <w:t xml:space="preserve">non-learned</w:t>
+              <w:t xml:space="preserve">fusion</w:t>
             </w:r>
           </w:p>
         </w:tc>
@@ -10192,10 +11311,12 @@
           <w:p>
             <w:r>
               <w:rPr>
-                <w:sz w:val="19"/>
-                <w:szCs w:val="19"/>
-              </w:rPr>
-              <w:t xml:space="preserve">ARAG + GRU (α=0.9)</w:t>
+                <w:b/>
+                <w:bCs/>
+                <w:sz w:val="19"/>
+                <w:szCs w:val="19"/>
+              </w:rPr>
+              <w:t xml:space="preserve">ARAG</w:t>
             </w:r>
           </w:p>
         </w:tc>
@@ -10221,7 +11342,7 @@
                 <w:sz w:val="19"/>
                 <w:szCs w:val="19"/>
               </w:rPr>
-              <w:t xml:space="preserve">0.540</w:t>
+              <w:t xml:space="preserve">0.530</w:t>
             </w:r>
           </w:p>
         </w:tc>
@@ -10244,10 +11365,12 @@
           <w:p>
             <w:r>
               <w:rPr>
-                <w:sz w:val="19"/>
-                <w:szCs w:val="19"/>
-              </w:rPr>
-              <w:t xml:space="preserve">0.412</w:t>
+                <w:b/>
+                <w:bCs/>
+                <w:sz w:val="19"/>
+                <w:szCs w:val="19"/>
+              </w:rPr>
+              <w:t xml:space="preserve">0.424</w:t>
             </w:r>
           </w:p>
         </w:tc>
@@ -10273,7 +11396,7 @@
                 <w:sz w:val="19"/>
                 <w:szCs w:val="19"/>
               </w:rPr>
-              <w:t xml:space="preserve">fusion</w:t>
+              <w:t xml:space="preserve">agentic LLM</w:t>
             </w:r>
           </w:p>
         </w:tc>
@@ -10304,7 +11427,7 @@
                 <w:sz w:val="19"/>
                 <w:szCs w:val="19"/>
               </w:rPr>
-              <w:t xml:space="preserve">ARAG + content (α=0.4)</w:t>
+              <w:t xml:space="preserve">Content similarity</w:t>
             </w:r>
           </w:p>
         </w:tc>
@@ -10356,7 +11479,7 @@
                 <w:sz w:val="19"/>
                 <w:szCs w:val="19"/>
               </w:rPr>
-              <w:t xml:space="preserve">0.423</w:t>
+              <w:t xml:space="preserve">0.439</w:t>
             </w:r>
           </w:p>
         </w:tc>
@@ -10382,7 +11505,7 @@
                 <w:sz w:val="19"/>
                 <w:szCs w:val="19"/>
               </w:rPr>
-              <w:t xml:space="preserve">fusion</w:t>
+              <w:t xml:space="preserve">non-learned</w:t>
             </w:r>
           </w:p>
         </w:tc>
@@ -10410,12 +11533,10 @@
           <w:p>
             <w:r>
               <w:rPr>
-                <w:b/>
-                <w:bCs/>
-                <w:sz w:val="19"/>
-                <w:szCs w:val="19"/>
-              </w:rPr>
-              <w:t xml:space="preserve">ARAG</w:t>
+                <w:sz w:val="19"/>
+                <w:szCs w:val="19"/>
+              </w:rPr>
+              <w:t xml:space="preserve">Text-aware GRU (3-seed avg)</w:t>
             </w:r>
           </w:p>
         </w:tc>
@@ -10441,7 +11562,7 @@
                 <w:sz w:val="19"/>
                 <w:szCs w:val="19"/>
               </w:rPr>
-              <w:t xml:space="preserve">0.530</w:t>
+              <w:t xml:space="preserve">0.707</w:t>
             </w:r>
           </w:p>
         </w:tc>
@@ -10464,12 +11585,10 @@
           <w:p>
             <w:r>
               <w:rPr>
-                <w:b/>
-                <w:bCs/>
-                <w:sz w:val="19"/>
-                <w:szCs w:val="19"/>
-              </w:rPr>
-              <w:t xml:space="preserve">0.424</w:t>
+                <w:sz w:val="19"/>
+                <w:szCs w:val="19"/>
+              </w:rPr>
+              <w:t xml:space="preserve">0.501</w:t>
             </w:r>
           </w:p>
         </w:tc>
@@ -10495,7 +11614,7 @@
                 <w:sz w:val="19"/>
                 <w:szCs w:val="19"/>
               </w:rPr>
-              <w:t xml:space="preserve">agentic LLM</w:t>
+              <w:t xml:space="preserve">trained (ours)</w:t>
             </w:r>
           </w:p>
         </w:tc>
@@ -10523,10 +11642,12 @@
           <w:p>
             <w:r>
               <w:rPr>
-                <w:sz w:val="19"/>
-                <w:szCs w:val="19"/>
-              </w:rPr>
-              <w:t xml:space="preserve">Content similarity</w:t>
+                <w:b/>
+                <w:bCs/>
+                <w:sz w:val="19"/>
+                <w:szCs w:val="19"/>
+              </w:rPr>
+              <w:t xml:space="preserve">GRU, ID only (3-seed avg)</w:t>
             </w:r>
           </w:p>
         </w:tc>
@@ -10552,7 +11673,7 @@
                 <w:sz w:val="19"/>
                 <w:szCs w:val="19"/>
               </w:rPr>
-              <w:t xml:space="preserve">0.590</w:t>
+              <w:t xml:space="preserve">0.697</w:t>
             </w:r>
           </w:p>
         </w:tc>
@@ -10575,10 +11696,12 @@
           <w:p>
             <w:r>
               <w:rPr>
-                <w:sz w:val="19"/>
-                <w:szCs w:val="19"/>
-              </w:rPr>
-              <w:t xml:space="preserve">0.439</w:t>
+                <w:b/>
+                <w:bCs/>
+                <w:sz w:val="19"/>
+                <w:szCs w:val="19"/>
+              </w:rPr>
+              <w:t xml:space="preserve">0.520</w:t>
             </w:r>
           </w:p>
         </w:tc>
@@ -10604,7 +11727,7 @@
                 <w:sz w:val="19"/>
                 <w:szCs w:val="19"/>
               </w:rPr>
-              <w:t xml:space="preserve">non-learned</w:t>
+              <w:t xml:space="preserve">trained</w:t>
             </w:r>
           </w:p>
         </w:tc>
@@ -10637,7 +11760,33 @@
                 <w:sz w:val="19"/>
                 <w:szCs w:val="19"/>
               </w:rPr>
-              <w:t xml:space="preserve">Text-aware GRU (seed 0)</w:t>
+              <w:t xml:space="preserve">ARAG + GRU (α=0.2)</w:t>
+            </w:r>
+          </w:p>
+        </w:tc>
+        <w:tc>
+          <w:tcPr>
+            <w:tcW w:type="dxa" w:w="1500"/>
+            <w:tcBorders>
+              <w:top w:val="single" w:color="BFBFBF" w:sz="4"/>
+              <w:left w:val="single" w:color="BFBFBF" w:sz="4"/>
+              <w:bottom w:val="single" w:color="BFBFBF" w:sz="4"/>
+              <w:right w:val="single" w:color="BFBFBF" w:sz="4"/>
+            </w:tcBorders>
+            <w:tcMar>
+              <w:top w:type="dxa" w:w="60"/>
+              <w:left w:type="dxa" w:w="100"/>
+              <w:bottom w:type="dxa" w:w="60"/>
+              <w:right w:type="dxa" w:w="100"/>
+            </w:tcMar>
+          </w:tcPr>
+          <w:p>
+            <w:r>
+              <w:rPr>
+                <w:sz w:val="19"/>
+                <w:szCs w:val="19"/>
+              </w:rPr>
+              <w:t xml:space="preserve">0.690</w:t>
             </w:r>
           </w:p>
         </w:tc>
@@ -10665,35 +11814,7 @@
                 <w:sz w:val="19"/>
                 <w:szCs w:val="19"/>
               </w:rPr>
-              <w:t xml:space="preserve">0.660</w:t>
-            </w:r>
-          </w:p>
-        </w:tc>
-        <w:tc>
-          <w:tcPr>
-            <w:tcW w:type="dxa" w:w="1500"/>
-            <w:tcBorders>
-              <w:top w:val="single" w:color="BFBFBF" w:sz="4"/>
-              <w:left w:val="single" w:color="BFBFBF" w:sz="4"/>
-              <w:bottom w:val="single" w:color="BFBFBF" w:sz="4"/>
-              <w:right w:val="single" w:color="BFBFBF" w:sz="4"/>
-            </w:tcBorders>
-            <w:tcMar>
-              <w:top w:type="dxa" w:w="60"/>
-              <w:left w:type="dxa" w:w="100"/>
-              <w:bottom w:type="dxa" w:w="60"/>
-              <w:right w:type="dxa" w:w="100"/>
-            </w:tcMar>
-          </w:tcPr>
-          <w:p>
-            <w:r>
-              <w:rPr>
-                <w:b/>
-                <w:bCs/>
-                <w:sz w:val="19"/>
-                <w:szCs w:val="19"/>
-              </w:rPr>
-              <w:t xml:space="preserve">0.462</w:t>
+              <w:t xml:space="preserve">0.523</w:t>
             </w:r>
           </w:p>
         </w:tc>
@@ -10719,7 +11840,7 @@
                 <w:sz w:val="19"/>
                 <w:szCs w:val="19"/>
               </w:rPr>
-              <w:t xml:space="preserve">trained (ours)</w:t>
+              <w:t xml:space="preserve">fusion</w:t>
             </w:r>
           </w:p>
         </w:tc>
@@ -10752,7 +11873,33 @@
                 <w:sz w:val="19"/>
                 <w:szCs w:val="19"/>
               </w:rPr>
-              <w:t xml:space="preserve">ARAG + text-aware GRU (α=0.3)</w:t>
+              <w:t xml:space="preserve">ARAG + text-aware GRU (α=0.1)</w:t>
+            </w:r>
+          </w:p>
+        </w:tc>
+        <w:tc>
+          <w:tcPr>
+            <w:tcW w:type="dxa" w:w="1500"/>
+            <w:tcBorders>
+              <w:top w:val="single" w:color="BFBFBF" w:sz="4"/>
+              <w:left w:val="single" w:color="BFBFBF" w:sz="4"/>
+              <w:bottom w:val="single" w:color="BFBFBF" w:sz="4"/>
+              <w:right w:val="single" w:color="BFBFBF" w:sz="4"/>
+            </w:tcBorders>
+            <w:tcMar>
+              <w:top w:type="dxa" w:w="60"/>
+              <w:left w:type="dxa" w:w="100"/>
+              <w:bottom w:type="dxa" w:w="60"/>
+              <w:right w:type="dxa" w:w="100"/>
+            </w:tcMar>
+          </w:tcPr>
+          <w:p>
+            <w:r>
+              <w:rPr>
+                <w:sz w:val="19"/>
+                <w:szCs w:val="19"/>
+              </w:rPr>
+              <w:t xml:space="preserve">0.720</w:t>
             </w:r>
           </w:p>
         </w:tc>
@@ -10780,13 +11927,44 @@
                 <w:sz w:val="19"/>
                 <w:szCs w:val="19"/>
               </w:rPr>
-              <w:t xml:space="preserve">0.660</w:t>
-            </w:r>
-          </w:p>
-        </w:tc>
-        <w:tc>
-          <w:tcPr>
-            <w:tcW w:type="dxa" w:w="1500"/>
+              <w:t xml:space="preserve">0.532</w:t>
+            </w:r>
+          </w:p>
+        </w:tc>
+        <w:tc>
+          <w:tcPr>
+            <w:tcW w:type="dxa" w:w="2426"/>
+            <w:tcBorders>
+              <w:top w:val="single" w:color="BFBFBF" w:sz="4"/>
+              <w:left w:val="single" w:color="BFBFBF" w:sz="4"/>
+              <w:bottom w:val="single" w:color="BFBFBF" w:sz="4"/>
+              <w:right w:val="single" w:color="BFBFBF" w:sz="4"/>
+            </w:tcBorders>
+            <w:tcMar>
+              <w:top w:type="dxa" w:w="60"/>
+              <w:left w:type="dxa" w:w="100"/>
+              <w:bottom w:type="dxa" w:w="60"/>
+              <w:right w:type="dxa" w:w="100"/>
+            </w:tcMar>
+          </w:tcPr>
+          <w:p>
+            <w:r>
+              <w:rPr>
+                <w:sz w:val="19"/>
+                <w:szCs w:val="19"/>
+              </w:rPr>
+              <w:t xml:space="preserve">fusion (ours)</w:t>
+            </w:r>
+          </w:p>
+        </w:tc>
+      </w:tr>
+      <w:tr>
+        <w:trPr>
+          <w:tblHeader w:val="false"/>
+        </w:trPr>
+        <w:tc>
+          <w:tcPr>
+            <w:tcW w:type="dxa" w:w="3600"/>
             <w:tcBorders>
               <w:top w:val="single" w:color="BFBFBF" w:sz="4"/>
               <w:left w:val="single" w:color="BFBFBF" w:sz="4"/>
@@ -10808,7 +11986,61 @@
                 <w:sz w:val="19"/>
                 <w:szCs w:val="19"/>
               </w:rPr>
-              <w:t xml:space="preserve">0.468</w:t>
+              <w:t xml:space="preserve">SASRec (3-seed avg)</w:t>
+            </w:r>
+          </w:p>
+        </w:tc>
+        <w:tc>
+          <w:tcPr>
+            <w:tcW w:type="dxa" w:w="1500"/>
+            <w:tcBorders>
+              <w:top w:val="single" w:color="BFBFBF" w:sz="4"/>
+              <w:left w:val="single" w:color="BFBFBF" w:sz="4"/>
+              <w:bottom w:val="single" w:color="BFBFBF" w:sz="4"/>
+              <w:right w:val="single" w:color="BFBFBF" w:sz="4"/>
+            </w:tcBorders>
+            <w:tcMar>
+              <w:top w:type="dxa" w:w="60"/>
+              <w:left w:type="dxa" w:w="100"/>
+              <w:bottom w:type="dxa" w:w="60"/>
+              <w:right w:type="dxa" w:w="100"/>
+            </w:tcMar>
+          </w:tcPr>
+          <w:p>
+            <w:r>
+              <w:rPr>
+                <w:sz w:val="19"/>
+                <w:szCs w:val="19"/>
+              </w:rPr>
+              <w:t xml:space="preserve">0.713</w:t>
+            </w:r>
+          </w:p>
+        </w:tc>
+        <w:tc>
+          <w:tcPr>
+            <w:tcW w:type="dxa" w:w="1500"/>
+            <w:tcBorders>
+              <w:top w:val="single" w:color="BFBFBF" w:sz="4"/>
+              <w:left w:val="single" w:color="BFBFBF" w:sz="4"/>
+              <w:bottom w:val="single" w:color="BFBFBF" w:sz="4"/>
+              <w:right w:val="single" w:color="BFBFBF" w:sz="4"/>
+            </w:tcBorders>
+            <w:tcMar>
+              <w:top w:type="dxa" w:w="60"/>
+              <w:left w:type="dxa" w:w="100"/>
+              <w:bottom w:type="dxa" w:w="60"/>
+              <w:right w:type="dxa" w:w="100"/>
+            </w:tcMar>
+          </w:tcPr>
+          <w:p>
+            <w:r>
+              <w:rPr>
+                <w:b/>
+                <w:bCs/>
+                <w:sz w:val="19"/>
+                <w:szCs w:val="19"/>
+              </w:rPr>
+              <w:t xml:space="preserve">0.536</w:t>
             </w:r>
           </w:p>
         </w:tc>
@@ -10834,7 +12066,7 @@
                 <w:sz w:val="19"/>
                 <w:szCs w:val="19"/>
               </w:rPr>
-              <w:t xml:space="preserve">fusion (ours)</w:t>
+              <w:t xml:space="preserve">trained (Transformer)</w:t>
             </w:r>
           </w:p>
         </w:tc>
@@ -10844,6 +12076,76 @@
       <w:pPr>
         <w:spacing w:after="120"/>
       </w:pPr>
+    </w:p>
+    <w:p>
+      <w:pPr>
+        <w:spacing w:after="120"/>
+      </w:pPr>
+      <w:r>
+        <w:t xml:space="preserve">On these 100 users the five best systems (0.50–0.54) are statistically tied with each other; all of them are above ARAG.</w:t>
+      </w:r>
+    </w:p>
+    <w:p>
+      <w:pPr>
+        <w:spacing w:before="120"/>
+        <w:jc w:val="center"/>
+      </w:pPr>
+      <w:r>
+        <w:drawing>
+          <wp:inline distT="0" distB="0" distL="0" distR="0">
+            <wp:extent cx="5486400" cy="3238329"/>
+            <wp:effectExtent t="0" r="0" b="0" l="0"/>
+            <wp:docPr id="1" name="fig13_sasrec_baseline.png" descr="Figure 3 — Every system on the same 100 test users, with 95% confidence intervals." title="Figure 3 — Every system on the same 100 test users, with 95% confidence intervals."/>
+            <wp:cNvGraphicFramePr>
+              <a:graphicFrameLocks xmlns:a="http://schemas.openxmlformats.org/drawingml/2006/main" noChangeAspect="1"/>
+            </wp:cNvGraphicFramePr>
+            <a:graphic xmlns:a="http://schemas.openxmlformats.org/drawingml/2006/main">
+              <a:graphicData uri="http://schemas.openxmlformats.org/drawingml/2006/picture">
+                <pic:pic xmlns:pic="http://schemas.openxmlformats.org/drawingml/2006/picture">
+                  <pic:nvPicPr>
+                    <pic:cNvPr id="0" name="" descr=""/>
+                    <pic:cNvPicPr>
+                      <a:picLocks noChangeAspect="1" noChangeArrowheads="1"/>
+                    </pic:cNvPicPr>
+                  </pic:nvPicPr>
+                  <pic:blipFill>
+                    <a:blip r:embed="rId10" cstate="none"/>
+                    <a:srcRect/>
+                    <a:stretch>
+                      <a:fillRect/>
+                    </a:stretch>
+                  </pic:blipFill>
+                  <pic:spPr bwMode="auto">
+                    <a:xfrm>
+                      <a:off x="0" y="0"/>
+                      <a:ext cx="5486400" cy="3238329"/>
+                    </a:xfrm>
+                    <a:prstGeom prst="rect">
+                      <a:avLst/>
+                    </a:prstGeom>
+                  </pic:spPr>
+                </pic:pic>
+              </a:graphicData>
+            </a:graphic>
+          </wp:inline>
+        </w:drawing>
+      </w:r>
+    </w:p>
+    <w:p>
+      <w:pPr>
+        <w:spacing w:after="200"/>
+        <w:jc w:val="center"/>
+      </w:pPr>
+      <w:r>
+        <w:rPr>
+          <w:i/>
+          <w:iCs/>
+          <w:color w:val="555555"/>
+          <w:sz w:val="19"/>
+          <w:szCs w:val="19"/>
+        </w:rPr>
+        <w:t xml:space="preserve">Figure 3 — Every system on the same 100 test users, with 95% confidence intervals.</w:t>
+      </w:r>
     </w:p>
     <w:p>
       <w:pPr>
@@ -11100,7 +12402,7 @@
                 <w:sz w:val="19"/>
                 <w:szCs w:val="19"/>
               </w:rPr>
-              <w:t xml:space="preserve">0.181</w:t>
+              <w:t xml:space="preserve">0.180</w:t>
             </w:r>
           </w:p>
         </w:tc>
@@ -11240,7 +12542,7 @@
                 <w:sz w:val="19"/>
                 <w:szCs w:val="19"/>
               </w:rPr>
-              <w:t xml:space="preserve">GRU, ID only (3 seeds)</w:t>
+              <w:t xml:space="preserve">ItemKNN</w:t>
             </w:r>
           </w:p>
         </w:tc>
@@ -11266,7 +12568,7 @@
                 <w:sz w:val="19"/>
                 <w:szCs w:val="19"/>
               </w:rPr>
-              <w:t xml:space="preserve">0.422 ± 0.008</w:t>
+              <w:t xml:space="preserve">0.519</w:t>
             </w:r>
           </w:p>
         </w:tc>
@@ -11292,7 +12594,7 @@
                 <w:sz w:val="19"/>
                 <w:szCs w:val="19"/>
               </w:rPr>
-              <w:t xml:space="preserve">0.279 ± 0.006</w:t>
+              <w:t xml:space="preserve">0.406</w:t>
             </w:r>
           </w:p>
         </w:tc>
@@ -11318,7 +12620,7 @@
                 <w:sz w:val="19"/>
                 <w:szCs w:val="19"/>
               </w:rPr>
-              <w:t xml:space="preserve">0.285 ± 0.004</w:t>
+              <w:t xml:space="preserve">0.406</w:t>
             </w:r>
           </w:p>
         </w:tc>
@@ -11349,7 +12651,7 @@
                 <w:sz w:val="19"/>
                 <w:szCs w:val="19"/>
               </w:rPr>
-              <w:t xml:space="preserve">ItemKNN</w:t>
+              <w:t xml:space="preserve">Content similarity</w:t>
             </w:r>
           </w:p>
         </w:tc>
@@ -11375,7 +12677,7 @@
                 <w:sz w:val="19"/>
                 <w:szCs w:val="19"/>
               </w:rPr>
-              <w:t xml:space="preserve">0.519</w:t>
+              <w:t xml:space="preserve">0.569</w:t>
             </w:r>
           </w:p>
         </w:tc>
@@ -11401,7 +12703,7 @@
                 <w:sz w:val="19"/>
                 <w:szCs w:val="19"/>
               </w:rPr>
-              <w:t xml:space="preserve">0.406</w:t>
+              <w:t xml:space="preserve">0.411</w:t>
             </w:r>
           </w:p>
         </w:tc>
@@ -11427,7 +12729,7 @@
                 <w:sz w:val="19"/>
                 <w:szCs w:val="19"/>
               </w:rPr>
-              <w:t xml:space="preserve">0.406</w:t>
+              <w:t xml:space="preserve">0.402</w:t>
             </w:r>
           </w:p>
         </w:tc>
@@ -11458,7 +12760,7 @@
                 <w:sz w:val="19"/>
                 <w:szCs w:val="19"/>
               </w:rPr>
-              <w:t xml:space="preserve">Content similarity</w:t>
+              <w:t xml:space="preserve">GRU, ID only (3 seeds)</w:t>
             </w:r>
           </w:p>
         </w:tc>
@@ -11484,7 +12786,7 @@
                 <w:sz w:val="19"/>
                 <w:szCs w:val="19"/>
               </w:rPr>
-              <w:t xml:space="preserve">0.569</w:t>
+              <w:t xml:space="preserve">0.686 ± 0.001</w:t>
             </w:r>
           </w:p>
         </w:tc>
@@ -11510,7 +12812,7 @@
                 <w:sz w:val="19"/>
                 <w:szCs w:val="19"/>
               </w:rPr>
-              <w:t xml:space="preserve">0.411</w:t>
+              <w:t xml:space="preserve">0.505 ± 0.001</w:t>
             </w:r>
           </w:p>
         </w:tc>
@@ -11536,7 +12838,7 @@
                 <w:sz w:val="19"/>
                 <w:szCs w:val="19"/>
               </w:rPr>
-              <w:t xml:space="preserve">0.402</w:t>
+              <w:t xml:space="preserve">0.478</w:t>
             </w:r>
           </w:p>
         </w:tc>
@@ -11564,6 +12866,115 @@
           <w:p>
             <w:r>
               <w:rPr>
+                <w:sz w:val="19"/>
+                <w:szCs w:val="19"/>
+              </w:rPr>
+              <w:t xml:space="preserve">SASRec (3 seeds)</w:t>
+            </w:r>
+          </w:p>
+        </w:tc>
+        <w:tc>
+          <w:tcPr>
+            <w:tcW w:type="dxa" w:w="1900"/>
+            <w:tcBorders>
+              <w:top w:val="single" w:color="BFBFBF" w:sz="4"/>
+              <w:left w:val="single" w:color="BFBFBF" w:sz="4"/>
+              <w:bottom w:val="single" w:color="BFBFBF" w:sz="4"/>
+              <w:right w:val="single" w:color="BFBFBF" w:sz="4"/>
+            </w:tcBorders>
+            <w:tcMar>
+              <w:top w:type="dxa" w:w="60"/>
+              <w:left w:type="dxa" w:w="100"/>
+              <w:bottom w:type="dxa" w:w="60"/>
+              <w:right w:type="dxa" w:w="100"/>
+            </w:tcMar>
+          </w:tcPr>
+          <w:p>
+            <w:r>
+              <w:rPr>
+                <w:sz w:val="19"/>
+                <w:szCs w:val="19"/>
+              </w:rPr>
+              <w:t xml:space="preserve">0.692</w:t>
+            </w:r>
+          </w:p>
+        </w:tc>
+        <w:tc>
+          <w:tcPr>
+            <w:tcW w:type="dxa" w:w="1900"/>
+            <w:tcBorders>
+              <w:top w:val="single" w:color="BFBFBF" w:sz="4"/>
+              <w:left w:val="single" w:color="BFBFBF" w:sz="4"/>
+              <w:bottom w:val="single" w:color="BFBFBF" w:sz="4"/>
+              <w:right w:val="single" w:color="BFBFBF" w:sz="4"/>
+            </w:tcBorders>
+            <w:tcMar>
+              <w:top w:type="dxa" w:w="60"/>
+              <w:left w:type="dxa" w:w="100"/>
+              <w:bottom w:type="dxa" w:w="60"/>
+              <w:right w:type="dxa" w:w="100"/>
+            </w:tcMar>
+          </w:tcPr>
+          <w:p>
+            <w:r>
+              <w:rPr>
+                <w:sz w:val="19"/>
+                <w:szCs w:val="19"/>
+              </w:rPr>
+              <w:t xml:space="preserve">0.508</w:t>
+            </w:r>
+          </w:p>
+        </w:tc>
+        <w:tc>
+          <w:tcPr>
+            <w:tcW w:type="dxa" w:w="1926"/>
+            <w:tcBorders>
+              <w:top w:val="single" w:color="BFBFBF" w:sz="4"/>
+              <w:left w:val="single" w:color="BFBFBF" w:sz="4"/>
+              <w:bottom w:val="single" w:color="BFBFBF" w:sz="4"/>
+              <w:right w:val="single" w:color="BFBFBF" w:sz="4"/>
+            </w:tcBorders>
+            <w:tcMar>
+              <w:top w:type="dxa" w:w="60"/>
+              <w:left w:type="dxa" w:w="100"/>
+              <w:bottom w:type="dxa" w:w="60"/>
+              <w:right w:type="dxa" w:w="100"/>
+            </w:tcMar>
+          </w:tcPr>
+          <w:p>
+            <w:r>
+              <w:rPr>
+                <w:sz w:val="19"/>
+                <w:szCs w:val="19"/>
+              </w:rPr>
+              <w:t xml:space="preserve">0.479</w:t>
+            </w:r>
+          </w:p>
+        </w:tc>
+      </w:tr>
+      <w:tr>
+        <w:trPr>
+          <w:tblHeader w:val="false"/>
+        </w:trPr>
+        <w:tc>
+          <w:tcPr>
+            <w:tcW w:type="dxa" w:w="3300"/>
+            <w:tcBorders>
+              <w:top w:val="single" w:color="BFBFBF" w:sz="4"/>
+              <w:left w:val="single" w:color="BFBFBF" w:sz="4"/>
+              <w:bottom w:val="single" w:color="BFBFBF" w:sz="4"/>
+              <w:right w:val="single" w:color="BFBFBF" w:sz="4"/>
+            </w:tcBorders>
+            <w:tcMar>
+              <w:top w:type="dxa" w:w="60"/>
+              <w:left w:type="dxa" w:w="100"/>
+              <w:bottom w:type="dxa" w:w="60"/>
+              <w:right w:type="dxa" w:w="100"/>
+            </w:tcMar>
+          </w:tcPr>
+          <w:p>
+            <w:r>
+              <w:rPr>
                 <w:b/>
                 <w:bCs/>
                 <w:sz w:val="19"/>
@@ -11597,7 +13008,7 @@
                 <w:sz w:val="19"/>
                 <w:szCs w:val="19"/>
               </w:rPr>
-              <w:t xml:space="preserve">0.652 ± 0.002</w:t>
+              <w:t xml:space="preserve">0.716 ± 0.001</w:t>
             </w:r>
           </w:p>
         </w:tc>
@@ -11625,7 +13036,7 @@
                 <w:sz w:val="19"/>
                 <w:szCs w:val="19"/>
               </w:rPr>
-              <w:t xml:space="preserve">0.461 ± 0.002</w:t>
+              <w:t xml:space="preserve">0.530 ± 0.001</w:t>
             </w:r>
           </w:p>
         </w:tc>
@@ -11653,7 +13064,7 @@
                 <w:sz w:val="19"/>
                 <w:szCs w:val="19"/>
               </w:rPr>
-              <w:t xml:space="preserve">0.435 ± 0.002</w:t>
+              <w:t xml:space="preserve">0.500</w:t>
             </w:r>
           </w:p>
         </w:tc>
@@ -11674,7 +13085,7 @@
           <wp:inline distT="0" distB="0" distL="0" distR="0">
             <wp:extent cx="5760720" cy="2119426"/>
             <wp:effectExtent t="0" r="0" b="0" l="0"/>
-            <wp:docPr id="1" name="fig10_content_aware.png" descr="Figure 3 — The extension. Left: all 94,762 users. Right: the same 100 users as the LLM systems." title="Figure 3 — The extension. Left: all 94,762 users. Right: the same 100 users as the LLM systems."/>
+            <wp:docPr id="1" name="fig10_content_aware.png" descr="Figure 4 — Left: all 94,762 users. Right: the same 100 users as the LLM systems." title="Figure 4 — Left: all 94,762 users. Right: the same 100 users as the LLM systems."/>
             <wp:cNvGraphicFramePr>
               <a:graphicFrameLocks xmlns:a="http://schemas.openxmlformats.org/drawingml/2006/main" noChangeAspect="1"/>
             </wp:cNvGraphicFramePr>
@@ -11688,7 +13099,7 @@
                     </pic:cNvPicPr>
                   </pic:nvPicPr>
                   <pic:blipFill>
-                    <a:blip r:embed="rId10" cstate="none"/>
+                    <a:blip r:embed="rId11" cstate="none"/>
                     <a:srcRect/>
                     <a:stretch>
                       <a:fillRect/>
@@ -11723,7 +13134,7 @@
           <w:sz w:val="19"/>
           <w:szCs w:val="19"/>
         </w:rPr>
-        <w:t xml:space="preserve">Figure 3 — The extension. Left: all 94,762 users. Right: the same 100 users as the LLM systems.</w:t>
+        <w:t xml:space="preserve">Figure 4 — Left: all 94,762 users. Right: the same 100 users as the LLM systems.</w:t>
       </w:r>
     </w:p>
     <w:p>
@@ -11929,7 +13340,7 @@
                 <w:sz w:val="19"/>
                 <w:szCs w:val="19"/>
               </w:rPr>
-              <w:t xml:space="preserve">−0.013</w:t>
+              <w:t xml:space="preserve">+0.098</w:t>
             </w:r>
           </w:p>
         </w:tc>
@@ -11955,7 +13366,7 @@
                 <w:sz w:val="19"/>
                 <w:szCs w:val="19"/>
               </w:rPr>
-              <w:t xml:space="preserve">[−0.032, +0.005]</w:t>
+              <w:t xml:space="preserve">[+0.013, +0.182]</w:t>
             </w:r>
           </w:p>
         </w:tc>
@@ -11978,10 +13389,12 @@
           <w:p>
             <w:r>
               <w:rPr>
-                <w:sz w:val="19"/>
-                <w:szCs w:val="19"/>
-              </w:rPr>
-              <w:t xml:space="preserve">no</w:t>
+                <w:b/>
+                <w:bCs/>
+                <w:sz w:val="19"/>
+                <w:szCs w:val="19"/>
+              </w:rPr>
+              <w:t xml:space="preserve">yes</w:t>
             </w:r>
           </w:p>
         </w:tc>
@@ -12038,7 +13451,7 @@
                 <w:sz w:val="19"/>
                 <w:szCs w:val="19"/>
               </w:rPr>
-              <w:t xml:space="preserve">+0.174</w:t>
+              <w:t xml:space="preserve">+0.004</w:t>
             </w:r>
           </w:p>
         </w:tc>
@@ -12064,7 +13477,7 @@
                 <w:sz w:val="19"/>
                 <w:szCs w:val="19"/>
               </w:rPr>
-              <w:t xml:space="preserve">[+0.069, +0.278]</w:t>
+              <w:t xml:space="preserve">[−0.038, +0.045]</w:t>
             </w:r>
           </w:p>
         </w:tc>
@@ -12087,12 +13500,10 @@
           <w:p>
             <w:r>
               <w:rPr>
-                <w:b/>
-                <w:bCs/>
-                <w:sz w:val="19"/>
-                <w:szCs w:val="19"/>
-              </w:rPr>
-              <w:t xml:space="preserve">yes</w:t>
+                <w:sz w:val="19"/>
+                <w:szCs w:val="19"/>
+              </w:rPr>
+              <w:t xml:space="preserve">no</w:t>
             </w:r>
           </w:p>
         </w:tc>
@@ -12565,7 +13976,7 @@
                 <w:sz w:val="19"/>
                 <w:szCs w:val="19"/>
               </w:rPr>
-              <w:t xml:space="preserve">Text-GRU − GRU (100 users)</w:t>
+              <w:t xml:space="preserve">ARAG − GRU (100 users, 3-seed avg)</w:t>
             </w:r>
           </w:p>
         </w:tc>
@@ -12591,7 +14002,7 @@
                 <w:sz w:val="19"/>
                 <w:szCs w:val="19"/>
               </w:rPr>
-              <w:t xml:space="preserve">+0.224</w:t>
+              <w:t xml:space="preserve">−0.095</w:t>
             </w:r>
           </w:p>
         </w:tc>
@@ -12617,7 +14028,7 @@
                 <w:sz w:val="19"/>
                 <w:szCs w:val="19"/>
               </w:rPr>
-              <w:t xml:space="preserve">[+0.156, +0.294]</w:t>
+              <w:t xml:space="preserve">[−0.196, +0.006]</w:t>
             </w:r>
           </w:p>
         </w:tc>
@@ -12640,12 +14051,10 @@
           <w:p>
             <w:r>
               <w:rPr>
-                <w:b/>
-                <w:bCs/>
-                <w:sz w:val="19"/>
-                <w:szCs w:val="19"/>
-              </w:rPr>
-              <w:t xml:space="preserve">yes</w:t>
+                <w:sz w:val="19"/>
+                <w:szCs w:val="19"/>
+              </w:rPr>
+              <w:t xml:space="preserve">no (borderline)</w:t>
             </w:r>
           </w:p>
         </w:tc>
@@ -12676,7 +14085,7 @@
                 <w:sz w:val="19"/>
                 <w:szCs w:val="19"/>
               </w:rPr>
-              <w:t xml:space="preserve">Text-GRU − GRU (all 94,762 users)</w:t>
+              <w:t xml:space="preserve">ARAG − SASRec (100 users)</w:t>
             </w:r>
           </w:p>
         </w:tc>
@@ -12702,7 +14111,7 @@
                 <w:sz w:val="19"/>
                 <w:szCs w:val="19"/>
               </w:rPr>
-              <w:t xml:space="preserve">+0.174</w:t>
+              <w:t xml:space="preserve">−0.112</w:t>
             </w:r>
           </w:p>
         </w:tc>
@@ -12728,7 +14137,7 @@
                 <w:sz w:val="19"/>
                 <w:szCs w:val="19"/>
               </w:rPr>
-              <w:t xml:space="preserve">[+0.172, +0.176]</w:t>
+              <w:t xml:space="preserve">[−0.213, −0.009]</w:t>
             </w:r>
           </w:p>
         </w:tc>
@@ -12787,7 +14196,7 @@
                 <w:sz w:val="19"/>
                 <w:szCs w:val="19"/>
               </w:rPr>
-              <w:t xml:space="preserve">Text-GRU − content (all users)</w:t>
+              <w:t xml:space="preserve">ARAG+text-GRU − ARAG</w:t>
             </w:r>
           </w:p>
         </w:tc>
@@ -12813,7 +14222,7 @@
                 <w:sz w:val="19"/>
                 <w:szCs w:val="19"/>
               </w:rPr>
-              <w:t xml:space="preserve">+0.050</w:t>
+              <w:t xml:space="preserve">+0.108</w:t>
             </w:r>
           </w:p>
         </w:tc>
@@ -12839,7 +14248,7 @@
                 <w:sz w:val="19"/>
                 <w:szCs w:val="19"/>
               </w:rPr>
-              <w:t xml:space="preserve">[+0.047, +0.053]</w:t>
+              <w:t xml:space="preserve">[+0.016, +0.197]</w:t>
             </w:r>
           </w:p>
         </w:tc>
@@ -12898,7 +14307,7 @@
                 <w:sz w:val="19"/>
                 <w:szCs w:val="19"/>
               </w:rPr>
-              <w:t xml:space="preserve">Text-GRU − ARAG (100 users)</w:t>
+              <w:t xml:space="preserve">ARAG+text-GRU − text-GRU</w:t>
             </w:r>
           </w:p>
         </w:tc>
@@ -12924,7 +14333,7 @@
                 <w:sz w:val="19"/>
                 <w:szCs w:val="19"/>
               </w:rPr>
-              <w:t xml:space="preserve">+0.038</w:t>
+              <w:t xml:space="preserve">+0.031</w:t>
             </w:r>
           </w:p>
         </w:tc>
@@ -12950,7 +14359,7 @@
                 <w:sz w:val="19"/>
                 <w:szCs w:val="19"/>
               </w:rPr>
-              <w:t xml:space="preserve">[−0.067, +0.144]</w:t>
+              <w:t xml:space="preserve">[+0.002, +0.061]</w:t>
             </w:r>
           </w:p>
         </w:tc>
@@ -12973,10 +14382,19 @@
           <w:p>
             <w:r>
               <w:rPr>
-                <w:sz w:val="19"/>
-                <w:szCs w:val="19"/>
-              </w:rPr>
-              <w:t xml:space="preserve">no</w:t>
+                <w:b/>
+                <w:bCs/>
+                <w:sz w:val="19"/>
+                <w:szCs w:val="19"/>
+              </w:rPr>
+              <w:t xml:space="preserve">yes</w:t>
+            </w:r>
+            <w:r>
+              <w:rPr>
+                <w:sz w:val="19"/>
+                <w:szCs w:val="19"/>
+              </w:rPr>
+              <w:t xml:space="preserve"> (small)</w:t>
             </w:r>
           </w:p>
         </w:tc>
@@ -13007,7 +14425,7 @@
                 <w:sz w:val="19"/>
                 <w:szCs w:val="19"/>
               </w:rPr>
-              <w:t xml:space="preserve">ARAG+text-GRU − ARAG</w:t>
+              <w:t xml:space="preserve">Text-GRU − GRU (all 94,762 users)</w:t>
             </w:r>
           </w:p>
         </w:tc>
@@ -13033,7 +14451,7 @@
                 <w:sz w:val="19"/>
                 <w:szCs w:val="19"/>
               </w:rPr>
-              <w:t xml:space="preserve">+0.044</w:t>
+              <w:t xml:space="preserve">+0.026</w:t>
             </w:r>
           </w:p>
         </w:tc>
@@ -13059,7 +14477,7 @@
                 <w:sz w:val="19"/>
                 <w:szCs w:val="19"/>
               </w:rPr>
-              <w:t xml:space="preserve">[−0.035, +0.122]</w:t>
+              <w:t xml:space="preserve">[+0.024, +0.027]</w:t>
             </w:r>
           </w:p>
         </w:tc>
@@ -13082,10 +14500,232 @@
           <w:p>
             <w:r>
               <w:rPr>
-                <w:sz w:val="19"/>
-                <w:szCs w:val="19"/>
-              </w:rPr>
-              <w:t xml:space="preserve">no</w:t>
+                <w:b/>
+                <w:bCs/>
+                <w:sz w:val="19"/>
+                <w:szCs w:val="19"/>
+              </w:rPr>
+              <w:t xml:space="preserve">yes</w:t>
+            </w:r>
+          </w:p>
+        </w:tc>
+      </w:tr>
+      <w:tr>
+        <w:trPr>
+          <w:tblHeader w:val="false"/>
+        </w:trPr>
+        <w:tc>
+          <w:tcPr>
+            <w:tcW w:type="dxa" w:w="3700"/>
+            <w:tcBorders>
+              <w:top w:val="single" w:color="BFBFBF" w:sz="4"/>
+              <w:left w:val="single" w:color="BFBFBF" w:sz="4"/>
+              <w:bottom w:val="single" w:color="BFBFBF" w:sz="4"/>
+              <w:right w:val="single" w:color="BFBFBF" w:sz="4"/>
+            </w:tcBorders>
+            <w:tcMar>
+              <w:top w:type="dxa" w:w="60"/>
+              <w:left w:type="dxa" w:w="100"/>
+              <w:bottom w:type="dxa" w:w="60"/>
+              <w:right w:type="dxa" w:w="100"/>
+            </w:tcMar>
+          </w:tcPr>
+          <w:p>
+            <w:r>
+              <w:rPr>
+                <w:sz w:val="19"/>
+                <w:szCs w:val="19"/>
+              </w:rPr>
+              <w:t xml:space="preserve">Text-GRU − content (all users)</w:t>
+            </w:r>
+          </w:p>
+        </w:tc>
+        <w:tc>
+          <w:tcPr>
+            <w:tcW w:type="dxa" w:w="1300"/>
+            <w:tcBorders>
+              <w:top w:val="single" w:color="BFBFBF" w:sz="4"/>
+              <w:left w:val="single" w:color="BFBFBF" w:sz="4"/>
+              <w:bottom w:val="single" w:color="BFBFBF" w:sz="4"/>
+              <w:right w:val="single" w:color="BFBFBF" w:sz="4"/>
+            </w:tcBorders>
+            <w:tcMar>
+              <w:top w:type="dxa" w:w="60"/>
+              <w:left w:type="dxa" w:w="100"/>
+              <w:bottom w:type="dxa" w:w="60"/>
+              <w:right w:type="dxa" w:w="100"/>
+            </w:tcMar>
+          </w:tcPr>
+          <w:p>
+            <w:r>
+              <w:rPr>
+                <w:sz w:val="19"/>
+                <w:szCs w:val="19"/>
+              </w:rPr>
+              <w:t xml:space="preserve">+0.120</w:t>
+            </w:r>
+          </w:p>
+        </w:tc>
+        <w:tc>
+          <w:tcPr>
+            <w:tcW w:type="dxa" w:w="2300"/>
+            <w:tcBorders>
+              <w:top w:val="single" w:color="BFBFBF" w:sz="4"/>
+              <w:left w:val="single" w:color="BFBFBF" w:sz="4"/>
+              <w:bottom w:val="single" w:color="BFBFBF" w:sz="4"/>
+              <w:right w:val="single" w:color="BFBFBF" w:sz="4"/>
+            </w:tcBorders>
+            <w:tcMar>
+              <w:top w:type="dxa" w:w="60"/>
+              <w:left w:type="dxa" w:w="100"/>
+              <w:bottom w:type="dxa" w:w="60"/>
+              <w:right w:type="dxa" w:w="100"/>
+            </w:tcMar>
+          </w:tcPr>
+          <w:p>
+            <w:r>
+              <w:rPr>
+                <w:sz w:val="19"/>
+                <w:szCs w:val="19"/>
+              </w:rPr>
+              <w:t xml:space="preserve">[+0.117, +0.122]</w:t>
+            </w:r>
+          </w:p>
+        </w:tc>
+        <w:tc>
+          <w:tcPr>
+            <w:tcW w:type="dxa" w:w="1726"/>
+            <w:tcBorders>
+              <w:top w:val="single" w:color="BFBFBF" w:sz="4"/>
+              <w:left w:val="single" w:color="BFBFBF" w:sz="4"/>
+              <w:bottom w:val="single" w:color="BFBFBF" w:sz="4"/>
+              <w:right w:val="single" w:color="BFBFBF" w:sz="4"/>
+            </w:tcBorders>
+            <w:tcMar>
+              <w:top w:type="dxa" w:w="60"/>
+              <w:left w:type="dxa" w:w="100"/>
+              <w:bottom w:type="dxa" w:w="60"/>
+              <w:right w:type="dxa" w:w="100"/>
+            </w:tcMar>
+          </w:tcPr>
+          <w:p>
+            <w:r>
+              <w:rPr>
+                <w:b/>
+                <w:bCs/>
+                <w:sz w:val="19"/>
+                <w:szCs w:val="19"/>
+              </w:rPr>
+              <w:t xml:space="preserve">yes</w:t>
+            </w:r>
+          </w:p>
+        </w:tc>
+      </w:tr>
+      <w:tr>
+        <w:trPr>
+          <w:tblHeader w:val="false"/>
+        </w:trPr>
+        <w:tc>
+          <w:tcPr>
+            <w:tcW w:type="dxa" w:w="3700"/>
+            <w:tcBorders>
+              <w:top w:val="single" w:color="BFBFBF" w:sz="4"/>
+              <w:left w:val="single" w:color="BFBFBF" w:sz="4"/>
+              <w:bottom w:val="single" w:color="BFBFBF" w:sz="4"/>
+              <w:right w:val="single" w:color="BFBFBF" w:sz="4"/>
+            </w:tcBorders>
+            <w:tcMar>
+              <w:top w:type="dxa" w:w="60"/>
+              <w:left w:type="dxa" w:w="100"/>
+              <w:bottom w:type="dxa" w:w="60"/>
+              <w:right w:type="dxa" w:w="100"/>
+            </w:tcMar>
+          </w:tcPr>
+          <w:p>
+            <w:r>
+              <w:rPr>
+                <w:sz w:val="19"/>
+                <w:szCs w:val="19"/>
+              </w:rPr>
+              <w:t xml:space="preserve">SASRec − GRU (all users)</w:t>
+            </w:r>
+          </w:p>
+        </w:tc>
+        <w:tc>
+          <w:tcPr>
+            <w:tcW w:type="dxa" w:w="1300"/>
+            <w:tcBorders>
+              <w:top w:val="single" w:color="BFBFBF" w:sz="4"/>
+              <w:left w:val="single" w:color="BFBFBF" w:sz="4"/>
+              <w:bottom w:val="single" w:color="BFBFBF" w:sz="4"/>
+              <w:right w:val="single" w:color="BFBFBF" w:sz="4"/>
+            </w:tcBorders>
+            <w:tcMar>
+              <w:top w:type="dxa" w:w="60"/>
+              <w:left w:type="dxa" w:w="100"/>
+              <w:bottom w:type="dxa" w:w="60"/>
+              <w:right w:type="dxa" w:w="100"/>
+            </w:tcMar>
+          </w:tcPr>
+          <w:p>
+            <w:r>
+              <w:rPr>
+                <w:sz w:val="19"/>
+                <w:szCs w:val="19"/>
+              </w:rPr>
+              <w:t xml:space="preserve">+0.003</w:t>
+            </w:r>
+          </w:p>
+        </w:tc>
+        <w:tc>
+          <w:tcPr>
+            <w:tcW w:type="dxa" w:w="2300"/>
+            <w:tcBorders>
+              <w:top w:val="single" w:color="BFBFBF" w:sz="4"/>
+              <w:left w:val="single" w:color="BFBFBF" w:sz="4"/>
+              <w:bottom w:val="single" w:color="BFBFBF" w:sz="4"/>
+              <w:right w:val="single" w:color="BFBFBF" w:sz="4"/>
+            </w:tcBorders>
+            <w:tcMar>
+              <w:top w:type="dxa" w:w="60"/>
+              <w:left w:type="dxa" w:w="100"/>
+              <w:bottom w:type="dxa" w:w="60"/>
+              <w:right w:type="dxa" w:w="100"/>
+            </w:tcMar>
+          </w:tcPr>
+          <w:p>
+            <w:r>
+              <w:rPr>
+                <w:sz w:val="19"/>
+                <w:szCs w:val="19"/>
+              </w:rPr>
+              <w:t xml:space="preserve">[+0.002, +0.004]</w:t>
+            </w:r>
+          </w:p>
+        </w:tc>
+        <w:tc>
+          <w:tcPr>
+            <w:tcW w:type="dxa" w:w="1726"/>
+            <w:tcBorders>
+              <w:top w:val="single" w:color="BFBFBF" w:sz="4"/>
+              <w:left w:val="single" w:color="BFBFBF" w:sz="4"/>
+              <w:bottom w:val="single" w:color="BFBFBF" w:sz="4"/>
+              <w:right w:val="single" w:color="BFBFBF" w:sz="4"/>
+            </w:tcBorders>
+            <w:tcMar>
+              <w:top w:type="dxa" w:w="60"/>
+              <w:left w:type="dxa" w:w="100"/>
+              <w:bottom w:type="dxa" w:w="60"/>
+              <w:right w:type="dxa" w:w="100"/>
+            </w:tcMar>
+          </w:tcPr>
+          <w:p>
+            <w:r>
+              <w:rPr>
+                <w:sz w:val="19"/>
+                <w:szCs w:val="19"/>
+              </w:rPr>
+              <w:t xml:space="preserve">yes, but tiny</w:t>
             </w:r>
           </w:p>
         </w:tc>
@@ -13104,71 +14744,9 @@
       <w:r>
         <w:drawing>
           <wp:inline distT="0" distB="0" distL="0" distR="0">
-            <wp:extent cx="5120640" cy="2419584"/>
+            <wp:extent cx="5120640" cy="2372456"/>
             <wp:effectExtent t="0" r="0" b="0" l="0"/>
-            <wp:docPr id="1" name="fig03_hypotheses.png" descr="Figure 4 — Forest plot of the original study’s key contrasts. A bar crossing zero means “not significant”." title="Figure 4 — Forest plot of the original study’s key contrasts. A bar crossing zero means “not significant”."/>
-            <wp:cNvGraphicFramePr>
-              <a:graphicFrameLocks xmlns:a="http://schemas.openxmlformats.org/drawingml/2006/main" noChangeAspect="1"/>
-            </wp:cNvGraphicFramePr>
-            <a:graphic xmlns:a="http://schemas.openxmlformats.org/drawingml/2006/main">
-              <a:graphicData uri="http://schemas.openxmlformats.org/drawingml/2006/picture">
-                <pic:pic xmlns:pic="http://schemas.openxmlformats.org/drawingml/2006/picture">
-                  <pic:nvPicPr>
-                    <pic:cNvPr id="0" name="" descr=""/>
-                    <pic:cNvPicPr>
-                      <a:picLocks noChangeAspect="1" noChangeArrowheads="1"/>
-                    </pic:cNvPicPr>
-                  </pic:nvPicPr>
-                  <pic:blipFill>
-                    <a:blip r:embed="rId11" cstate="none"/>
-                    <a:srcRect/>
-                    <a:stretch>
-                      <a:fillRect/>
-                    </a:stretch>
-                  </pic:blipFill>
-                  <pic:spPr bwMode="auto">
-                    <a:xfrm>
-                      <a:off x="0" y="0"/>
-                      <a:ext cx="5120640" cy="2419584"/>
-                    </a:xfrm>
-                    <a:prstGeom prst="rect">
-                      <a:avLst/>
-                    </a:prstGeom>
-                  </pic:spPr>
-                </pic:pic>
-              </a:graphicData>
-            </a:graphic>
-          </wp:inline>
-        </w:drawing>
-      </w:r>
-    </w:p>
-    <w:p>
-      <w:pPr>
-        <w:spacing w:after="200"/>
-        <w:jc w:val="center"/>
-      </w:pPr>
-      <w:r>
-        <w:rPr>
-          <w:i/>
-          <w:iCs/>
-          <w:color w:val="555555"/>
-          <w:sz w:val="19"/>
-          <w:szCs w:val="19"/>
-        </w:rPr>
-        <w:t xml:space="preserve">Figure 4 — Forest plot of the original study’s key contrasts. A bar crossing zero means “not significant”.</w:t>
-      </w:r>
-    </w:p>
-    <w:p>
-      <w:pPr>
-        <w:spacing w:before="120"/>
-        <w:jc w:val="center"/>
-      </w:pPr>
-      <w:r>
-        <w:drawing>
-          <wp:inline distT="0" distB="0" distL="0" distR="0">
-            <wp:extent cx="4572000" cy="2596803"/>
-            <wp:effectExtent t="0" r="0" b="0" l="0"/>
-            <wp:docPr id="1" name="fig05_alpha_curve.png" descr="Figure 5 — ARAG + ID-only GRU vs the fusion weight α. Both curves rise towards α = 1 (pure ARAG): the ID-only GRU adds nothing." title="Figure 5 — ARAG + ID-only GRU vs the fusion weight α. Both curves rise towards α = 1 (pure ARAG): the ID-only GRU adds nothing."/>
+            <wp:docPr id="1" name="fig03_hypotheses.png" descr="Figure 5 — Forest plot of the key contrasts. A bar crossing zero means “not significant”." title="Figure 5 — Forest plot of the key contrasts. A bar crossing zero means “not significant”."/>
             <wp:cNvGraphicFramePr>
               <a:graphicFrameLocks xmlns:a="http://schemas.openxmlformats.org/drawingml/2006/main" noChangeAspect="1"/>
             </wp:cNvGraphicFramePr>
@@ -13191,6 +14769,68 @@
                   <pic:spPr bwMode="auto">
                     <a:xfrm>
                       <a:off x="0" y="0"/>
+                      <a:ext cx="5120640" cy="2372456"/>
+                    </a:xfrm>
+                    <a:prstGeom prst="rect">
+                      <a:avLst/>
+                    </a:prstGeom>
+                  </pic:spPr>
+                </pic:pic>
+              </a:graphicData>
+            </a:graphic>
+          </wp:inline>
+        </w:drawing>
+      </w:r>
+    </w:p>
+    <w:p>
+      <w:pPr>
+        <w:spacing w:after="200"/>
+        <w:jc w:val="center"/>
+      </w:pPr>
+      <w:r>
+        <w:rPr>
+          <w:i/>
+          <w:iCs/>
+          <w:color w:val="555555"/>
+          <w:sz w:val="19"/>
+          <w:szCs w:val="19"/>
+        </w:rPr>
+        <w:t xml:space="preserve">Figure 5 — Forest plot of the key contrasts. A bar crossing zero means “not significant”.</w:t>
+      </w:r>
+    </w:p>
+    <w:p>
+      <w:pPr>
+        <w:spacing w:before="120"/>
+        <w:jc w:val="center"/>
+      </w:pPr>
+      <w:r>
+        <w:drawing>
+          <wp:inline distT="0" distB="0" distL="0" distR="0">
+            <wp:extent cx="4572000" cy="2596803"/>
+            <wp:effectExtent t="0" r="0" b="0" l="0"/>
+            <wp:docPr id="1" name="fig05_alpha_curve.png" descr="Figure 6 — ARAG + ID-only GRU vs the fusion weight α (0 = pure GRU, 1 = pure ARAG). Validation picks α = 0.2: mostly GRU, with a little ARAG on top. Pure ARAG (α = 1) is the worst point." title="Figure 6 — ARAG + ID-only GRU vs the fusion weight α (0 = pure GRU, 1 = pure ARAG). Validation picks α = 0.2: mostly GRU, with a little ARAG on top. Pure ARAG (α = 1) is the worst point."/>
+            <wp:cNvGraphicFramePr>
+              <a:graphicFrameLocks xmlns:a="http://schemas.openxmlformats.org/drawingml/2006/main" noChangeAspect="1"/>
+            </wp:cNvGraphicFramePr>
+            <a:graphic xmlns:a="http://schemas.openxmlformats.org/drawingml/2006/main">
+              <a:graphicData uri="http://schemas.openxmlformats.org/drawingml/2006/picture">
+                <pic:pic xmlns:pic="http://schemas.openxmlformats.org/drawingml/2006/picture">
+                  <pic:nvPicPr>
+                    <pic:cNvPr id="0" name="" descr=""/>
+                    <pic:cNvPicPr>
+                      <a:picLocks noChangeAspect="1" noChangeArrowheads="1"/>
+                    </pic:cNvPicPr>
+                  </pic:nvPicPr>
+                  <pic:blipFill>
+                    <a:blip r:embed="rId13" cstate="none"/>
+                    <a:srcRect/>
+                    <a:stretch>
+                      <a:fillRect/>
+                    </a:stretch>
+                  </pic:blipFill>
+                  <pic:spPr bwMode="auto">
+                    <a:xfrm>
+                      <a:off x="0" y="0"/>
                       <a:ext cx="4572000" cy="2596803"/>
                     </a:xfrm>
                     <a:prstGeom prst="rect">
@@ -13217,7 +14857,7 @@
           <w:sz w:val="19"/>
           <w:szCs w:val="19"/>
         </w:rPr>
-        <w:t xml:space="preserve">Figure 5 — ARAG + ID-only GRU vs the fusion weight α. Both curves rise towards α = 1 (pure ARAG): the ID-only GRU adds nothing.</w:t>
+        <w:t xml:space="preserve">Figure 6 — ARAG + ID-only GRU vs the fusion weight α (0 = pure GRU, 1 = pure ARAG). Validation picks α = 0.2: mostly GRU, with a little ARAG on top. Pure ARAG (α = 1) is the worst point.</w:t>
       </w:r>
     </w:p>
     <w:p>
@@ -13238,7 +14878,17 @@
         <w:spacing w:after="60"/>
       </w:pPr>
       <w:r>
-        <w:t xml:space="preserve">ARAG is a genuinely strong LLM system and the paper’s claims reproduce.</w:t>
+        <w:t xml:space="preserve">ARAG is a genuinely strong </w:t>
+      </w:r>
+      <w:r>
+        <w:rPr>
+          <w:b/>
+          <w:bCs/>
+        </w:rPr>
+        <w:t xml:space="preserve">LLM</w:t>
+      </w:r>
+      <w:r>
+        <w:t xml:space="preserve"> system and the paper’s claims (vs LLM baselines, ablation) reproduce.</w:t>
       </w:r>
     </w:p>
     <w:p>
@@ -13251,7 +14901,17 @@
         <w:spacing w:after="60"/>
       </w:pPr>
       <w:r>
-        <w:t xml:space="preserve">The ID-only GRU was weak because histories are short; fusing it into ARAG did not help.</w:t>
+        <w:t xml:space="preserve">Properly trained sequence models (GRU, SASRec, text-GRU) are </w:t>
+      </w:r>
+      <w:r>
+        <w:rPr>
+          <w:b/>
+          <w:bCs/>
+        </w:rPr>
+        <w:t xml:space="preserve">more accurate</w:t>
+      </w:r>
+      <w:r>
+        <w:t xml:space="preserve"> than ARAG on this task and cost nothing per request.</w:t>
       </w:r>
     </w:p>
     <w:p>
@@ -13264,17 +14924,7 @@
         <w:spacing w:after="60"/>
       </w:pPr>
       <w:r>
-        <w:t xml:space="preserve">Most of ARAG’s advantage over the ID-only GRU came from </w:t>
-      </w:r>
-      <w:r>
-        <w:rPr>
-          <w:b/>
-          <w:bCs/>
-        </w:rPr>
-        <w:t xml:space="preserve">reading item text</w:t>
-      </w:r>
-      <w:r>
-        <w:t xml:space="preserve">, not from agentic reasoning: a zero-training content-similarity ranker ties with ARAG.</w:t>
+        <w:t xml:space="preserve">Fusion still helps ARAG a lot (+0.098) — the two make different mistakes — and adding ARAG to the text-GRU gives a small significant gain (+0.031).</w:t>
       </w:r>
     </w:p>
     <w:p>
@@ -13287,7 +14937,7 @@
         <w:spacing w:after="60"/>
       </w:pPr>
       <w:r>
-        <w:t xml:space="preserve">Giving the GRU item text makes it the best single model on all users and at least as good as ARAG — at no API cost.</w:t>
+        <w:t xml:space="preserve">A zero-training content-similarity ranker ties with ARAG: much of ARAG’s skill is “reading item text”.</w:t>
       </w:r>
     </w:p>
     <w:p>
@@ -13300,7 +14950,2114 @@
         <w:spacing w:after="60"/>
       </w:pPr>
       <w:r>
-        <w:t xml:space="preserve">With only 100 LLM-evaluated users, we cannot separate the top systems from each other; we say so honestly.</w:t>
+        <w:t xml:space="preserve">With only 100 LLM-evaluated users, the top systems cannot be separated from each other; we say so honestly.</w:t>
+      </w:r>
+    </w:p>
+    <w:p>
+      <w:pPr>
+        <w:pBdr>
+          <w:left w:val="single" w:color="2E75B6" w:sz="18" w:space="8"/>
+        </w:pBdr>
+        <w:shd w:fill="EAF2FB" w:color="auto" w:val="clear"/>
+        <w:spacing w:before="120" w:after="160"/>
+        <w:ind w:left="200" w:right="200"/>
+      </w:pPr>
+      <w:r>
+        <w:rPr>
+          <w:b/>
+          <w:bCs/>
+          <w:color w:val="2E75B6"/>
+        </w:rPr>
+        <w:t xml:space="preserve">How to say it in the viva.  </w:t>
+      </w:r>
+      <w:r>
+        <w:t xml:space="preserve">“ARAG beats every LLM method we tried, but trained sequence models beat ARAG on accuracy. The best accuracy comes from the trained model, and ARAG adds explanations and a small extra gain when fused.”</w:t>
+      </w:r>
+    </w:p>
+    <w:p>
+      <w:pPr>
+        <w:pStyle w:val="Heading2"/>
+      </w:pPr>
+      <w:r>
+        <w:t xml:space="preserve">10.5 Extra analysis 1 — does history length matter?</w:t>
+      </w:r>
+    </w:p>
+    <w:p>
+      <w:pPr>
+        <w:spacing w:after="120"/>
+      </w:pPr>
+      <w:r>
+        <w:t xml:space="preserve">We split users by how many items they had before the test item and computed NDCG@5 in each group (zero LLM calls: re-using saved rankings).</w:t>
+      </w:r>
+    </w:p>
+    <w:tbl>
+      <w:tblPr>
+        <w:tblW w:type="dxa" w:w="9026"/>
+        <w:tblBorders>
+          <w:top w:val="single" w:color="auto" w:sz="4"/>
+          <w:left w:val="single" w:color="auto" w:sz="4"/>
+          <w:bottom w:val="single" w:color="auto" w:sz="4"/>
+          <w:right w:val="single" w:color="auto" w:sz="4"/>
+          <w:insideH w:val="single" w:color="auto" w:sz="4"/>
+          <w:insideV w:val="single" w:color="auto" w:sz="4"/>
+        </w:tblBorders>
+      </w:tblPr>
+      <w:tblGrid>
+        <w:gridCol w:w="1700"/>
+        <w:gridCol w:w="1400"/>
+        <w:gridCol w:w="1400"/>
+        <w:gridCol w:w="1500"/>
+        <w:gridCol w:w="1500"/>
+        <w:gridCol w:w="1526"/>
+      </w:tblGrid>
+      <w:tr>
+        <w:trPr>
+          <w:tblHeader/>
+        </w:trPr>
+        <w:tc>
+          <w:tcPr>
+            <w:tcW w:type="dxa" w:w="1700"/>
+            <w:tcBorders>
+              <w:top w:val="single" w:color="BFBFBF" w:sz="4"/>
+              <w:left w:val="single" w:color="BFBFBF" w:sz="4"/>
+              <w:bottom w:val="single" w:color="BFBFBF" w:sz="4"/>
+              <w:right w:val="single" w:color="BFBFBF" w:sz="4"/>
+            </w:tcBorders>
+            <w:shd w:fill="1F4E79" w:color="auto" w:val="clear"/>
+            <w:tcMar>
+              <w:top w:type="dxa" w:w="60"/>
+              <w:left w:type="dxa" w:w="100"/>
+              <w:bottom w:type="dxa" w:w="60"/>
+              <w:right w:type="dxa" w:w="100"/>
+            </w:tcMar>
+          </w:tcPr>
+          <w:p>
+            <w:r>
+              <w:rPr>
+                <w:b/>
+                <w:bCs/>
+                <w:color w:val="FFFFFF"/>
+                <w:sz w:val="19"/>
+                <w:szCs w:val="19"/>
+              </w:rPr>
+              <w:t xml:space="preserve">History</w:t>
+            </w:r>
+          </w:p>
+        </w:tc>
+        <w:tc>
+          <w:tcPr>
+            <w:tcW w:type="dxa" w:w="1400"/>
+            <w:tcBorders>
+              <w:top w:val="single" w:color="BFBFBF" w:sz="4"/>
+              <w:left w:val="single" w:color="BFBFBF" w:sz="4"/>
+              <w:bottom w:val="single" w:color="BFBFBF" w:sz="4"/>
+              <w:right w:val="single" w:color="BFBFBF" w:sz="4"/>
+            </w:tcBorders>
+            <w:shd w:fill="1F4E79" w:color="auto" w:val="clear"/>
+            <w:tcMar>
+              <w:top w:type="dxa" w:w="60"/>
+              <w:left w:type="dxa" w:w="100"/>
+              <w:bottom w:type="dxa" w:w="60"/>
+              <w:right w:type="dxa" w:w="100"/>
+            </w:tcMar>
+          </w:tcPr>
+          <w:p>
+            <w:r>
+              <w:rPr>
+                <w:b/>
+                <w:bCs/>
+                <w:color w:val="FFFFFF"/>
+                <w:sz w:val="19"/>
+                <w:szCs w:val="19"/>
+              </w:rPr>
+              <w:t xml:space="preserve">Users</w:t>
+            </w:r>
+          </w:p>
+        </w:tc>
+        <w:tc>
+          <w:tcPr>
+            <w:tcW w:type="dxa" w:w="1400"/>
+            <w:tcBorders>
+              <w:top w:val="single" w:color="BFBFBF" w:sz="4"/>
+              <w:left w:val="single" w:color="BFBFBF" w:sz="4"/>
+              <w:bottom w:val="single" w:color="BFBFBF" w:sz="4"/>
+              <w:right w:val="single" w:color="BFBFBF" w:sz="4"/>
+            </w:tcBorders>
+            <w:shd w:fill="1F4E79" w:color="auto" w:val="clear"/>
+            <w:tcMar>
+              <w:top w:type="dxa" w:w="60"/>
+              <w:left w:type="dxa" w:w="100"/>
+              <w:bottom w:type="dxa" w:w="60"/>
+              <w:right w:type="dxa" w:w="100"/>
+            </w:tcMar>
+          </w:tcPr>
+          <w:p>
+            <w:r>
+              <w:rPr>
+                <w:b/>
+                <w:bCs/>
+                <w:color w:val="FFFFFF"/>
+                <w:sz w:val="19"/>
+                <w:szCs w:val="19"/>
+              </w:rPr>
+              <w:t xml:space="preserve">GRU</w:t>
+            </w:r>
+          </w:p>
+        </w:tc>
+        <w:tc>
+          <w:tcPr>
+            <w:tcW w:type="dxa" w:w="1500"/>
+            <w:tcBorders>
+              <w:top w:val="single" w:color="BFBFBF" w:sz="4"/>
+              <w:left w:val="single" w:color="BFBFBF" w:sz="4"/>
+              <w:bottom w:val="single" w:color="BFBFBF" w:sz="4"/>
+              <w:right w:val="single" w:color="BFBFBF" w:sz="4"/>
+            </w:tcBorders>
+            <w:shd w:fill="1F4E79" w:color="auto" w:val="clear"/>
+            <w:tcMar>
+              <w:top w:type="dxa" w:w="60"/>
+              <w:left w:type="dxa" w:w="100"/>
+              <w:bottom w:type="dxa" w:w="60"/>
+              <w:right w:type="dxa" w:w="100"/>
+            </w:tcMar>
+          </w:tcPr>
+          <w:p>
+            <w:r>
+              <w:rPr>
+                <w:b/>
+                <w:bCs/>
+                <w:color w:val="FFFFFF"/>
+                <w:sz w:val="19"/>
+                <w:szCs w:val="19"/>
+              </w:rPr>
+              <w:t xml:space="preserve">Text-GRU</w:t>
+            </w:r>
+          </w:p>
+        </w:tc>
+        <w:tc>
+          <w:tcPr>
+            <w:tcW w:type="dxa" w:w="1500"/>
+            <w:tcBorders>
+              <w:top w:val="single" w:color="BFBFBF" w:sz="4"/>
+              <w:left w:val="single" w:color="BFBFBF" w:sz="4"/>
+              <w:bottom w:val="single" w:color="BFBFBF" w:sz="4"/>
+              <w:right w:val="single" w:color="BFBFBF" w:sz="4"/>
+            </w:tcBorders>
+            <w:shd w:fill="1F4E79" w:color="auto" w:val="clear"/>
+            <w:tcMar>
+              <w:top w:type="dxa" w:w="60"/>
+              <w:left w:type="dxa" w:w="100"/>
+              <w:bottom w:type="dxa" w:w="60"/>
+              <w:right w:type="dxa" w:w="100"/>
+            </w:tcMar>
+          </w:tcPr>
+          <w:p>
+            <w:r>
+              <w:rPr>
+                <w:b/>
+                <w:bCs/>
+                <w:color w:val="FFFFFF"/>
+                <w:sz w:val="19"/>
+                <w:szCs w:val="19"/>
+              </w:rPr>
+              <w:t xml:space="preserve">SASRec</w:t>
+            </w:r>
+          </w:p>
+        </w:tc>
+        <w:tc>
+          <w:tcPr>
+            <w:tcW w:type="dxa" w:w="1526"/>
+            <w:tcBorders>
+              <w:top w:val="single" w:color="BFBFBF" w:sz="4"/>
+              <w:left w:val="single" w:color="BFBFBF" w:sz="4"/>
+              <w:bottom w:val="single" w:color="BFBFBF" w:sz="4"/>
+              <w:right w:val="single" w:color="BFBFBF" w:sz="4"/>
+            </w:tcBorders>
+            <w:shd w:fill="1F4E79" w:color="auto" w:val="clear"/>
+            <w:tcMar>
+              <w:top w:type="dxa" w:w="60"/>
+              <w:left w:type="dxa" w:w="100"/>
+              <w:bottom w:type="dxa" w:w="60"/>
+              <w:right w:type="dxa" w:w="100"/>
+            </w:tcMar>
+          </w:tcPr>
+          <w:p>
+            <w:r>
+              <w:rPr>
+                <w:b/>
+                <w:bCs/>
+                <w:color w:val="FFFFFF"/>
+                <w:sz w:val="19"/>
+                <w:szCs w:val="19"/>
+              </w:rPr>
+              <w:t xml:space="preserve">Content</w:t>
+            </w:r>
+          </w:p>
+        </w:tc>
+      </w:tr>
+      <w:tr>
+        <w:trPr>
+          <w:tblHeader w:val="false"/>
+        </w:trPr>
+        <w:tc>
+          <w:tcPr>
+            <w:tcW w:type="dxa" w:w="1700"/>
+            <w:tcBorders>
+              <w:top w:val="single" w:color="BFBFBF" w:sz="4"/>
+              <w:left w:val="single" w:color="BFBFBF" w:sz="4"/>
+              <w:bottom w:val="single" w:color="BFBFBF" w:sz="4"/>
+              <w:right w:val="single" w:color="BFBFBF" w:sz="4"/>
+            </w:tcBorders>
+            <w:tcMar>
+              <w:top w:type="dxa" w:w="60"/>
+              <w:left w:type="dxa" w:w="100"/>
+              <w:bottom w:type="dxa" w:w="60"/>
+              <w:right w:type="dxa" w:w="100"/>
+            </w:tcMar>
+          </w:tcPr>
+          <w:p>
+            <w:r>
+              <w:rPr>
+                <w:sz w:val="19"/>
+                <w:szCs w:val="19"/>
+              </w:rPr>
+              <w:t xml:space="preserve">4 items</w:t>
+            </w:r>
+          </w:p>
+        </w:tc>
+        <w:tc>
+          <w:tcPr>
+            <w:tcW w:type="dxa" w:w="1400"/>
+            <w:tcBorders>
+              <w:top w:val="single" w:color="BFBFBF" w:sz="4"/>
+              <w:left w:val="single" w:color="BFBFBF" w:sz="4"/>
+              <w:bottom w:val="single" w:color="BFBFBF" w:sz="4"/>
+              <w:right w:val="single" w:color="BFBFBF" w:sz="4"/>
+            </w:tcBorders>
+            <w:tcMar>
+              <w:top w:type="dxa" w:w="60"/>
+              <w:left w:type="dxa" w:w="100"/>
+              <w:bottom w:type="dxa" w:w="60"/>
+              <w:right w:type="dxa" w:w="100"/>
+            </w:tcMar>
+          </w:tcPr>
+          <w:p>
+            <w:r>
+              <w:rPr>
+                <w:sz w:val="19"/>
+                <w:szCs w:val="19"/>
+              </w:rPr>
+              <w:t xml:space="preserve">30,451</w:t>
+            </w:r>
+          </w:p>
+        </w:tc>
+        <w:tc>
+          <w:tcPr>
+            <w:tcW w:type="dxa" w:w="1400"/>
+            <w:tcBorders>
+              <w:top w:val="single" w:color="BFBFBF" w:sz="4"/>
+              <w:left w:val="single" w:color="BFBFBF" w:sz="4"/>
+              <w:bottom w:val="single" w:color="BFBFBF" w:sz="4"/>
+              <w:right w:val="single" w:color="BFBFBF" w:sz="4"/>
+            </w:tcBorders>
+            <w:tcMar>
+              <w:top w:type="dxa" w:w="60"/>
+              <w:left w:type="dxa" w:w="100"/>
+              <w:bottom w:type="dxa" w:w="60"/>
+              <w:right w:type="dxa" w:w="100"/>
+            </w:tcMar>
+          </w:tcPr>
+          <w:p>
+            <w:r>
+              <w:rPr>
+                <w:sz w:val="19"/>
+                <w:szCs w:val="19"/>
+              </w:rPr>
+              <w:t xml:space="preserve">0.497</w:t>
+            </w:r>
+          </w:p>
+        </w:tc>
+        <w:tc>
+          <w:tcPr>
+            <w:tcW w:type="dxa" w:w="1500"/>
+            <w:tcBorders>
+              <w:top w:val="single" w:color="BFBFBF" w:sz="4"/>
+              <w:left w:val="single" w:color="BFBFBF" w:sz="4"/>
+              <w:bottom w:val="single" w:color="BFBFBF" w:sz="4"/>
+              <w:right w:val="single" w:color="BFBFBF" w:sz="4"/>
+            </w:tcBorders>
+            <w:tcMar>
+              <w:top w:type="dxa" w:w="60"/>
+              <w:left w:type="dxa" w:w="100"/>
+              <w:bottom w:type="dxa" w:w="60"/>
+              <w:right w:type="dxa" w:w="100"/>
+            </w:tcMar>
+          </w:tcPr>
+          <w:p>
+            <w:r>
+              <w:rPr>
+                <w:sz w:val="19"/>
+                <w:szCs w:val="19"/>
+              </w:rPr>
+              <w:t xml:space="preserve">0.521</w:t>
+            </w:r>
+          </w:p>
+        </w:tc>
+        <w:tc>
+          <w:tcPr>
+            <w:tcW w:type="dxa" w:w="1500"/>
+            <w:tcBorders>
+              <w:top w:val="single" w:color="BFBFBF" w:sz="4"/>
+              <w:left w:val="single" w:color="BFBFBF" w:sz="4"/>
+              <w:bottom w:val="single" w:color="BFBFBF" w:sz="4"/>
+              <w:right w:val="single" w:color="BFBFBF" w:sz="4"/>
+            </w:tcBorders>
+            <w:tcMar>
+              <w:top w:type="dxa" w:w="60"/>
+              <w:left w:type="dxa" w:w="100"/>
+              <w:bottom w:type="dxa" w:w="60"/>
+              <w:right w:type="dxa" w:w="100"/>
+            </w:tcMar>
+          </w:tcPr>
+          <w:p>
+            <w:r>
+              <w:rPr>
+                <w:sz w:val="19"/>
+                <w:szCs w:val="19"/>
+              </w:rPr>
+              <w:t xml:space="preserve">0.502</w:t>
+            </w:r>
+          </w:p>
+        </w:tc>
+        <w:tc>
+          <w:tcPr>
+            <w:tcW w:type="dxa" w:w="1526"/>
+            <w:tcBorders>
+              <w:top w:val="single" w:color="BFBFBF" w:sz="4"/>
+              <w:left w:val="single" w:color="BFBFBF" w:sz="4"/>
+              <w:bottom w:val="single" w:color="BFBFBF" w:sz="4"/>
+              <w:right w:val="single" w:color="BFBFBF" w:sz="4"/>
+            </w:tcBorders>
+            <w:tcMar>
+              <w:top w:type="dxa" w:w="60"/>
+              <w:left w:type="dxa" w:w="100"/>
+              <w:bottom w:type="dxa" w:w="60"/>
+              <w:right w:type="dxa" w:w="100"/>
+            </w:tcMar>
+          </w:tcPr>
+          <w:p>
+            <w:r>
+              <w:rPr>
+                <w:sz w:val="19"/>
+                <w:szCs w:val="19"/>
+              </w:rPr>
+              <w:t xml:space="preserve">0.420</w:t>
+            </w:r>
+          </w:p>
+        </w:tc>
+      </w:tr>
+      <w:tr>
+        <w:trPr>
+          <w:tblHeader w:val="false"/>
+        </w:trPr>
+        <w:tc>
+          <w:tcPr>
+            <w:tcW w:type="dxa" w:w="1700"/>
+            <w:tcBorders>
+              <w:top w:val="single" w:color="BFBFBF" w:sz="4"/>
+              <w:left w:val="single" w:color="BFBFBF" w:sz="4"/>
+              <w:bottom w:val="single" w:color="BFBFBF" w:sz="4"/>
+              <w:right w:val="single" w:color="BFBFBF" w:sz="4"/>
+            </w:tcBorders>
+            <w:tcMar>
+              <w:top w:type="dxa" w:w="60"/>
+              <w:left w:type="dxa" w:w="100"/>
+              <w:bottom w:type="dxa" w:w="60"/>
+              <w:right w:type="dxa" w:w="100"/>
+            </w:tcMar>
+          </w:tcPr>
+          <w:p>
+            <w:r>
+              <w:rPr>
+                <w:sz w:val="19"/>
+                <w:szCs w:val="19"/>
+              </w:rPr>
+              <w:t xml:space="preserve">5–6</w:t>
+            </w:r>
+          </w:p>
+        </w:tc>
+        <w:tc>
+          <w:tcPr>
+            <w:tcW w:type="dxa" w:w="1400"/>
+            <w:tcBorders>
+              <w:top w:val="single" w:color="BFBFBF" w:sz="4"/>
+              <w:left w:val="single" w:color="BFBFBF" w:sz="4"/>
+              <w:bottom w:val="single" w:color="BFBFBF" w:sz="4"/>
+              <w:right w:val="single" w:color="BFBFBF" w:sz="4"/>
+            </w:tcBorders>
+            <w:tcMar>
+              <w:top w:type="dxa" w:w="60"/>
+              <w:left w:type="dxa" w:w="100"/>
+              <w:bottom w:type="dxa" w:w="60"/>
+              <w:right w:type="dxa" w:w="100"/>
+            </w:tcMar>
+          </w:tcPr>
+          <w:p>
+            <w:r>
+              <w:rPr>
+                <w:sz w:val="19"/>
+                <w:szCs w:val="19"/>
+              </w:rPr>
+              <w:t xml:space="preserve">29,707</w:t>
+            </w:r>
+          </w:p>
+        </w:tc>
+        <w:tc>
+          <w:tcPr>
+            <w:tcW w:type="dxa" w:w="1400"/>
+            <w:tcBorders>
+              <w:top w:val="single" w:color="BFBFBF" w:sz="4"/>
+              <w:left w:val="single" w:color="BFBFBF" w:sz="4"/>
+              <w:bottom w:val="single" w:color="BFBFBF" w:sz="4"/>
+              <w:right w:val="single" w:color="BFBFBF" w:sz="4"/>
+            </w:tcBorders>
+            <w:tcMar>
+              <w:top w:type="dxa" w:w="60"/>
+              <w:left w:type="dxa" w:w="100"/>
+              <w:bottom w:type="dxa" w:w="60"/>
+              <w:right w:type="dxa" w:w="100"/>
+            </w:tcMar>
+          </w:tcPr>
+          <w:p>
+            <w:r>
+              <w:rPr>
+                <w:sz w:val="19"/>
+                <w:szCs w:val="19"/>
+              </w:rPr>
+              <w:t xml:space="preserve">0.503</w:t>
+            </w:r>
+          </w:p>
+        </w:tc>
+        <w:tc>
+          <w:tcPr>
+            <w:tcW w:type="dxa" w:w="1500"/>
+            <w:tcBorders>
+              <w:top w:val="single" w:color="BFBFBF" w:sz="4"/>
+              <w:left w:val="single" w:color="BFBFBF" w:sz="4"/>
+              <w:bottom w:val="single" w:color="BFBFBF" w:sz="4"/>
+              <w:right w:val="single" w:color="BFBFBF" w:sz="4"/>
+            </w:tcBorders>
+            <w:tcMar>
+              <w:top w:type="dxa" w:w="60"/>
+              <w:left w:type="dxa" w:w="100"/>
+              <w:bottom w:type="dxa" w:w="60"/>
+              <w:right w:type="dxa" w:w="100"/>
+            </w:tcMar>
+          </w:tcPr>
+          <w:p>
+            <w:r>
+              <w:rPr>
+                <w:sz w:val="19"/>
+                <w:szCs w:val="19"/>
+              </w:rPr>
+              <w:t xml:space="preserve">0.530</w:t>
+            </w:r>
+          </w:p>
+        </w:tc>
+        <w:tc>
+          <w:tcPr>
+            <w:tcW w:type="dxa" w:w="1500"/>
+            <w:tcBorders>
+              <w:top w:val="single" w:color="BFBFBF" w:sz="4"/>
+              <w:left w:val="single" w:color="BFBFBF" w:sz="4"/>
+              <w:bottom w:val="single" w:color="BFBFBF" w:sz="4"/>
+              <w:right w:val="single" w:color="BFBFBF" w:sz="4"/>
+            </w:tcBorders>
+            <w:tcMar>
+              <w:top w:type="dxa" w:w="60"/>
+              <w:left w:type="dxa" w:w="100"/>
+              <w:bottom w:type="dxa" w:w="60"/>
+              <w:right w:type="dxa" w:w="100"/>
+            </w:tcMar>
+          </w:tcPr>
+          <w:p>
+            <w:r>
+              <w:rPr>
+                <w:sz w:val="19"/>
+                <w:szCs w:val="19"/>
+              </w:rPr>
+              <w:t xml:space="preserve">0.508</w:t>
+            </w:r>
+          </w:p>
+        </w:tc>
+        <w:tc>
+          <w:tcPr>
+            <w:tcW w:type="dxa" w:w="1526"/>
+            <w:tcBorders>
+              <w:top w:val="single" w:color="BFBFBF" w:sz="4"/>
+              <w:left w:val="single" w:color="BFBFBF" w:sz="4"/>
+              <w:bottom w:val="single" w:color="BFBFBF" w:sz="4"/>
+              <w:right w:val="single" w:color="BFBFBF" w:sz="4"/>
+            </w:tcBorders>
+            <w:tcMar>
+              <w:top w:type="dxa" w:w="60"/>
+              <w:left w:type="dxa" w:w="100"/>
+              <w:bottom w:type="dxa" w:w="60"/>
+              <w:right w:type="dxa" w:w="100"/>
+            </w:tcMar>
+          </w:tcPr>
+          <w:p>
+            <w:r>
+              <w:rPr>
+                <w:sz w:val="19"/>
+                <w:szCs w:val="19"/>
+              </w:rPr>
+              <w:t xml:space="preserve">0.417</w:t>
+            </w:r>
+          </w:p>
+        </w:tc>
+      </w:tr>
+      <w:tr>
+        <w:trPr>
+          <w:tblHeader w:val="false"/>
+        </w:trPr>
+        <w:tc>
+          <w:tcPr>
+            <w:tcW w:type="dxa" w:w="1700"/>
+            <w:tcBorders>
+              <w:top w:val="single" w:color="BFBFBF" w:sz="4"/>
+              <w:left w:val="single" w:color="BFBFBF" w:sz="4"/>
+              <w:bottom w:val="single" w:color="BFBFBF" w:sz="4"/>
+              <w:right w:val="single" w:color="BFBFBF" w:sz="4"/>
+            </w:tcBorders>
+            <w:tcMar>
+              <w:top w:type="dxa" w:w="60"/>
+              <w:left w:type="dxa" w:w="100"/>
+              <w:bottom w:type="dxa" w:w="60"/>
+              <w:right w:type="dxa" w:w="100"/>
+            </w:tcMar>
+          </w:tcPr>
+          <w:p>
+            <w:r>
+              <w:rPr>
+                <w:sz w:val="19"/>
+                <w:szCs w:val="19"/>
+              </w:rPr>
+              <w:t xml:space="preserve">7–10</w:t>
+            </w:r>
+          </w:p>
+        </w:tc>
+        <w:tc>
+          <w:tcPr>
+            <w:tcW w:type="dxa" w:w="1400"/>
+            <w:tcBorders>
+              <w:top w:val="single" w:color="BFBFBF" w:sz="4"/>
+              <w:left w:val="single" w:color="BFBFBF" w:sz="4"/>
+              <w:bottom w:val="single" w:color="BFBFBF" w:sz="4"/>
+              <w:right w:val="single" w:color="BFBFBF" w:sz="4"/>
+            </w:tcBorders>
+            <w:tcMar>
+              <w:top w:type="dxa" w:w="60"/>
+              <w:left w:type="dxa" w:w="100"/>
+              <w:bottom w:type="dxa" w:w="60"/>
+              <w:right w:type="dxa" w:w="100"/>
+            </w:tcMar>
+          </w:tcPr>
+          <w:p>
+            <w:r>
+              <w:rPr>
+                <w:sz w:val="19"/>
+                <w:szCs w:val="19"/>
+              </w:rPr>
+              <w:t xml:space="preserve">20,678</w:t>
+            </w:r>
+          </w:p>
+        </w:tc>
+        <w:tc>
+          <w:tcPr>
+            <w:tcW w:type="dxa" w:w="1400"/>
+            <w:tcBorders>
+              <w:top w:val="single" w:color="BFBFBF" w:sz="4"/>
+              <w:left w:val="single" w:color="BFBFBF" w:sz="4"/>
+              <w:bottom w:val="single" w:color="BFBFBF" w:sz="4"/>
+              <w:right w:val="single" w:color="BFBFBF" w:sz="4"/>
+            </w:tcBorders>
+            <w:tcMar>
+              <w:top w:type="dxa" w:w="60"/>
+              <w:left w:type="dxa" w:w="100"/>
+              <w:bottom w:type="dxa" w:w="60"/>
+              <w:right w:type="dxa" w:w="100"/>
+            </w:tcMar>
+          </w:tcPr>
+          <w:p>
+            <w:r>
+              <w:rPr>
+                <w:sz w:val="19"/>
+                <w:szCs w:val="19"/>
+              </w:rPr>
+              <w:t xml:space="preserve">0.510</w:t>
+            </w:r>
+          </w:p>
+        </w:tc>
+        <w:tc>
+          <w:tcPr>
+            <w:tcW w:type="dxa" w:w="1500"/>
+            <w:tcBorders>
+              <w:top w:val="single" w:color="BFBFBF" w:sz="4"/>
+              <w:left w:val="single" w:color="BFBFBF" w:sz="4"/>
+              <w:bottom w:val="single" w:color="BFBFBF" w:sz="4"/>
+              <w:right w:val="single" w:color="BFBFBF" w:sz="4"/>
+            </w:tcBorders>
+            <w:tcMar>
+              <w:top w:type="dxa" w:w="60"/>
+              <w:left w:type="dxa" w:w="100"/>
+              <w:bottom w:type="dxa" w:w="60"/>
+              <w:right w:type="dxa" w:w="100"/>
+            </w:tcMar>
+          </w:tcPr>
+          <w:p>
+            <w:r>
+              <w:rPr>
+                <w:sz w:val="19"/>
+                <w:szCs w:val="19"/>
+              </w:rPr>
+              <w:t xml:space="preserve">0.536</w:t>
+            </w:r>
+          </w:p>
+        </w:tc>
+        <w:tc>
+          <w:tcPr>
+            <w:tcW w:type="dxa" w:w="1500"/>
+            <w:tcBorders>
+              <w:top w:val="single" w:color="BFBFBF" w:sz="4"/>
+              <w:left w:val="single" w:color="BFBFBF" w:sz="4"/>
+              <w:bottom w:val="single" w:color="BFBFBF" w:sz="4"/>
+              <w:right w:val="single" w:color="BFBFBF" w:sz="4"/>
+            </w:tcBorders>
+            <w:tcMar>
+              <w:top w:type="dxa" w:w="60"/>
+              <w:left w:type="dxa" w:w="100"/>
+              <w:bottom w:type="dxa" w:w="60"/>
+              <w:right w:type="dxa" w:w="100"/>
+            </w:tcMar>
+          </w:tcPr>
+          <w:p>
+            <w:r>
+              <w:rPr>
+                <w:sz w:val="19"/>
+                <w:szCs w:val="19"/>
+              </w:rPr>
+              <w:t xml:space="preserve">0.511</w:t>
+            </w:r>
+          </w:p>
+        </w:tc>
+        <w:tc>
+          <w:tcPr>
+            <w:tcW w:type="dxa" w:w="1526"/>
+            <w:tcBorders>
+              <w:top w:val="single" w:color="BFBFBF" w:sz="4"/>
+              <w:left w:val="single" w:color="BFBFBF" w:sz="4"/>
+              <w:bottom w:val="single" w:color="BFBFBF" w:sz="4"/>
+              <w:right w:val="single" w:color="BFBFBF" w:sz="4"/>
+            </w:tcBorders>
+            <w:tcMar>
+              <w:top w:type="dxa" w:w="60"/>
+              <w:left w:type="dxa" w:w="100"/>
+              <w:bottom w:type="dxa" w:w="60"/>
+              <w:right w:type="dxa" w:w="100"/>
+            </w:tcMar>
+          </w:tcPr>
+          <w:p>
+            <w:r>
+              <w:rPr>
+                <w:sz w:val="19"/>
+                <w:szCs w:val="19"/>
+              </w:rPr>
+              <w:t xml:space="preserve">0.402</w:t>
+            </w:r>
+          </w:p>
+        </w:tc>
+      </w:tr>
+      <w:tr>
+        <w:trPr>
+          <w:tblHeader w:val="false"/>
+        </w:trPr>
+        <w:tc>
+          <w:tcPr>
+            <w:tcW w:type="dxa" w:w="1700"/>
+            <w:tcBorders>
+              <w:top w:val="single" w:color="BFBFBF" w:sz="4"/>
+              <w:left w:val="single" w:color="BFBFBF" w:sz="4"/>
+              <w:bottom w:val="single" w:color="BFBFBF" w:sz="4"/>
+              <w:right w:val="single" w:color="BFBFBF" w:sz="4"/>
+            </w:tcBorders>
+            <w:tcMar>
+              <w:top w:type="dxa" w:w="60"/>
+              <w:left w:type="dxa" w:w="100"/>
+              <w:bottom w:type="dxa" w:w="60"/>
+              <w:right w:type="dxa" w:w="100"/>
+            </w:tcMar>
+          </w:tcPr>
+          <w:p>
+            <w:r>
+              <w:rPr>
+                <w:sz w:val="19"/>
+                <w:szCs w:val="19"/>
+              </w:rPr>
+              <w:t xml:space="preserve">11+</w:t>
+            </w:r>
+          </w:p>
+        </w:tc>
+        <w:tc>
+          <w:tcPr>
+            <w:tcW w:type="dxa" w:w="1400"/>
+            <w:tcBorders>
+              <w:top w:val="single" w:color="BFBFBF" w:sz="4"/>
+              <w:left w:val="single" w:color="BFBFBF" w:sz="4"/>
+              <w:bottom w:val="single" w:color="BFBFBF" w:sz="4"/>
+              <w:right w:val="single" w:color="BFBFBF" w:sz="4"/>
+            </w:tcBorders>
+            <w:tcMar>
+              <w:top w:type="dxa" w:w="60"/>
+              <w:left w:type="dxa" w:w="100"/>
+              <w:bottom w:type="dxa" w:w="60"/>
+              <w:right w:type="dxa" w:w="100"/>
+            </w:tcMar>
+          </w:tcPr>
+          <w:p>
+            <w:r>
+              <w:rPr>
+                <w:sz w:val="19"/>
+                <w:szCs w:val="19"/>
+              </w:rPr>
+              <w:t xml:space="preserve">13,926</w:t>
+            </w:r>
+          </w:p>
+        </w:tc>
+        <w:tc>
+          <w:tcPr>
+            <w:tcW w:type="dxa" w:w="1400"/>
+            <w:tcBorders>
+              <w:top w:val="single" w:color="BFBFBF" w:sz="4"/>
+              <w:left w:val="single" w:color="BFBFBF" w:sz="4"/>
+              <w:bottom w:val="single" w:color="BFBFBF" w:sz="4"/>
+              <w:right w:val="single" w:color="BFBFBF" w:sz="4"/>
+            </w:tcBorders>
+            <w:tcMar>
+              <w:top w:type="dxa" w:w="60"/>
+              <w:left w:type="dxa" w:w="100"/>
+              <w:bottom w:type="dxa" w:w="60"/>
+              <w:right w:type="dxa" w:w="100"/>
+            </w:tcMar>
+          </w:tcPr>
+          <w:p>
+            <w:r>
+              <w:rPr>
+                <w:sz w:val="19"/>
+                <w:szCs w:val="19"/>
+              </w:rPr>
+              <w:t xml:space="preserve">0.519</w:t>
+            </w:r>
+          </w:p>
+        </w:tc>
+        <w:tc>
+          <w:tcPr>
+            <w:tcW w:type="dxa" w:w="1500"/>
+            <w:tcBorders>
+              <w:top w:val="single" w:color="BFBFBF" w:sz="4"/>
+              <w:left w:val="single" w:color="BFBFBF" w:sz="4"/>
+              <w:bottom w:val="single" w:color="BFBFBF" w:sz="4"/>
+              <w:right w:val="single" w:color="BFBFBF" w:sz="4"/>
+            </w:tcBorders>
+            <w:tcMar>
+              <w:top w:type="dxa" w:w="60"/>
+              <w:left w:type="dxa" w:w="100"/>
+              <w:bottom w:type="dxa" w:w="60"/>
+              <w:right w:type="dxa" w:w="100"/>
+            </w:tcMar>
+          </w:tcPr>
+          <w:p>
+            <w:r>
+              <w:rPr>
+                <w:sz w:val="19"/>
+                <w:szCs w:val="19"/>
+              </w:rPr>
+              <w:t xml:space="preserve">0.543</w:t>
+            </w:r>
+          </w:p>
+        </w:tc>
+        <w:tc>
+          <w:tcPr>
+            <w:tcW w:type="dxa" w:w="1500"/>
+            <w:tcBorders>
+              <w:top w:val="single" w:color="BFBFBF" w:sz="4"/>
+              <w:left w:val="single" w:color="BFBFBF" w:sz="4"/>
+              <w:bottom w:val="single" w:color="BFBFBF" w:sz="4"/>
+              <w:right w:val="single" w:color="BFBFBF" w:sz="4"/>
+            </w:tcBorders>
+            <w:tcMar>
+              <w:top w:type="dxa" w:w="60"/>
+              <w:left w:type="dxa" w:w="100"/>
+              <w:bottom w:type="dxa" w:w="60"/>
+              <w:right w:type="dxa" w:w="100"/>
+            </w:tcMar>
+          </w:tcPr>
+          <w:p>
+            <w:r>
+              <w:rPr>
+                <w:sz w:val="19"/>
+                <w:szCs w:val="19"/>
+              </w:rPr>
+              <w:t xml:space="preserve">0.513</w:t>
+            </w:r>
+          </w:p>
+        </w:tc>
+        <w:tc>
+          <w:tcPr>
+            <w:tcW w:type="dxa" w:w="1526"/>
+            <w:tcBorders>
+              <w:top w:val="single" w:color="BFBFBF" w:sz="4"/>
+              <w:left w:val="single" w:color="BFBFBF" w:sz="4"/>
+              <w:bottom w:val="single" w:color="BFBFBF" w:sz="4"/>
+              <w:right w:val="single" w:color="BFBFBF" w:sz="4"/>
+            </w:tcBorders>
+            <w:tcMar>
+              <w:top w:type="dxa" w:w="60"/>
+              <w:left w:type="dxa" w:w="100"/>
+              <w:bottom w:type="dxa" w:w="60"/>
+              <w:right w:type="dxa" w:w="100"/>
+            </w:tcMar>
+          </w:tcPr>
+          <w:p>
+            <w:r>
+              <w:rPr>
+                <w:sz w:val="19"/>
+                <w:szCs w:val="19"/>
+              </w:rPr>
+              <w:t xml:space="preserve">0.391</w:t>
+            </w:r>
+          </w:p>
+        </w:tc>
+      </w:tr>
+    </w:tbl>
+    <w:p>
+      <w:pPr>
+        <w:spacing w:after="120"/>
+      </w:pPr>
+    </w:p>
+    <w:p>
+      <w:pPr>
+        <w:pStyle w:val="ListParagraph"/>
+        <w:numPr>
+          <w:ilvl w:val="0"/>
+          <w:numId w:val="3"/>
+        </w:numPr>
+        <w:spacing w:after="60"/>
+      </w:pPr>
+      <w:r>
+        <w:t xml:space="preserve">The trained models are almost </w:t>
+      </w:r>
+      <w:r>
+        <w:rPr>
+          <w:b/>
+          <w:bCs/>
+        </w:rPr>
+        <w:t xml:space="preserve">flat</w:t>
+      </w:r>
+      <w:r>
+        <w:t xml:space="preserve">: users with only 4 items get nearly the same quality as users with 11+. So short histories were </w:t>
+      </w:r>
+      <w:r>
+        <w:rPr>
+          <w:b/>
+          <w:bCs/>
+        </w:rPr>
+        <w:t xml:space="preserve">not</w:t>
+      </w:r>
+      <w:r>
+        <w:t xml:space="preserve"> why our first GRU was weak — that was the initialisation bug.</w:t>
+      </w:r>
+    </w:p>
+    <w:p>
+      <w:pPr>
+        <w:pStyle w:val="ListParagraph"/>
+        <w:numPr>
+          <w:ilvl w:val="0"/>
+          <w:numId w:val="3"/>
+        </w:numPr>
+        <w:spacing w:after="60"/>
+      </w:pPr>
+      <w:r>
+        <w:t xml:space="preserve">The text-GRU is ahead of the GRU in </w:t>
+      </w:r>
+      <w:r>
+        <w:rPr>
+          <w:b/>
+          <w:bCs/>
+        </w:rPr>
+        <w:t xml:space="preserve">every</w:t>
+      </w:r>
+      <w:r>
+        <w:t xml:space="preserve"> group (+0.024 to +0.027, all significant).</w:t>
+      </w:r>
+    </w:p>
+    <w:p>
+      <w:pPr>
+        <w:pStyle w:val="ListParagraph"/>
+        <w:numPr>
+          <w:ilvl w:val="0"/>
+          <w:numId w:val="3"/>
+        </w:numPr>
+        <w:spacing w:after="60"/>
+      </w:pPr>
+      <w:r>
+        <w:t xml:space="preserve">Content similarity gets </w:t>
+      </w:r>
+      <w:r>
+        <w:rPr>
+          <w:b/>
+          <w:bCs/>
+        </w:rPr>
+        <w:t xml:space="preserve">worse</w:t>
+      </w:r>
+      <w:r>
+        <w:t xml:space="preserve"> with longer histories (its averaged profile gets blurry), while ItemKNN gets better (more items to match).</w:t>
+      </w:r>
+    </w:p>
+    <w:p>
+      <w:pPr>
+        <w:pStyle w:val="ListParagraph"/>
+        <w:numPr>
+          <w:ilvl w:val="0"/>
+          <w:numId w:val="3"/>
+        </w:numPr>
+        <w:spacing w:after="60"/>
+      </w:pPr>
+      <w:r>
+        <w:t xml:space="preserve">On the 100 LLM users (44 / 30 / 26 users per group) the confidence intervals are wide; ARAG is below the GRU in every group but not significantly.</w:t>
+      </w:r>
+    </w:p>
+    <w:p>
+      <w:pPr>
+        <w:spacing w:before="120"/>
+        <w:jc w:val="center"/>
+      </w:pPr>
+      <w:r>
+        <w:drawing>
+          <wp:inline distT="0" distB="0" distL="0" distR="0">
+            <wp:extent cx="5760720" cy="1989258"/>
+            <wp:effectExtent t="0" r="0" b="0" l="0"/>
+            <wp:docPr id="1" name="fig12_history_length_performance.png" descr="Figure 7 — NDCG@5 by history length. Left: all users (tight error bars). Right: the 100 LLM users (wide error bars)." title="Figure 7 — NDCG@5 by history length. Left: all users (tight error bars). Right: the 100 LLM users (wide error bars)."/>
+            <wp:cNvGraphicFramePr>
+              <a:graphicFrameLocks xmlns:a="http://schemas.openxmlformats.org/drawingml/2006/main" noChangeAspect="1"/>
+            </wp:cNvGraphicFramePr>
+            <a:graphic xmlns:a="http://schemas.openxmlformats.org/drawingml/2006/main">
+              <a:graphicData uri="http://schemas.openxmlformats.org/drawingml/2006/picture">
+                <pic:pic xmlns:pic="http://schemas.openxmlformats.org/drawingml/2006/picture">
+                  <pic:nvPicPr>
+                    <pic:cNvPr id="0" name="" descr=""/>
+                    <pic:cNvPicPr>
+                      <a:picLocks noChangeAspect="1" noChangeArrowheads="1"/>
+                    </pic:cNvPicPr>
+                  </pic:nvPicPr>
+                  <pic:blipFill>
+                    <a:blip r:embed="rId14" cstate="none"/>
+                    <a:srcRect/>
+                    <a:stretch>
+                      <a:fillRect/>
+                    </a:stretch>
+                  </pic:blipFill>
+                  <pic:spPr bwMode="auto">
+                    <a:xfrm>
+                      <a:off x="0" y="0"/>
+                      <a:ext cx="5760720" cy="1989258"/>
+                    </a:xfrm>
+                    <a:prstGeom prst="rect">
+                      <a:avLst/>
+                    </a:prstGeom>
+                  </pic:spPr>
+                </pic:pic>
+              </a:graphicData>
+            </a:graphic>
+          </wp:inline>
+        </w:drawing>
+      </w:r>
+    </w:p>
+    <w:p>
+      <w:pPr>
+        <w:spacing w:after="200"/>
+        <w:jc w:val="center"/>
+      </w:pPr>
+      <w:r>
+        <w:rPr>
+          <w:i/>
+          <w:iCs/>
+          <w:color w:val="555555"/>
+          <w:sz w:val="19"/>
+          <w:szCs w:val="19"/>
+        </w:rPr>
+        <w:t xml:space="preserve">Figure 7 — NDCG@5 by history length. Left: all users (tight error bars). Right: the 100 LLM users (wide error bars).</w:t>
+      </w:r>
+    </w:p>
+    <w:p>
+      <w:pPr>
+        <w:pBdr>
+          <w:left w:val="single" w:color="2E75B6" w:sz="18" w:space="8"/>
+        </w:pBdr>
+        <w:shd w:fill="EAF2FB" w:color="auto" w:val="clear"/>
+        <w:spacing w:before="120" w:after="160"/>
+        <w:ind w:left="200" w:right="200"/>
+      </w:pPr>
+      <w:r>
+        <w:rPr>
+          <w:b/>
+          <w:bCs/>
+          <w:color w:val="2E75B6"/>
+        </w:rPr>
+        <w:t xml:space="preserve">How to say it in the viva.  </w:t>
+      </w:r>
+      <w:r>
+        <w:t xml:space="preserve">“We first thought short histories hurt the GRU. We tested that directly: performance is flat across history lengths, so that explanation was wrong — and that is what led us to find the real bug.”</w:t>
+      </w:r>
+    </w:p>
+    <w:p>
+      <w:pPr>
+        <w:pStyle w:val="Heading2"/>
+      </w:pPr>
+      <w:r>
+        <w:t xml:space="preserve">10.6 Extra analysis 2 — SASRec as an independent check</w:t>
+      </w:r>
+    </w:p>
+    <w:p>
+      <w:pPr>
+        <w:spacing w:after="120"/>
+      </w:pPr>
+      <w:r>
+        <w:t xml:space="preserve">SASRec (Section 6.5) reaches 0.508 on all users and 0.536 on the 100 LLM users. It is the only system </w:t>
+      </w:r>
+      <w:r>
+        <w:rPr>
+          <w:b/>
+          <w:bCs/>
+        </w:rPr>
+        <w:t xml:space="preserve">significantly</w:t>
+      </w:r>
+      <w:r>
+        <w:t xml:space="preserve"> better than ARAG on the 100 users (+0.112, CI [+0.009, +0.213]). It is essentially tied with the fixed GRU (+0.003) and below the text-GRU (−0.023). Two different architectures landing at the same score is strong evidence that the trained-model numbers are right.</w:t>
+      </w:r>
+    </w:p>
+    <w:p>
+      <w:pPr>
+        <w:pStyle w:val="Heading2"/>
+      </w:pPr>
+      <w:r>
+        <w:t xml:space="preserve">10.7 Extra analysis 3 — beyond accuracy</w:t>
+      </w:r>
+    </w:p>
+    <w:p>
+      <w:pPr>
+        <w:spacing w:after="120"/>
+      </w:pPr>
+      <w:r>
+        <w:t xml:space="preserve">Accuracy is not everything. On the 100 test users we measured three properties of each system’s top 5:</w:t>
+      </w:r>
+    </w:p>
+    <w:p>
+      <w:pPr>
+        <w:pStyle w:val="ListParagraph"/>
+        <w:numPr>
+          <w:ilvl w:val="0"/>
+          <w:numId w:val="3"/>
+        </w:numPr>
+        <w:spacing w:after="60"/>
+      </w:pPr>
+      <w:r>
+        <w:rPr>
+          <w:b/>
+          <w:bCs/>
+        </w:rPr>
+        <w:t xml:space="preserve">Popularity lift</w:t>
+      </w:r>
+      <w:r>
+        <w:t xml:space="preserve">: how much more popular the top 5 is than the 20-item list on average (log scale). 0 = no preference for popular items.</w:t>
+      </w:r>
+    </w:p>
+    <w:p>
+      <w:pPr>
+        <w:pStyle w:val="ListParagraph"/>
+        <w:numPr>
+          <w:ilvl w:val="0"/>
+          <w:numId w:val="3"/>
+        </w:numPr>
+        <w:spacing w:after="60"/>
+      </w:pPr>
+      <w:r>
+        <w:rPr>
+          <w:b/>
+          <w:bCs/>
+        </w:rPr>
+        <w:t xml:space="preserve">Diversity (ILD)</w:t>
+      </w:r>
+      <w:r>
+        <w:t xml:space="preserve">: 1 − average text similarity between the top-5 items. Higher = more varied.</w:t>
+      </w:r>
+    </w:p>
+    <w:p>
+      <w:pPr>
+        <w:pStyle w:val="ListParagraph"/>
+        <w:numPr>
+          <w:ilvl w:val="0"/>
+          <w:numId w:val="3"/>
+        </w:numPr>
+        <w:spacing w:after="60"/>
+      </w:pPr>
+      <w:r>
+        <w:rPr>
+          <w:b/>
+          <w:bCs/>
+        </w:rPr>
+        <w:t xml:space="preserve">Coverage</w:t>
+      </w:r>
+      <w:r>
+        <w:t xml:space="preserve">: how many different items appear in anyone’s top 5, out of all candidate items.</w:t>
+      </w:r>
+    </w:p>
+    <w:tbl>
+      <w:tblPr>
+        <w:tblW w:type="dxa" w:w="9026"/>
+        <w:tblBorders>
+          <w:top w:val="single" w:color="auto" w:sz="4"/>
+          <w:left w:val="single" w:color="auto" w:sz="4"/>
+          <w:bottom w:val="single" w:color="auto" w:sz="4"/>
+          <w:right w:val="single" w:color="auto" w:sz="4"/>
+          <w:insideH w:val="single" w:color="auto" w:sz="4"/>
+          <w:insideV w:val="single" w:color="auto" w:sz="4"/>
+        </w:tblBorders>
+      </w:tblPr>
+      <w:tblGrid>
+        <w:gridCol w:w="3300"/>
+        <w:gridCol w:w="1900"/>
+        <w:gridCol w:w="1900"/>
+        <w:gridCol w:w="1926"/>
+      </w:tblGrid>
+      <w:tr>
+        <w:trPr>
+          <w:tblHeader/>
+        </w:trPr>
+        <w:tc>
+          <w:tcPr>
+            <w:tcW w:type="dxa" w:w="3300"/>
+            <w:tcBorders>
+              <w:top w:val="single" w:color="BFBFBF" w:sz="4"/>
+              <w:left w:val="single" w:color="BFBFBF" w:sz="4"/>
+              <w:bottom w:val="single" w:color="BFBFBF" w:sz="4"/>
+              <w:right w:val="single" w:color="BFBFBF" w:sz="4"/>
+            </w:tcBorders>
+            <w:shd w:fill="1F4E79" w:color="auto" w:val="clear"/>
+            <w:tcMar>
+              <w:top w:type="dxa" w:w="60"/>
+              <w:left w:type="dxa" w:w="100"/>
+              <w:bottom w:type="dxa" w:w="60"/>
+              <w:right w:type="dxa" w:w="100"/>
+            </w:tcMar>
+          </w:tcPr>
+          <w:p>
+            <w:r>
+              <w:rPr>
+                <w:b/>
+                <w:bCs/>
+                <w:color w:val="FFFFFF"/>
+                <w:sz w:val="19"/>
+                <w:szCs w:val="19"/>
+              </w:rPr>
+              <w:t xml:space="preserve">System</w:t>
+            </w:r>
+          </w:p>
+        </w:tc>
+        <w:tc>
+          <w:tcPr>
+            <w:tcW w:type="dxa" w:w="1900"/>
+            <w:tcBorders>
+              <w:top w:val="single" w:color="BFBFBF" w:sz="4"/>
+              <w:left w:val="single" w:color="BFBFBF" w:sz="4"/>
+              <w:bottom w:val="single" w:color="BFBFBF" w:sz="4"/>
+              <w:right w:val="single" w:color="BFBFBF" w:sz="4"/>
+            </w:tcBorders>
+            <w:shd w:fill="1F4E79" w:color="auto" w:val="clear"/>
+            <w:tcMar>
+              <w:top w:type="dxa" w:w="60"/>
+              <w:left w:type="dxa" w:w="100"/>
+              <w:bottom w:type="dxa" w:w="60"/>
+              <w:right w:type="dxa" w:w="100"/>
+            </w:tcMar>
+          </w:tcPr>
+          <w:p>
+            <w:r>
+              <w:rPr>
+                <w:b/>
+                <w:bCs/>
+                <w:color w:val="FFFFFF"/>
+                <w:sz w:val="19"/>
+                <w:szCs w:val="19"/>
+              </w:rPr>
+              <w:t xml:space="preserve">Popularity lift</w:t>
+            </w:r>
+          </w:p>
+        </w:tc>
+        <w:tc>
+          <w:tcPr>
+            <w:tcW w:type="dxa" w:w="1900"/>
+            <w:tcBorders>
+              <w:top w:val="single" w:color="BFBFBF" w:sz="4"/>
+              <w:left w:val="single" w:color="BFBFBF" w:sz="4"/>
+              <w:bottom w:val="single" w:color="BFBFBF" w:sz="4"/>
+              <w:right w:val="single" w:color="BFBFBF" w:sz="4"/>
+            </w:tcBorders>
+            <w:shd w:fill="1F4E79" w:color="auto" w:val="clear"/>
+            <w:tcMar>
+              <w:top w:type="dxa" w:w="60"/>
+              <w:left w:type="dxa" w:w="100"/>
+              <w:bottom w:type="dxa" w:w="60"/>
+              <w:right w:type="dxa" w:w="100"/>
+            </w:tcMar>
+          </w:tcPr>
+          <w:p>
+            <w:r>
+              <w:rPr>
+                <w:b/>
+                <w:bCs/>
+                <w:color w:val="FFFFFF"/>
+                <w:sz w:val="19"/>
+                <w:szCs w:val="19"/>
+              </w:rPr>
+              <w:t xml:space="preserve">Diversity</w:t>
+            </w:r>
+          </w:p>
+        </w:tc>
+        <w:tc>
+          <w:tcPr>
+            <w:tcW w:type="dxa" w:w="1926"/>
+            <w:tcBorders>
+              <w:top w:val="single" w:color="BFBFBF" w:sz="4"/>
+              <w:left w:val="single" w:color="BFBFBF" w:sz="4"/>
+              <w:bottom w:val="single" w:color="BFBFBF" w:sz="4"/>
+              <w:right w:val="single" w:color="BFBFBF" w:sz="4"/>
+            </w:tcBorders>
+            <w:shd w:fill="1F4E79" w:color="auto" w:val="clear"/>
+            <w:tcMar>
+              <w:top w:type="dxa" w:w="60"/>
+              <w:left w:type="dxa" w:w="100"/>
+              <w:bottom w:type="dxa" w:w="60"/>
+              <w:right w:type="dxa" w:w="100"/>
+            </w:tcMar>
+          </w:tcPr>
+          <w:p>
+            <w:r>
+              <w:rPr>
+                <w:b/>
+                <w:bCs/>
+                <w:color w:val="FFFFFF"/>
+                <w:sz w:val="19"/>
+                <w:szCs w:val="19"/>
+              </w:rPr>
+              <w:t xml:space="preserve">Coverage</w:t>
+            </w:r>
+          </w:p>
+        </w:tc>
+      </w:tr>
+      <w:tr>
+        <w:trPr>
+          <w:tblHeader w:val="false"/>
+        </w:trPr>
+        <w:tc>
+          <w:tcPr>
+            <w:tcW w:type="dxa" w:w="3300"/>
+            <w:tcBorders>
+              <w:top w:val="single" w:color="BFBFBF" w:sz="4"/>
+              <w:left w:val="single" w:color="BFBFBF" w:sz="4"/>
+              <w:bottom w:val="single" w:color="BFBFBF" w:sz="4"/>
+              <w:right w:val="single" w:color="BFBFBF" w:sz="4"/>
+            </w:tcBorders>
+            <w:tcMar>
+              <w:top w:type="dxa" w:w="60"/>
+              <w:left w:type="dxa" w:w="100"/>
+              <w:bottom w:type="dxa" w:w="60"/>
+              <w:right w:type="dxa" w:w="100"/>
+            </w:tcMar>
+          </w:tcPr>
+          <w:p>
+            <w:r>
+              <w:rPr>
+                <w:sz w:val="19"/>
+                <w:szCs w:val="19"/>
+              </w:rPr>
+              <w:t xml:space="preserve">Popularity</w:t>
+            </w:r>
+          </w:p>
+        </w:tc>
+        <w:tc>
+          <w:tcPr>
+            <w:tcW w:type="dxa" w:w="1900"/>
+            <w:tcBorders>
+              <w:top w:val="single" w:color="BFBFBF" w:sz="4"/>
+              <w:left w:val="single" w:color="BFBFBF" w:sz="4"/>
+              <w:bottom w:val="single" w:color="BFBFBF" w:sz="4"/>
+              <w:right w:val="single" w:color="BFBFBF" w:sz="4"/>
+            </w:tcBorders>
+            <w:tcMar>
+              <w:top w:type="dxa" w:w="60"/>
+              <w:left w:type="dxa" w:w="100"/>
+              <w:bottom w:type="dxa" w:w="60"/>
+              <w:right w:type="dxa" w:w="100"/>
+            </w:tcMar>
+          </w:tcPr>
+          <w:p>
+            <w:r>
+              <w:rPr>
+                <w:sz w:val="19"/>
+                <w:szCs w:val="19"/>
+              </w:rPr>
+              <w:t xml:space="preserve">1.78</w:t>
+            </w:r>
+          </w:p>
+        </w:tc>
+        <w:tc>
+          <w:tcPr>
+            <w:tcW w:type="dxa" w:w="1900"/>
+            <w:tcBorders>
+              <w:top w:val="single" w:color="BFBFBF" w:sz="4"/>
+              <w:left w:val="single" w:color="BFBFBF" w:sz="4"/>
+              <w:bottom w:val="single" w:color="BFBFBF" w:sz="4"/>
+              <w:right w:val="single" w:color="BFBFBF" w:sz="4"/>
+            </w:tcBorders>
+            <w:tcMar>
+              <w:top w:type="dxa" w:w="60"/>
+              <w:left w:type="dxa" w:w="100"/>
+              <w:bottom w:type="dxa" w:w="60"/>
+              <w:right w:type="dxa" w:w="100"/>
+            </w:tcMar>
+          </w:tcPr>
+          <w:p>
+            <w:r>
+              <w:rPr>
+                <w:sz w:val="19"/>
+                <w:szCs w:val="19"/>
+              </w:rPr>
+              <w:t xml:space="preserve">0.723</w:t>
+            </w:r>
+          </w:p>
+        </w:tc>
+        <w:tc>
+          <w:tcPr>
+            <w:tcW w:type="dxa" w:w="1926"/>
+            <w:tcBorders>
+              <w:top w:val="single" w:color="BFBFBF" w:sz="4"/>
+              <w:left w:val="single" w:color="BFBFBF" w:sz="4"/>
+              <w:bottom w:val="single" w:color="BFBFBF" w:sz="4"/>
+              <w:right w:val="single" w:color="BFBFBF" w:sz="4"/>
+            </w:tcBorders>
+            <w:tcMar>
+              <w:top w:type="dxa" w:w="60"/>
+              <w:left w:type="dxa" w:w="100"/>
+              <w:bottom w:type="dxa" w:w="60"/>
+              <w:right w:type="dxa" w:w="100"/>
+            </w:tcMar>
+          </w:tcPr>
+          <w:p>
+            <w:r>
+              <w:rPr>
+                <w:sz w:val="19"/>
+                <w:szCs w:val="19"/>
+              </w:rPr>
+              <w:t xml:space="preserve">0.181</w:t>
+            </w:r>
+          </w:p>
+        </w:tc>
+      </w:tr>
+      <w:tr>
+        <w:trPr>
+          <w:tblHeader w:val="false"/>
+        </w:trPr>
+        <w:tc>
+          <w:tcPr>
+            <w:tcW w:type="dxa" w:w="3300"/>
+            <w:tcBorders>
+              <w:top w:val="single" w:color="BFBFBF" w:sz="4"/>
+              <w:left w:val="single" w:color="BFBFBF" w:sz="4"/>
+              <w:bottom w:val="single" w:color="BFBFBF" w:sz="4"/>
+              <w:right w:val="single" w:color="BFBFBF" w:sz="4"/>
+            </w:tcBorders>
+            <w:tcMar>
+              <w:top w:type="dxa" w:w="60"/>
+              <w:left w:type="dxa" w:w="100"/>
+              <w:bottom w:type="dxa" w:w="60"/>
+              <w:right w:type="dxa" w:w="100"/>
+            </w:tcMar>
+          </w:tcPr>
+          <w:p>
+            <w:r>
+              <w:rPr>
+                <w:sz w:val="19"/>
+                <w:szCs w:val="19"/>
+              </w:rPr>
+              <w:t xml:space="preserve">ItemKNN</w:t>
+            </w:r>
+          </w:p>
+        </w:tc>
+        <w:tc>
+          <w:tcPr>
+            <w:tcW w:type="dxa" w:w="1900"/>
+            <w:tcBorders>
+              <w:top w:val="single" w:color="BFBFBF" w:sz="4"/>
+              <w:left w:val="single" w:color="BFBFBF" w:sz="4"/>
+              <w:bottom w:val="single" w:color="BFBFBF" w:sz="4"/>
+              <w:right w:val="single" w:color="BFBFBF" w:sz="4"/>
+            </w:tcBorders>
+            <w:tcMar>
+              <w:top w:type="dxa" w:w="60"/>
+              <w:left w:type="dxa" w:w="100"/>
+              <w:bottom w:type="dxa" w:w="60"/>
+              <w:right w:type="dxa" w:w="100"/>
+            </w:tcMar>
+          </w:tcPr>
+          <w:p>
+            <w:r>
+              <w:rPr>
+                <w:sz w:val="19"/>
+                <w:szCs w:val="19"/>
+              </w:rPr>
+              <w:t xml:space="preserve">0.98</w:t>
+            </w:r>
+          </w:p>
+        </w:tc>
+        <w:tc>
+          <w:tcPr>
+            <w:tcW w:type="dxa" w:w="1900"/>
+            <w:tcBorders>
+              <w:top w:val="single" w:color="BFBFBF" w:sz="4"/>
+              <w:left w:val="single" w:color="BFBFBF" w:sz="4"/>
+              <w:bottom w:val="single" w:color="BFBFBF" w:sz="4"/>
+              <w:right w:val="single" w:color="BFBFBF" w:sz="4"/>
+            </w:tcBorders>
+            <w:tcMar>
+              <w:top w:type="dxa" w:w="60"/>
+              <w:left w:type="dxa" w:w="100"/>
+              <w:bottom w:type="dxa" w:w="60"/>
+              <w:right w:type="dxa" w:w="100"/>
+            </w:tcMar>
+          </w:tcPr>
+          <w:p>
+            <w:r>
+              <w:rPr>
+                <w:sz w:val="19"/>
+                <w:szCs w:val="19"/>
+              </w:rPr>
+              <w:t xml:space="preserve">0.723</w:t>
+            </w:r>
+          </w:p>
+        </w:tc>
+        <w:tc>
+          <w:tcPr>
+            <w:tcW w:type="dxa" w:w="1926"/>
+            <w:tcBorders>
+              <w:top w:val="single" w:color="BFBFBF" w:sz="4"/>
+              <w:left w:val="single" w:color="BFBFBF" w:sz="4"/>
+              <w:bottom w:val="single" w:color="BFBFBF" w:sz="4"/>
+              <w:right w:val="single" w:color="BFBFBF" w:sz="4"/>
+            </w:tcBorders>
+            <w:tcMar>
+              <w:top w:type="dxa" w:w="60"/>
+              <w:left w:type="dxa" w:w="100"/>
+              <w:bottom w:type="dxa" w:w="60"/>
+              <w:right w:type="dxa" w:w="100"/>
+            </w:tcMar>
+          </w:tcPr>
+          <w:p>
+            <w:r>
+              <w:rPr>
+                <w:sz w:val="19"/>
+                <w:szCs w:val="19"/>
+              </w:rPr>
+              <w:t xml:space="preserve">0.241</w:t>
+            </w:r>
+          </w:p>
+        </w:tc>
+      </w:tr>
+      <w:tr>
+        <w:trPr>
+          <w:tblHeader w:val="false"/>
+        </w:trPr>
+        <w:tc>
+          <w:tcPr>
+            <w:tcW w:type="dxa" w:w="3300"/>
+            <w:tcBorders>
+              <w:top w:val="single" w:color="BFBFBF" w:sz="4"/>
+              <w:left w:val="single" w:color="BFBFBF" w:sz="4"/>
+              <w:bottom w:val="single" w:color="BFBFBF" w:sz="4"/>
+              <w:right w:val="single" w:color="BFBFBF" w:sz="4"/>
+            </w:tcBorders>
+            <w:tcMar>
+              <w:top w:type="dxa" w:w="60"/>
+              <w:left w:type="dxa" w:w="100"/>
+              <w:bottom w:type="dxa" w:w="60"/>
+              <w:right w:type="dxa" w:w="100"/>
+            </w:tcMar>
+          </w:tcPr>
+          <w:p>
+            <w:r>
+              <w:rPr>
+                <w:sz w:val="19"/>
+                <w:szCs w:val="19"/>
+              </w:rPr>
+              <w:t xml:space="preserve">GRU / SASRec / text-GRU</w:t>
+            </w:r>
+          </w:p>
+        </w:tc>
+        <w:tc>
+          <w:tcPr>
+            <w:tcW w:type="dxa" w:w="1900"/>
+            <w:tcBorders>
+              <w:top w:val="single" w:color="BFBFBF" w:sz="4"/>
+              <w:left w:val="single" w:color="BFBFBF" w:sz="4"/>
+              <w:bottom w:val="single" w:color="BFBFBF" w:sz="4"/>
+              <w:right w:val="single" w:color="BFBFBF" w:sz="4"/>
+            </w:tcBorders>
+            <w:tcMar>
+              <w:top w:type="dxa" w:w="60"/>
+              <w:left w:type="dxa" w:w="100"/>
+              <w:bottom w:type="dxa" w:w="60"/>
+              <w:right w:type="dxa" w:w="100"/>
+            </w:tcMar>
+          </w:tcPr>
+          <w:p>
+            <w:r>
+              <w:rPr>
+                <w:sz w:val="19"/>
+                <w:szCs w:val="19"/>
+              </w:rPr>
+              <w:t xml:space="preserve">0.74–0.79</w:t>
+            </w:r>
+          </w:p>
+        </w:tc>
+        <w:tc>
+          <w:tcPr>
+            <w:tcW w:type="dxa" w:w="1900"/>
+            <w:tcBorders>
+              <w:top w:val="single" w:color="BFBFBF" w:sz="4"/>
+              <w:left w:val="single" w:color="BFBFBF" w:sz="4"/>
+              <w:bottom w:val="single" w:color="BFBFBF" w:sz="4"/>
+              <w:right w:val="single" w:color="BFBFBF" w:sz="4"/>
+            </w:tcBorders>
+            <w:tcMar>
+              <w:top w:type="dxa" w:w="60"/>
+              <w:left w:type="dxa" w:w="100"/>
+              <w:bottom w:type="dxa" w:w="60"/>
+              <w:right w:type="dxa" w:w="100"/>
+            </w:tcMar>
+          </w:tcPr>
+          <w:p>
+            <w:r>
+              <w:rPr>
+                <w:sz w:val="19"/>
+                <w:szCs w:val="19"/>
+              </w:rPr>
+              <w:t xml:space="preserve">0.718–0.721</w:t>
+            </w:r>
+          </w:p>
+        </w:tc>
+        <w:tc>
+          <w:tcPr>
+            <w:tcW w:type="dxa" w:w="1926"/>
+            <w:tcBorders>
+              <w:top w:val="single" w:color="BFBFBF" w:sz="4"/>
+              <w:left w:val="single" w:color="BFBFBF" w:sz="4"/>
+              <w:bottom w:val="single" w:color="BFBFBF" w:sz="4"/>
+              <w:right w:val="single" w:color="BFBFBF" w:sz="4"/>
+            </w:tcBorders>
+            <w:tcMar>
+              <w:top w:type="dxa" w:w="60"/>
+              <w:left w:type="dxa" w:w="100"/>
+              <w:bottom w:type="dxa" w:w="60"/>
+              <w:right w:type="dxa" w:w="100"/>
+            </w:tcMar>
+          </w:tcPr>
+          <w:p>
+            <w:r>
+              <w:rPr>
+                <w:sz w:val="19"/>
+                <w:szCs w:val="19"/>
+              </w:rPr>
+              <w:t xml:space="preserve">0.247–0.253</w:t>
+            </w:r>
+          </w:p>
+        </w:tc>
+      </w:tr>
+      <w:tr>
+        <w:trPr>
+          <w:tblHeader w:val="false"/>
+        </w:trPr>
+        <w:tc>
+          <w:tcPr>
+            <w:tcW w:type="dxa" w:w="3300"/>
+            <w:tcBorders>
+              <w:top w:val="single" w:color="BFBFBF" w:sz="4"/>
+              <w:left w:val="single" w:color="BFBFBF" w:sz="4"/>
+              <w:bottom w:val="single" w:color="BFBFBF" w:sz="4"/>
+              <w:right w:val="single" w:color="BFBFBF" w:sz="4"/>
+            </w:tcBorders>
+            <w:tcMar>
+              <w:top w:type="dxa" w:w="60"/>
+              <w:left w:type="dxa" w:w="100"/>
+              <w:bottom w:type="dxa" w:w="60"/>
+              <w:right w:type="dxa" w:w="100"/>
+            </w:tcMar>
+          </w:tcPr>
+          <w:p>
+            <w:r>
+              <w:rPr>
+                <w:sz w:val="19"/>
+                <w:szCs w:val="19"/>
+              </w:rPr>
+              <w:t xml:space="preserve">ARAG + GRU / + text-GRU</w:t>
+            </w:r>
+          </w:p>
+        </w:tc>
+        <w:tc>
+          <w:tcPr>
+            <w:tcW w:type="dxa" w:w="1900"/>
+            <w:tcBorders>
+              <w:top w:val="single" w:color="BFBFBF" w:sz="4"/>
+              <w:left w:val="single" w:color="BFBFBF" w:sz="4"/>
+              <w:bottom w:val="single" w:color="BFBFBF" w:sz="4"/>
+              <w:right w:val="single" w:color="BFBFBF" w:sz="4"/>
+            </w:tcBorders>
+            <w:tcMar>
+              <w:top w:type="dxa" w:w="60"/>
+              <w:left w:type="dxa" w:w="100"/>
+              <w:bottom w:type="dxa" w:w="60"/>
+              <w:right w:type="dxa" w:w="100"/>
+            </w:tcMar>
+          </w:tcPr>
+          <w:p>
+            <w:r>
+              <w:rPr>
+                <w:sz w:val="19"/>
+                <w:szCs w:val="19"/>
+              </w:rPr>
+              <w:t xml:space="preserve">0.73–0.75</w:t>
+            </w:r>
+          </w:p>
+        </w:tc>
+        <w:tc>
+          <w:tcPr>
+            <w:tcW w:type="dxa" w:w="1900"/>
+            <w:tcBorders>
+              <w:top w:val="single" w:color="BFBFBF" w:sz="4"/>
+              <w:left w:val="single" w:color="BFBFBF" w:sz="4"/>
+              <w:bottom w:val="single" w:color="BFBFBF" w:sz="4"/>
+              <w:right w:val="single" w:color="BFBFBF" w:sz="4"/>
+            </w:tcBorders>
+            <w:tcMar>
+              <w:top w:type="dxa" w:w="60"/>
+              <w:left w:type="dxa" w:w="100"/>
+              <w:bottom w:type="dxa" w:w="60"/>
+              <w:right w:type="dxa" w:w="100"/>
+            </w:tcMar>
+          </w:tcPr>
+          <w:p>
+            <w:r>
+              <w:rPr>
+                <w:sz w:val="19"/>
+                <w:szCs w:val="19"/>
+              </w:rPr>
+              <w:t xml:space="preserve">0.717–0.720</w:t>
+            </w:r>
+          </w:p>
+        </w:tc>
+        <w:tc>
+          <w:tcPr>
+            <w:tcW w:type="dxa" w:w="1926"/>
+            <w:tcBorders>
+              <w:top w:val="single" w:color="BFBFBF" w:sz="4"/>
+              <w:left w:val="single" w:color="BFBFBF" w:sz="4"/>
+              <w:bottom w:val="single" w:color="BFBFBF" w:sz="4"/>
+              <w:right w:val="single" w:color="BFBFBF" w:sz="4"/>
+            </w:tcBorders>
+            <w:tcMar>
+              <w:top w:type="dxa" w:w="60"/>
+              <w:left w:type="dxa" w:w="100"/>
+              <w:bottom w:type="dxa" w:w="60"/>
+              <w:right w:type="dxa" w:w="100"/>
+            </w:tcMar>
+          </w:tcPr>
+          <w:p>
+            <w:r>
+              <w:rPr>
+                <w:sz w:val="19"/>
+                <w:szCs w:val="19"/>
+              </w:rPr>
+              <w:t xml:space="preserve">0.254</w:t>
+            </w:r>
+          </w:p>
+        </w:tc>
+      </w:tr>
+      <w:tr>
+        <w:trPr>
+          <w:tblHeader w:val="false"/>
+        </w:trPr>
+        <w:tc>
+          <w:tcPr>
+            <w:tcW w:type="dxa" w:w="3300"/>
+            <w:tcBorders>
+              <w:top w:val="single" w:color="BFBFBF" w:sz="4"/>
+              <w:left w:val="single" w:color="BFBFBF" w:sz="4"/>
+              <w:bottom w:val="single" w:color="BFBFBF" w:sz="4"/>
+              <w:right w:val="single" w:color="BFBFBF" w:sz="4"/>
+            </w:tcBorders>
+            <w:tcMar>
+              <w:top w:type="dxa" w:w="60"/>
+              <w:left w:type="dxa" w:w="100"/>
+              <w:bottom w:type="dxa" w:w="60"/>
+              <w:right w:type="dxa" w:w="100"/>
+            </w:tcMar>
+          </w:tcPr>
+          <w:p>
+            <w:r>
+              <w:rPr>
+                <w:b/>
+                <w:bCs/>
+                <w:sz w:val="19"/>
+                <w:szCs w:val="19"/>
+              </w:rPr>
+              <w:t xml:space="preserve">ARAG</w:t>
+            </w:r>
+          </w:p>
+        </w:tc>
+        <w:tc>
+          <w:tcPr>
+            <w:tcW w:type="dxa" w:w="1900"/>
+            <w:tcBorders>
+              <w:top w:val="single" w:color="BFBFBF" w:sz="4"/>
+              <w:left w:val="single" w:color="BFBFBF" w:sz="4"/>
+              <w:bottom w:val="single" w:color="BFBFBF" w:sz="4"/>
+              <w:right w:val="single" w:color="BFBFBF" w:sz="4"/>
+            </w:tcBorders>
+            <w:tcMar>
+              <w:top w:type="dxa" w:w="60"/>
+              <w:left w:type="dxa" w:w="100"/>
+              <w:bottom w:type="dxa" w:w="60"/>
+              <w:right w:type="dxa" w:w="100"/>
+            </w:tcMar>
+          </w:tcPr>
+          <w:p>
+            <w:r>
+              <w:rPr>
+                <w:b/>
+                <w:bCs/>
+                <w:sz w:val="19"/>
+                <w:szCs w:val="19"/>
+              </w:rPr>
+              <w:t xml:space="preserve">0.13</w:t>
+            </w:r>
+          </w:p>
+        </w:tc>
+        <w:tc>
+          <w:tcPr>
+            <w:tcW w:type="dxa" w:w="1900"/>
+            <w:tcBorders>
+              <w:top w:val="single" w:color="BFBFBF" w:sz="4"/>
+              <w:left w:val="single" w:color="BFBFBF" w:sz="4"/>
+              <w:bottom w:val="single" w:color="BFBFBF" w:sz="4"/>
+              <w:right w:val="single" w:color="BFBFBF" w:sz="4"/>
+            </w:tcBorders>
+            <w:tcMar>
+              <w:top w:type="dxa" w:w="60"/>
+              <w:left w:type="dxa" w:w="100"/>
+              <w:bottom w:type="dxa" w:w="60"/>
+              <w:right w:type="dxa" w:w="100"/>
+            </w:tcMar>
+          </w:tcPr>
+          <w:p>
+            <w:r>
+              <w:rPr>
+                <w:sz w:val="19"/>
+                <w:szCs w:val="19"/>
+              </w:rPr>
+              <w:t xml:space="preserve">0.726</w:t>
+            </w:r>
+          </w:p>
+        </w:tc>
+        <w:tc>
+          <w:tcPr>
+            <w:tcW w:type="dxa" w:w="1926"/>
+            <w:tcBorders>
+              <w:top w:val="single" w:color="BFBFBF" w:sz="4"/>
+              <w:left w:val="single" w:color="BFBFBF" w:sz="4"/>
+              <w:bottom w:val="single" w:color="BFBFBF" w:sz="4"/>
+              <w:right w:val="single" w:color="BFBFBF" w:sz="4"/>
+            </w:tcBorders>
+            <w:tcMar>
+              <w:top w:type="dxa" w:w="60"/>
+              <w:left w:type="dxa" w:w="100"/>
+              <w:bottom w:type="dxa" w:w="60"/>
+              <w:right w:type="dxa" w:w="100"/>
+            </w:tcMar>
+          </w:tcPr>
+          <w:p>
+            <w:r>
+              <w:rPr>
+                <w:b/>
+                <w:bCs/>
+                <w:sz w:val="19"/>
+                <w:szCs w:val="19"/>
+              </w:rPr>
+              <w:t xml:space="preserve">0.275</w:t>
+            </w:r>
+          </w:p>
+        </w:tc>
+      </w:tr>
+      <w:tr>
+        <w:trPr>
+          <w:tblHeader w:val="false"/>
+        </w:trPr>
+        <w:tc>
+          <w:tcPr>
+            <w:tcW w:type="dxa" w:w="3300"/>
+            <w:tcBorders>
+              <w:top w:val="single" w:color="BFBFBF" w:sz="4"/>
+              <w:left w:val="single" w:color="BFBFBF" w:sz="4"/>
+              <w:bottom w:val="single" w:color="BFBFBF" w:sz="4"/>
+              <w:right w:val="single" w:color="BFBFBF" w:sz="4"/>
+            </w:tcBorders>
+            <w:tcMar>
+              <w:top w:type="dxa" w:w="60"/>
+              <w:left w:type="dxa" w:w="100"/>
+              <w:bottom w:type="dxa" w:w="60"/>
+              <w:right w:type="dxa" w:w="100"/>
+            </w:tcMar>
+          </w:tcPr>
+          <w:p>
+            <w:r>
+              <w:rPr>
+                <w:sz w:val="19"/>
+                <w:szCs w:val="19"/>
+              </w:rPr>
+              <w:t xml:space="preserve">Content similarity</w:t>
+            </w:r>
+          </w:p>
+        </w:tc>
+        <w:tc>
+          <w:tcPr>
+            <w:tcW w:type="dxa" w:w="1900"/>
+            <w:tcBorders>
+              <w:top w:val="single" w:color="BFBFBF" w:sz="4"/>
+              <w:left w:val="single" w:color="BFBFBF" w:sz="4"/>
+              <w:bottom w:val="single" w:color="BFBFBF" w:sz="4"/>
+              <w:right w:val="single" w:color="BFBFBF" w:sz="4"/>
+            </w:tcBorders>
+            <w:tcMar>
+              <w:top w:type="dxa" w:w="60"/>
+              <w:left w:type="dxa" w:w="100"/>
+              <w:bottom w:type="dxa" w:w="60"/>
+              <w:right w:type="dxa" w:w="100"/>
+            </w:tcMar>
+          </w:tcPr>
+          <w:p>
+            <w:r>
+              <w:rPr>
+                <w:sz w:val="19"/>
+                <w:szCs w:val="19"/>
+              </w:rPr>
+              <w:t xml:space="preserve">0.08</w:t>
+            </w:r>
+          </w:p>
+        </w:tc>
+        <w:tc>
+          <w:tcPr>
+            <w:tcW w:type="dxa" w:w="1900"/>
+            <w:tcBorders>
+              <w:top w:val="single" w:color="BFBFBF" w:sz="4"/>
+              <w:left w:val="single" w:color="BFBFBF" w:sz="4"/>
+              <w:bottom w:val="single" w:color="BFBFBF" w:sz="4"/>
+              <w:right w:val="single" w:color="BFBFBF" w:sz="4"/>
+            </w:tcBorders>
+            <w:tcMar>
+              <w:top w:type="dxa" w:w="60"/>
+              <w:left w:type="dxa" w:w="100"/>
+              <w:bottom w:type="dxa" w:w="60"/>
+              <w:right w:type="dxa" w:w="100"/>
+            </w:tcMar>
+          </w:tcPr>
+          <w:p>
+            <w:r>
+              <w:rPr>
+                <w:sz w:val="19"/>
+                <w:szCs w:val="19"/>
+              </w:rPr>
+              <w:t xml:space="preserve">0.646</w:t>
+            </w:r>
+          </w:p>
+        </w:tc>
+        <w:tc>
+          <w:tcPr>
+            <w:tcW w:type="dxa" w:w="1926"/>
+            <w:tcBorders>
+              <w:top w:val="single" w:color="BFBFBF" w:sz="4"/>
+              <w:left w:val="single" w:color="BFBFBF" w:sz="4"/>
+              <w:bottom w:val="single" w:color="BFBFBF" w:sz="4"/>
+              <w:right w:val="single" w:color="BFBFBF" w:sz="4"/>
+            </w:tcBorders>
+            <w:tcMar>
+              <w:top w:type="dxa" w:w="60"/>
+              <w:left w:type="dxa" w:w="100"/>
+              <w:bottom w:type="dxa" w:w="60"/>
+              <w:right w:type="dxa" w:w="100"/>
+            </w:tcMar>
+          </w:tcPr>
+          <w:p>
+            <w:r>
+              <w:rPr>
+                <w:sz w:val="19"/>
+                <w:szCs w:val="19"/>
+              </w:rPr>
+              <w:t xml:space="preserve">0.278</w:t>
+            </w:r>
+          </w:p>
+        </w:tc>
+      </w:tr>
+    </w:tbl>
+    <w:p>
+      <w:pPr>
+        <w:spacing w:after="120"/>
+      </w:pPr>
+    </w:p>
+    <w:p>
+      <w:pPr>
+        <w:pStyle w:val="ListParagraph"/>
+        <w:numPr>
+          <w:ilvl w:val="0"/>
+          <w:numId w:val="3"/>
+        </w:numPr>
+        <w:spacing w:after="60"/>
+      </w:pPr>
+      <w:r>
+        <w:rPr>
+          <w:b/>
+          <w:bCs/>
+        </w:rPr>
+        <w:t xml:space="preserve">ARAG has almost no popularity bias</w:t>
+      </w:r>
+      <w:r>
+        <w:t xml:space="preserve"> (0.13 vs ~0.77 for the trained models) and higher coverage: it recommends less-known items more often. Trained models learn “popular things get reviewed”, which is accurate but reinforces popularity.</w:t>
+      </w:r>
+    </w:p>
+    <w:p>
+      <w:pPr>
+        <w:pStyle w:val="ListParagraph"/>
+        <w:numPr>
+          <w:ilvl w:val="0"/>
+          <w:numId w:val="3"/>
+        </w:numPr>
+        <w:spacing w:after="60"/>
+      </w:pPr>
+      <w:r>
+        <w:t xml:space="preserve">Diversity is about the same for everyone (~0.72) except content similarity, which picks look-alike items.</w:t>
+      </w:r>
+    </w:p>
+    <w:p>
+      <w:pPr>
+        <w:pStyle w:val="ListParagraph"/>
+        <w:numPr>
+          <w:ilvl w:val="0"/>
+          <w:numId w:val="3"/>
+        </w:numPr>
+        <w:spacing w:after="60"/>
+      </w:pPr>
+      <w:r>
+        <w:t xml:space="preserve">Fusion inherits the trained model’s popularity bias at the chosen α.</w:t>
+      </w:r>
+    </w:p>
+    <w:p>
+      <w:pPr>
+        <w:spacing w:before="120"/>
+        <w:jc w:val="center"/>
+      </w:pPr>
+      <w:r>
+        <w:drawing>
+          <wp:inline distT="0" distB="0" distL="0" distR="0">
+            <wp:extent cx="5760720" cy="2125093"/>
+            <wp:effectExtent t="0" r="0" b="0" l="0"/>
+            <wp:docPr id="1" name="fig14_beyond_accuracy.png" descr="Figure 8 — Popularity bias (left) and diversity (right) of each system’s top 5." title="Figure 8 — Popularity bias (left) and diversity (right) of each system’s top 5."/>
+            <wp:cNvGraphicFramePr>
+              <a:graphicFrameLocks xmlns:a="http://schemas.openxmlformats.org/drawingml/2006/main" noChangeAspect="1"/>
+            </wp:cNvGraphicFramePr>
+            <a:graphic xmlns:a="http://schemas.openxmlformats.org/drawingml/2006/main">
+              <a:graphicData uri="http://schemas.openxmlformats.org/drawingml/2006/picture">
+                <pic:pic xmlns:pic="http://schemas.openxmlformats.org/drawingml/2006/picture">
+                  <pic:nvPicPr>
+                    <pic:cNvPr id="0" name="" descr=""/>
+                    <pic:cNvPicPr>
+                      <a:picLocks noChangeAspect="1" noChangeArrowheads="1"/>
+                    </pic:cNvPicPr>
+                  </pic:nvPicPr>
+                  <pic:blipFill>
+                    <a:blip r:embed="rId15" cstate="none"/>
+                    <a:srcRect/>
+                    <a:stretch>
+                      <a:fillRect/>
+                    </a:stretch>
+                  </pic:blipFill>
+                  <pic:spPr bwMode="auto">
+                    <a:xfrm>
+                      <a:off x="0" y="0"/>
+                      <a:ext cx="5760720" cy="2125093"/>
+                    </a:xfrm>
+                    <a:prstGeom prst="rect">
+                      <a:avLst/>
+                    </a:prstGeom>
+                  </pic:spPr>
+                </pic:pic>
+              </a:graphicData>
+            </a:graphic>
+          </wp:inline>
+        </w:drawing>
+      </w:r>
+    </w:p>
+    <w:p>
+      <w:pPr>
+        <w:spacing w:after="200"/>
+        <w:jc w:val="center"/>
+      </w:pPr>
+      <w:r>
+        <w:rPr>
+          <w:i/>
+          <w:iCs/>
+          <w:color w:val="555555"/>
+          <w:sz w:val="19"/>
+          <w:szCs w:val="19"/>
+        </w:rPr>
+        <w:t xml:space="preserve">Figure 8 — Popularity bias (left) and diversity (right) of each system’s top 5.</w:t>
+      </w:r>
+    </w:p>
+    <w:p>
+      <w:pPr>
+        <w:pBdr>
+          <w:left w:val="single" w:color="2E75B6" w:sz="18" w:space="8"/>
+        </w:pBdr>
+        <w:shd w:fill="EAF2FB" w:color="auto" w:val="clear"/>
+        <w:spacing w:before="120" w:after="160"/>
+        <w:ind w:left="200" w:right="200"/>
+      </w:pPr>
+      <w:r>
+        <w:rPr>
+          <w:b/>
+          <w:bCs/>
+          <w:color w:val="2E75B6"/>
+        </w:rPr>
+        <w:t xml:space="preserve">How to say it in the viva.  </w:t>
+      </w:r>
+      <w:r>
+        <w:t xml:space="preserve">“ARAG is less accurate, but it is the least popularity-biased system and covers more of the catalogue, so it is fairer to niche products. That is a real reason to keep an LLM in the loop.”</w:t>
       </w:r>
     </w:p>
     <w:p>
@@ -14200,7 +17957,7 @@
           <wp:inline distT="0" distB="0" distL="0" distR="0">
             <wp:extent cx="5120640" cy="2675699"/>
             <wp:effectExtent t="0" r="0" b="0" l="0"/>
-            <wp:docPr id="1" name="fig04_ablation.png" descr="Figure 6 — Ablation staircase: ours next to the paper’s three categories." title="Figure 6 — Ablation staircase: ours next to the paper’s three categories."/>
+            <wp:docPr id="1" name="fig04_ablation.png" descr="Figure 9 — Ablation staircase: ours next to the paper’s three categories." title="Figure 9 — Ablation staircase: ours next to the paper’s three categories."/>
             <wp:cNvGraphicFramePr>
               <a:graphicFrameLocks xmlns:a="http://schemas.openxmlformats.org/drawingml/2006/main" noChangeAspect="1"/>
             </wp:cNvGraphicFramePr>
@@ -14214,7 +17971,7 @@
                     </pic:cNvPicPr>
                   </pic:nvPicPr>
                   <pic:blipFill>
-                    <a:blip r:embed="rId13" cstate="none"/>
+                    <a:blip r:embed="rId16" cstate="none"/>
                     <a:srcRect/>
                     <a:stretch>
                       <a:fillRect/>
@@ -14249,7 +18006,64 @@
           <w:sz w:val="19"/>
           <w:szCs w:val="19"/>
         </w:rPr>
-        <w:t xml:space="preserve">Figure 6 — Ablation staircase: ours next to the paper’s three categories.</w:t>
+        <w:t xml:space="preserve">Figure 9 — Ablation staircase: ours next to the paper’s three categories.</w:t>
+      </w:r>
+    </w:p>
+    <w:p>
+      <w:pPr>
+        <w:pStyle w:val="Heading2"/>
+      </w:pPr>
+      <w:r>
+        <w:t xml:space="preserve">11.1 What the paper did not test</w:t>
+      </w:r>
+    </w:p>
+    <w:p>
+      <w:pPr>
+        <w:spacing w:after="120"/>
+      </w:pPr>
+      <w:r>
+        <w:t xml:space="preserve">The paper compares ARAG only with </w:t>
+      </w:r>
+      <w:r>
+        <w:rPr>
+          <w:b/>
+          <w:bCs/>
+        </w:rPr>
+        <w:t xml:space="preserve">other LLM methods</w:t>
+      </w:r>
+      <w:r>
+        <w:t xml:space="preserve"> (Recency, Vanilla RAG and its own ablations). It reports no trained sequential recommender (GRU4Rec, SASRec), no non-LLM baseline and no significance tests. On our data, those missing baselines are exactly the ones that beat ARAG. So our results </w:t>
+      </w:r>
+      <w:r>
+        <w:rPr>
+          <w:b/>
+          <w:bCs/>
+        </w:rPr>
+        <w:t xml:space="preserve">do not prove the paper wrong</w:t>
+      </w:r>
+      <w:r>
+        <w:t xml:space="preserve"> — its claims are about LLM methods and they hold — but they show the comparison was incomplete.</w:t>
+      </w:r>
+    </w:p>
+    <w:p>
+      <w:pPr>
+        <w:pBdr>
+          <w:left w:val="single" w:color="2E75B6" w:sz="18" w:space="8"/>
+        </w:pBdr>
+        <w:shd w:fill="EAF2FB" w:color="auto" w:val="clear"/>
+        <w:spacing w:before="120" w:after="160"/>
+        <w:ind w:left="200" w:right="200"/>
+      </w:pPr>
+      <w:r>
+        <w:rPr>
+          <w:b/>
+          <w:bCs/>
+          <w:color w:val="2E75B6"/>
+        </w:rPr>
+        <w:t xml:space="preserve">How to say it in the viva.  </w:t>
+      </w:r>
+      <w:r>
+        <w:t xml:space="preserve">“We reproduce the paper’s claims. Our contribution is to add the baselines it left out; with them, ARAG is the best LLM method but not the most accurate recommender. Its advantages are explanations, natural-language queries and lower popularity bias.”</w:t>
       </w:r>
     </w:p>
     <w:p>
@@ -14258,7 +18072,7 @@
         <w:pageBreakBefore/>
       </w:pPr>
       <w:r>
-        <w:t xml:space="preserve">12. The Mistake We Found and Fixed (Errata)</w:t>
+        <w:t xml:space="preserve">12. The Mistakes We Found and Fixed (Errata)</w:t>
       </w:r>
     </w:p>
     <w:p>
@@ -14278,7 +18092,7 @@
         <w:pStyle w:val="Heading2"/>
       </w:pPr>
       <w:r>
-        <w:t xml:space="preserve">12.1 What went wrong</w:t>
+        <w:t xml:space="preserve">12.1 The first mistake: unfair candidate lists</w:t>
       </w:r>
     </w:p>
     <w:p>
@@ -14334,7 +18148,7 @@
         <w:pStyle w:val="Heading2"/>
       </w:pPr>
       <w:r>
-        <w:t xml:space="preserve">12.2 How it was fixed</w:t>
+        <w:t xml:space="preserve">12.2 How the lists were fixed</w:t>
       </w:r>
     </w:p>
     <w:p>
@@ -14732,7 +18546,7 @@
                 <w:sz w:val="19"/>
                 <w:szCs w:val="19"/>
               </w:rPr>
-              <w:t xml:space="preserve">0.279</w:t>
+              <w:t xml:space="preserve">0.279 (buggy GRU) → 0.505 (fixed)</w:t>
             </w:r>
           </w:p>
         </w:tc>
@@ -14815,90 +18629,7 @@
                 <w:sz w:val="19"/>
                 <w:szCs w:val="19"/>
               </w:rPr>
-              <w:t xml:space="preserve">−0.013 not significant</w:t>
-            </w:r>
-          </w:p>
-        </w:tc>
-      </w:tr>
-      <w:tr>
-        <w:trPr>
-          <w:tblHeader w:val="false"/>
-        </w:trPr>
-        <w:tc>
-          <w:tcPr>
-            <w:tcW w:type="dxa" w:w="3600"/>
-            <w:tcBorders>
-              <w:top w:val="single" w:color="BFBFBF" w:sz="4"/>
-              <w:left w:val="single" w:color="BFBFBF" w:sz="4"/>
-              <w:bottom w:val="single" w:color="BFBFBF" w:sz="4"/>
-              <w:right w:val="single" w:color="BFBFBF" w:sz="4"/>
-            </w:tcBorders>
-            <w:tcMar>
-              <w:top w:type="dxa" w:w="60"/>
-              <w:left w:type="dxa" w:w="100"/>
-              <w:bottom w:type="dxa" w:w="60"/>
-              <w:right w:type="dxa" w:w="100"/>
-            </w:tcMar>
-          </w:tcPr>
-          <w:p>
-            <w:r>
-              <w:rPr>
-                <w:sz w:val="19"/>
-                <w:szCs w:val="19"/>
-              </w:rPr>
-              <w:t xml:space="preserve">Best system</w:t>
-            </w:r>
-          </w:p>
-        </w:tc>
-        <w:tc>
-          <w:tcPr>
-            <w:tcW w:type="dxa" w:w="2700"/>
-            <w:tcBorders>
-              <w:top w:val="single" w:color="BFBFBF" w:sz="4"/>
-              <w:left w:val="single" w:color="BFBFBF" w:sz="4"/>
-              <w:bottom w:val="single" w:color="BFBFBF" w:sz="4"/>
-              <w:right w:val="single" w:color="BFBFBF" w:sz="4"/>
-            </w:tcBorders>
-            <w:tcMar>
-              <w:top w:type="dxa" w:w="60"/>
-              <w:left w:type="dxa" w:w="100"/>
-              <w:bottom w:type="dxa" w:w="60"/>
-              <w:right w:type="dxa" w:w="100"/>
-            </w:tcMar>
-          </w:tcPr>
-          <w:p>
-            <w:r>
-              <w:rPr>
-                <w:sz w:val="19"/>
-                <w:szCs w:val="19"/>
-              </w:rPr>
-              <w:t xml:space="preserve">GRU / fused</w:t>
-            </w:r>
-          </w:p>
-        </w:tc>
-        <w:tc>
-          <w:tcPr>
-            <w:tcW w:type="dxa" w:w="2726"/>
-            <w:tcBorders>
-              <w:top w:val="single" w:color="BFBFBF" w:sz="4"/>
-              <w:left w:val="single" w:color="BFBFBF" w:sz="4"/>
-              <w:bottom w:val="single" w:color="BFBFBF" w:sz="4"/>
-              <w:right w:val="single" w:color="BFBFBF" w:sz="4"/>
-            </w:tcBorders>
-            <w:tcMar>
-              <w:top w:type="dxa" w:w="60"/>
-              <w:left w:type="dxa" w:w="100"/>
-              <w:bottom w:type="dxa" w:w="60"/>
-              <w:right w:type="dxa" w:w="100"/>
-            </w:tcMar>
-          </w:tcPr>
-          <w:p>
-            <w:r>
-              <w:rPr>
-                <w:sz w:val="19"/>
-                <w:szCs w:val="19"/>
-              </w:rPr>
-              <w:t xml:space="preserve">ARAG (then text-aware GRU)</w:t>
+              <w:t xml:space="preserve">−0.013 (buggy GRU) → +0.098 significant (fixed)</w:t>
             </w:r>
           </w:p>
         </w:tc>
@@ -14919,7 +18650,7 @@
           <wp:inline distT="0" distB="0" distL="0" distR="0">
             <wp:extent cx="5486400" cy="2389890"/>
             <wp:effectExtent t="0" r="0" b="0" l="0"/>
-            <wp:docPr id="1" name="fig07_protocol_flaw.png" descr="Figure 7 — The flawed lists vs the corrected lists. The conclusion reversed." title="Figure 7 — The flawed lists vs the corrected lists. The conclusion reversed."/>
+            <wp:docPr id="1" name="fig07_protocol_flaw.png" descr="Figure 10 — The flawed lists vs the corrected lists (right panel shows the final fixed-GRU numbers)." title="Figure 10 — The flawed lists vs the corrected lists (right panel shows the final fixed-GRU numbers)."/>
             <wp:cNvGraphicFramePr>
               <a:graphicFrameLocks xmlns:a="http://schemas.openxmlformats.org/drawingml/2006/main" noChangeAspect="1"/>
             </wp:cNvGraphicFramePr>
@@ -14933,7 +18664,7 @@
                     </pic:cNvPicPr>
                   </pic:nvPicPr>
                   <pic:blipFill>
-                    <a:blip r:embed="rId14" cstate="none"/>
+                    <a:blip r:embed="rId17" cstate="none"/>
                     <a:srcRect/>
                     <a:stretch>
                       <a:fillRect/>
@@ -14968,7 +18699,7 @@
           <w:sz w:val="19"/>
           <w:szCs w:val="19"/>
         </w:rPr>
-        <w:t xml:space="preserve">Figure 7 — The flawed lists vs the corrected lists. The conclusion reversed.</w:t>
+        <w:t xml:space="preserve">Figure 10 — The flawed lists vs the corrected lists (right panel shows the final fixed-GRU numbers).</w:t>
       </w:r>
     </w:p>
     <w:p>
@@ -14990,6 +18721,830 @@
       </w:r>
       <w:r>
         <w:t xml:space="preserve">How you build the candidate list can create or erase a whole conclusion. Always check that no system can win through a shortcut the others cannot use (see Krichene &amp; Rendle, KDD 2020, on sampled metrics).</w:t>
+      </w:r>
+    </w:p>
+    <w:p>
+      <w:pPr>
+        <w:pStyle w:val="Heading2"/>
+      </w:pPr>
+      <w:r>
+        <w:t xml:space="preserve">12.3 The second mistake: the GRU initialisation bug</w:t>
+      </w:r>
+    </w:p>
+    <w:p>
+      <w:pPr>
+        <w:spacing w:after="120"/>
+      </w:pPr>
+      <w:r>
+        <w:rPr>
+          <w:b/>
+          <w:bCs/>
+        </w:rPr>
+        <w:t xml:space="preserve">How we found it.</w:t>
+      </w:r>
+      <w:r>
+        <w:t xml:space="preserve"> We added SASRec as an extra baseline. Its first training run also got stuck (loss ≈ 32, validation ≈ 0.15). The cause was the default N(0, 1) embedding initialisation with a tied output layer (Section 3.6). Our GRU used the same initialisation, so we tested the same fix on it: validation NDCG@5 went from </w:t>
+      </w:r>
+      <w:r>
+        <w:rPr>
+          <w:b/>
+          <w:bCs/>
+        </w:rPr>
+        <w:t xml:space="preserve">0.293 to 0.513</w:t>
+      </w:r>
+      <w:r>
+        <w:t xml:space="preserve"> in a short test run. Our “short histories” explanation was also contradicted by the history-length analysis (Section 10.5): the old GRU was flat across history lengths too.</w:t>
+      </w:r>
+    </w:p>
+    <w:p>
+      <w:pPr>
+        <w:spacing w:after="120"/>
+      </w:pPr>
+      <w:r>
+        <w:rPr>
+          <w:b/>
+          <w:bCs/>
+        </w:rPr>
+        <w:t xml:space="preserve">What we did.</w:t>
+      </w:r>
+      <w:r>
+        <w:t xml:space="preserve"> One-line fix in </w:t>
+      </w:r>
+      <w:r>
+        <w:rPr>
+          <w:rFonts w:ascii="Consolas" w:cs="Consolas" w:eastAsia="Consolas" w:hAnsi="Consolas"/>
+          <w:color w:val="1F4E79"/>
+          <w:sz w:val="19"/>
+          <w:szCs w:val="19"/>
+        </w:rPr>
+        <w:t xml:space="preserve">src/arag/models/gru.py</w:t>
+      </w:r>
+      <w:r>
+        <w:t xml:space="preserve"> (small N(0, 0.02) init, padding row zero), retrained the ID-only GRU (same grid, 3 seeds) and the text-aware GRU, raised the epoch cap from 12 to 30 for both (early stopping still decides), re-tuned α on validation and re-ran the whole evaluation in replay mode (</w:t>
+      </w:r>
+      <w:r>
+        <w:rPr>
+          <w:b/>
+          <w:bCs/>
+        </w:rPr>
+        <w:t xml:space="preserve">$0</w:t>
+      </w:r>
+      <w:r>
+        <w:t xml:space="preserve">, every LLM answer from the cache). </w:t>
+      </w:r>
+      <w:r>
+        <w:rPr>
+          <w:rFonts w:ascii="Consolas" w:cs="Consolas" w:eastAsia="Consolas" w:hAnsi="Consolas"/>
+          <w:color w:val="1F4E79"/>
+          <w:sz w:val="19"/>
+          <w:szCs w:val="19"/>
+        </w:rPr>
+        <w:t xml:space="preserve">make verify</w:t>
+      </w:r>
+      <w:r>
+        <w:t xml:space="preserve"> passes. The old models and numbers are kept in </w:t>
+      </w:r>
+      <w:r>
+        <w:rPr>
+          <w:rFonts w:ascii="Consolas" w:cs="Consolas" w:eastAsia="Consolas" w:hAnsi="Consolas"/>
+          <w:color w:val="1F4E79"/>
+          <w:sz w:val="19"/>
+          <w:szCs w:val="19"/>
+        </w:rPr>
+        <w:t xml:space="preserve">artifacts/backup_v1/</w:t>
+      </w:r>
+      <w:r>
+        <w:t xml:space="preserve">.</w:t>
+      </w:r>
+    </w:p>
+    <w:tbl>
+      <w:tblPr>
+        <w:tblW w:type="dxa" w:w="9026"/>
+        <w:tblBorders>
+          <w:top w:val="single" w:color="auto" w:sz="4"/>
+          <w:left w:val="single" w:color="auto" w:sz="4"/>
+          <w:bottom w:val="single" w:color="auto" w:sz="4"/>
+          <w:right w:val="single" w:color="auto" w:sz="4"/>
+          <w:insideH w:val="single" w:color="auto" w:sz="4"/>
+          <w:insideV w:val="single" w:color="auto" w:sz="4"/>
+        </w:tblBorders>
+      </w:tblPr>
+      <w:tblGrid>
+        <w:gridCol w:w="3600"/>
+        <w:gridCol w:w="2700"/>
+        <w:gridCol w:w="2726"/>
+      </w:tblGrid>
+      <w:tr>
+        <w:trPr>
+          <w:tblHeader/>
+        </w:trPr>
+        <w:tc>
+          <w:tcPr>
+            <w:tcW w:type="dxa" w:w="3600"/>
+            <w:tcBorders>
+              <w:top w:val="single" w:color="BFBFBF" w:sz="4"/>
+              <w:left w:val="single" w:color="BFBFBF" w:sz="4"/>
+              <w:bottom w:val="single" w:color="BFBFBF" w:sz="4"/>
+              <w:right w:val="single" w:color="BFBFBF" w:sz="4"/>
+            </w:tcBorders>
+            <w:shd w:fill="1F4E79" w:color="auto" w:val="clear"/>
+            <w:tcMar>
+              <w:top w:type="dxa" w:w="60"/>
+              <w:left w:type="dxa" w:w="100"/>
+              <w:bottom w:type="dxa" w:w="60"/>
+              <w:right w:type="dxa" w:w="100"/>
+            </w:tcMar>
+          </w:tcPr>
+          <w:p>
+            <w:r>
+              <w:rPr>
+                <w:b/>
+                <w:bCs/>
+                <w:color w:val="FFFFFF"/>
+                <w:sz w:val="19"/>
+                <w:szCs w:val="19"/>
+              </w:rPr>
+              <w:t xml:space="preserve">Quantity</w:t>
+            </w:r>
+          </w:p>
+        </w:tc>
+        <w:tc>
+          <w:tcPr>
+            <w:tcW w:type="dxa" w:w="2700"/>
+            <w:tcBorders>
+              <w:top w:val="single" w:color="BFBFBF" w:sz="4"/>
+              <w:left w:val="single" w:color="BFBFBF" w:sz="4"/>
+              <w:bottom w:val="single" w:color="BFBFBF" w:sz="4"/>
+              <w:right w:val="single" w:color="BFBFBF" w:sz="4"/>
+            </w:tcBorders>
+            <w:shd w:fill="1F4E79" w:color="auto" w:val="clear"/>
+            <w:tcMar>
+              <w:top w:type="dxa" w:w="60"/>
+              <w:left w:type="dxa" w:w="100"/>
+              <w:bottom w:type="dxa" w:w="60"/>
+              <w:right w:type="dxa" w:w="100"/>
+            </w:tcMar>
+          </w:tcPr>
+          <w:p>
+            <w:r>
+              <w:rPr>
+                <w:b/>
+                <w:bCs/>
+                <w:color w:val="FFFFFF"/>
+                <w:sz w:val="19"/>
+                <w:szCs w:val="19"/>
+              </w:rPr>
+              <w:t xml:space="preserve">Buggy GRU</w:t>
+            </w:r>
+          </w:p>
+        </w:tc>
+        <w:tc>
+          <w:tcPr>
+            <w:tcW w:type="dxa" w:w="2726"/>
+            <w:tcBorders>
+              <w:top w:val="single" w:color="BFBFBF" w:sz="4"/>
+              <w:left w:val="single" w:color="BFBFBF" w:sz="4"/>
+              <w:bottom w:val="single" w:color="BFBFBF" w:sz="4"/>
+              <w:right w:val="single" w:color="BFBFBF" w:sz="4"/>
+            </w:tcBorders>
+            <w:shd w:fill="1F4E79" w:color="auto" w:val="clear"/>
+            <w:tcMar>
+              <w:top w:type="dxa" w:w="60"/>
+              <w:left w:type="dxa" w:w="100"/>
+              <w:bottom w:type="dxa" w:w="60"/>
+              <w:right w:type="dxa" w:w="100"/>
+            </w:tcMar>
+          </w:tcPr>
+          <w:p>
+            <w:r>
+              <w:rPr>
+                <w:b/>
+                <w:bCs/>
+                <w:color w:val="FFFFFF"/>
+                <w:sz w:val="19"/>
+                <w:szCs w:val="19"/>
+              </w:rPr>
+              <w:t xml:space="preserve">Fixed GRU</w:t>
+            </w:r>
+          </w:p>
+        </w:tc>
+      </w:tr>
+      <w:tr>
+        <w:trPr>
+          <w:tblHeader w:val="false"/>
+        </w:trPr>
+        <w:tc>
+          <w:tcPr>
+            <w:tcW w:type="dxa" w:w="3600"/>
+            <w:tcBorders>
+              <w:top w:val="single" w:color="BFBFBF" w:sz="4"/>
+              <w:left w:val="single" w:color="BFBFBF" w:sz="4"/>
+              <w:bottom w:val="single" w:color="BFBFBF" w:sz="4"/>
+              <w:right w:val="single" w:color="BFBFBF" w:sz="4"/>
+            </w:tcBorders>
+            <w:tcMar>
+              <w:top w:type="dxa" w:w="60"/>
+              <w:left w:type="dxa" w:w="100"/>
+              <w:bottom w:type="dxa" w:w="60"/>
+              <w:right w:type="dxa" w:w="100"/>
+            </w:tcMar>
+          </w:tcPr>
+          <w:p>
+            <w:r>
+              <w:rPr>
+                <w:sz w:val="19"/>
+                <w:szCs w:val="19"/>
+              </w:rPr>
+              <w:t xml:space="preserve">GRU validation NDCG@5 (seed 0)</w:t>
+            </w:r>
+          </w:p>
+        </w:tc>
+        <w:tc>
+          <w:tcPr>
+            <w:tcW w:type="dxa" w:w="2700"/>
+            <w:tcBorders>
+              <w:top w:val="single" w:color="BFBFBF" w:sz="4"/>
+              <w:left w:val="single" w:color="BFBFBF" w:sz="4"/>
+              <w:bottom w:val="single" w:color="BFBFBF" w:sz="4"/>
+              <w:right w:val="single" w:color="BFBFBF" w:sz="4"/>
+            </w:tcBorders>
+            <w:tcMar>
+              <w:top w:type="dxa" w:w="60"/>
+              <w:left w:type="dxa" w:w="100"/>
+              <w:bottom w:type="dxa" w:w="60"/>
+              <w:right w:type="dxa" w:w="100"/>
+            </w:tcMar>
+          </w:tcPr>
+          <w:p>
+            <w:r>
+              <w:rPr>
+                <w:sz w:val="19"/>
+                <w:szCs w:val="19"/>
+              </w:rPr>
+              <w:t xml:space="preserve">0.293</w:t>
+            </w:r>
+          </w:p>
+        </w:tc>
+        <w:tc>
+          <w:tcPr>
+            <w:tcW w:type="dxa" w:w="2726"/>
+            <w:tcBorders>
+              <w:top w:val="single" w:color="BFBFBF" w:sz="4"/>
+              <w:left w:val="single" w:color="BFBFBF" w:sz="4"/>
+              <w:bottom w:val="single" w:color="BFBFBF" w:sz="4"/>
+              <w:right w:val="single" w:color="BFBFBF" w:sz="4"/>
+            </w:tcBorders>
+            <w:tcMar>
+              <w:top w:type="dxa" w:w="60"/>
+              <w:left w:type="dxa" w:w="100"/>
+              <w:bottom w:type="dxa" w:w="60"/>
+              <w:right w:type="dxa" w:w="100"/>
+            </w:tcMar>
+          </w:tcPr>
+          <w:p>
+            <w:r>
+              <w:rPr>
+                <w:sz w:val="19"/>
+                <w:szCs w:val="19"/>
+              </w:rPr>
+              <w:t xml:space="preserve">0.528</w:t>
+            </w:r>
+          </w:p>
+        </w:tc>
+      </w:tr>
+      <w:tr>
+        <w:trPr>
+          <w:tblHeader w:val="false"/>
+        </w:trPr>
+        <w:tc>
+          <w:tcPr>
+            <w:tcW w:type="dxa" w:w="3600"/>
+            <w:tcBorders>
+              <w:top w:val="single" w:color="BFBFBF" w:sz="4"/>
+              <w:left w:val="single" w:color="BFBFBF" w:sz="4"/>
+              <w:bottom w:val="single" w:color="BFBFBF" w:sz="4"/>
+              <w:right w:val="single" w:color="BFBFBF" w:sz="4"/>
+            </w:tcBorders>
+            <w:tcMar>
+              <w:top w:type="dxa" w:w="60"/>
+              <w:left w:type="dxa" w:w="100"/>
+              <w:bottom w:type="dxa" w:w="60"/>
+              <w:right w:type="dxa" w:w="100"/>
+            </w:tcMar>
+          </w:tcPr>
+          <w:p>
+            <w:r>
+              <w:rPr>
+                <w:sz w:val="19"/>
+                <w:szCs w:val="19"/>
+              </w:rPr>
+              <w:t xml:space="preserve">GRU test NDCG@5, all users</w:t>
+            </w:r>
+          </w:p>
+        </w:tc>
+        <w:tc>
+          <w:tcPr>
+            <w:tcW w:type="dxa" w:w="2700"/>
+            <w:tcBorders>
+              <w:top w:val="single" w:color="BFBFBF" w:sz="4"/>
+              <w:left w:val="single" w:color="BFBFBF" w:sz="4"/>
+              <w:bottom w:val="single" w:color="BFBFBF" w:sz="4"/>
+              <w:right w:val="single" w:color="BFBFBF" w:sz="4"/>
+            </w:tcBorders>
+            <w:tcMar>
+              <w:top w:type="dxa" w:w="60"/>
+              <w:left w:type="dxa" w:w="100"/>
+              <w:bottom w:type="dxa" w:w="60"/>
+              <w:right w:type="dxa" w:w="100"/>
+            </w:tcMar>
+          </w:tcPr>
+          <w:p>
+            <w:r>
+              <w:rPr>
+                <w:sz w:val="19"/>
+                <w:szCs w:val="19"/>
+              </w:rPr>
+              <w:t xml:space="preserve">0.279</w:t>
+            </w:r>
+          </w:p>
+        </w:tc>
+        <w:tc>
+          <w:tcPr>
+            <w:tcW w:type="dxa" w:w="2726"/>
+            <w:tcBorders>
+              <w:top w:val="single" w:color="BFBFBF" w:sz="4"/>
+              <w:left w:val="single" w:color="BFBFBF" w:sz="4"/>
+              <w:bottom w:val="single" w:color="BFBFBF" w:sz="4"/>
+              <w:right w:val="single" w:color="BFBFBF" w:sz="4"/>
+            </w:tcBorders>
+            <w:tcMar>
+              <w:top w:type="dxa" w:w="60"/>
+              <w:left w:type="dxa" w:w="100"/>
+              <w:bottom w:type="dxa" w:w="60"/>
+              <w:right w:type="dxa" w:w="100"/>
+            </w:tcMar>
+          </w:tcPr>
+          <w:p>
+            <w:r>
+              <w:rPr>
+                <w:sz w:val="19"/>
+                <w:szCs w:val="19"/>
+              </w:rPr>
+              <w:t xml:space="preserve">0.505</w:t>
+            </w:r>
+          </w:p>
+        </w:tc>
+      </w:tr>
+      <w:tr>
+        <w:trPr>
+          <w:tblHeader w:val="false"/>
+        </w:trPr>
+        <w:tc>
+          <w:tcPr>
+            <w:tcW w:type="dxa" w:w="3600"/>
+            <w:tcBorders>
+              <w:top w:val="single" w:color="BFBFBF" w:sz="4"/>
+              <w:left w:val="single" w:color="BFBFBF" w:sz="4"/>
+              <w:bottom w:val="single" w:color="BFBFBF" w:sz="4"/>
+              <w:right w:val="single" w:color="BFBFBF" w:sz="4"/>
+            </w:tcBorders>
+            <w:tcMar>
+              <w:top w:type="dxa" w:w="60"/>
+              <w:left w:type="dxa" w:w="100"/>
+              <w:bottom w:type="dxa" w:w="60"/>
+              <w:right w:type="dxa" w:w="100"/>
+            </w:tcMar>
+          </w:tcPr>
+          <w:p>
+            <w:r>
+              <w:rPr>
+                <w:sz w:val="19"/>
+                <w:szCs w:val="19"/>
+              </w:rPr>
+              <w:t xml:space="preserve">Text-GRU test NDCG@5, all users</w:t>
+            </w:r>
+          </w:p>
+        </w:tc>
+        <w:tc>
+          <w:tcPr>
+            <w:tcW w:type="dxa" w:w="2700"/>
+            <w:tcBorders>
+              <w:top w:val="single" w:color="BFBFBF" w:sz="4"/>
+              <w:left w:val="single" w:color="BFBFBF" w:sz="4"/>
+              <w:bottom w:val="single" w:color="BFBFBF" w:sz="4"/>
+              <w:right w:val="single" w:color="BFBFBF" w:sz="4"/>
+            </w:tcBorders>
+            <w:tcMar>
+              <w:top w:type="dxa" w:w="60"/>
+              <w:left w:type="dxa" w:w="100"/>
+              <w:bottom w:type="dxa" w:w="60"/>
+              <w:right w:type="dxa" w:w="100"/>
+            </w:tcMar>
+          </w:tcPr>
+          <w:p>
+            <w:r>
+              <w:rPr>
+                <w:sz w:val="19"/>
+                <w:szCs w:val="19"/>
+              </w:rPr>
+              <w:t xml:space="preserve">0.461</w:t>
+            </w:r>
+          </w:p>
+        </w:tc>
+        <w:tc>
+          <w:tcPr>
+            <w:tcW w:type="dxa" w:w="2726"/>
+            <w:tcBorders>
+              <w:top w:val="single" w:color="BFBFBF" w:sz="4"/>
+              <w:left w:val="single" w:color="BFBFBF" w:sz="4"/>
+              <w:bottom w:val="single" w:color="BFBFBF" w:sz="4"/>
+              <w:right w:val="single" w:color="BFBFBF" w:sz="4"/>
+            </w:tcBorders>
+            <w:tcMar>
+              <w:top w:type="dxa" w:w="60"/>
+              <w:left w:type="dxa" w:w="100"/>
+              <w:bottom w:type="dxa" w:w="60"/>
+              <w:right w:type="dxa" w:w="100"/>
+            </w:tcMar>
+          </w:tcPr>
+          <w:p>
+            <w:r>
+              <w:rPr>
+                <w:sz w:val="19"/>
+                <w:szCs w:val="19"/>
+              </w:rPr>
+              <w:t xml:space="preserve">0.530</w:t>
+            </w:r>
+          </w:p>
+        </w:tc>
+      </w:tr>
+      <w:tr>
+        <w:trPr>
+          <w:tblHeader w:val="false"/>
+        </w:trPr>
+        <w:tc>
+          <w:tcPr>
+            <w:tcW w:type="dxa" w:w="3600"/>
+            <w:tcBorders>
+              <w:top w:val="single" w:color="BFBFBF" w:sz="4"/>
+              <w:left w:val="single" w:color="BFBFBF" w:sz="4"/>
+              <w:bottom w:val="single" w:color="BFBFBF" w:sz="4"/>
+              <w:right w:val="single" w:color="BFBFBF" w:sz="4"/>
+            </w:tcBorders>
+            <w:tcMar>
+              <w:top w:type="dxa" w:w="60"/>
+              <w:left w:type="dxa" w:w="100"/>
+              <w:bottom w:type="dxa" w:w="60"/>
+              <w:right w:type="dxa" w:w="100"/>
+            </w:tcMar>
+          </w:tcPr>
+          <w:p>
+            <w:r>
+              <w:rPr>
+                <w:sz w:val="19"/>
+                <w:szCs w:val="19"/>
+              </w:rPr>
+              <w:t xml:space="preserve">GRU on the 100 users</w:t>
+            </w:r>
+          </w:p>
+        </w:tc>
+        <w:tc>
+          <w:tcPr>
+            <w:tcW w:type="dxa" w:w="2700"/>
+            <w:tcBorders>
+              <w:top w:val="single" w:color="BFBFBF" w:sz="4"/>
+              <w:left w:val="single" w:color="BFBFBF" w:sz="4"/>
+              <w:bottom w:val="single" w:color="BFBFBF" w:sz="4"/>
+              <w:right w:val="single" w:color="BFBFBF" w:sz="4"/>
+            </w:tcBorders>
+            <w:tcMar>
+              <w:top w:type="dxa" w:w="60"/>
+              <w:left w:type="dxa" w:w="100"/>
+              <w:bottom w:type="dxa" w:w="60"/>
+              <w:right w:type="dxa" w:w="100"/>
+            </w:tcMar>
+          </w:tcPr>
+          <w:p>
+            <w:r>
+              <w:rPr>
+                <w:sz w:val="19"/>
+                <w:szCs w:val="19"/>
+              </w:rPr>
+              <w:t xml:space="preserve">0.238</w:t>
+            </w:r>
+          </w:p>
+        </w:tc>
+        <w:tc>
+          <w:tcPr>
+            <w:tcW w:type="dxa" w:w="2726"/>
+            <w:tcBorders>
+              <w:top w:val="single" w:color="BFBFBF" w:sz="4"/>
+              <w:left w:val="single" w:color="BFBFBF" w:sz="4"/>
+              <w:bottom w:val="single" w:color="BFBFBF" w:sz="4"/>
+              <w:right w:val="single" w:color="BFBFBF" w:sz="4"/>
+            </w:tcBorders>
+            <w:tcMar>
+              <w:top w:type="dxa" w:w="60"/>
+              <w:left w:type="dxa" w:w="100"/>
+              <w:bottom w:type="dxa" w:w="60"/>
+              <w:right w:type="dxa" w:w="100"/>
+            </w:tcMar>
+          </w:tcPr>
+          <w:p>
+            <w:r>
+              <w:rPr>
+                <w:sz w:val="19"/>
+                <w:szCs w:val="19"/>
+              </w:rPr>
+              <w:t xml:space="preserve">0.520</w:t>
+            </w:r>
+          </w:p>
+        </w:tc>
+      </w:tr>
+      <w:tr>
+        <w:trPr>
+          <w:tblHeader w:val="false"/>
+        </w:trPr>
+        <w:tc>
+          <w:tcPr>
+            <w:tcW w:type="dxa" w:w="3600"/>
+            <w:tcBorders>
+              <w:top w:val="single" w:color="BFBFBF" w:sz="4"/>
+              <w:left w:val="single" w:color="BFBFBF" w:sz="4"/>
+              <w:bottom w:val="single" w:color="BFBFBF" w:sz="4"/>
+              <w:right w:val="single" w:color="BFBFBF" w:sz="4"/>
+            </w:tcBorders>
+            <w:tcMar>
+              <w:top w:type="dxa" w:w="60"/>
+              <w:left w:type="dxa" w:w="100"/>
+              <w:bottom w:type="dxa" w:w="60"/>
+              <w:right w:type="dxa" w:w="100"/>
+            </w:tcMar>
+          </w:tcPr>
+          <w:p>
+            <w:r>
+              <w:rPr>
+                <w:sz w:val="19"/>
+                <w:szCs w:val="19"/>
+              </w:rPr>
+              <w:t xml:space="preserve">α* (ARAG + GRU)</w:t>
+            </w:r>
+          </w:p>
+        </w:tc>
+        <w:tc>
+          <w:tcPr>
+            <w:tcW w:type="dxa" w:w="2700"/>
+            <w:tcBorders>
+              <w:top w:val="single" w:color="BFBFBF" w:sz="4"/>
+              <w:left w:val="single" w:color="BFBFBF" w:sz="4"/>
+              <w:bottom w:val="single" w:color="BFBFBF" w:sz="4"/>
+              <w:right w:val="single" w:color="BFBFBF" w:sz="4"/>
+            </w:tcBorders>
+            <w:tcMar>
+              <w:top w:type="dxa" w:w="60"/>
+              <w:left w:type="dxa" w:w="100"/>
+              <w:bottom w:type="dxa" w:w="60"/>
+              <w:right w:type="dxa" w:w="100"/>
+            </w:tcMar>
+          </w:tcPr>
+          <w:p>
+            <w:r>
+              <w:rPr>
+                <w:sz w:val="19"/>
+                <w:szCs w:val="19"/>
+              </w:rPr>
+              <w:t xml:space="preserve">0.9 (mostly ARAG)</w:t>
+            </w:r>
+          </w:p>
+        </w:tc>
+        <w:tc>
+          <w:tcPr>
+            <w:tcW w:type="dxa" w:w="2726"/>
+            <w:tcBorders>
+              <w:top w:val="single" w:color="BFBFBF" w:sz="4"/>
+              <w:left w:val="single" w:color="BFBFBF" w:sz="4"/>
+              <w:bottom w:val="single" w:color="BFBFBF" w:sz="4"/>
+              <w:right w:val="single" w:color="BFBFBF" w:sz="4"/>
+            </w:tcBorders>
+            <w:tcMar>
+              <w:top w:type="dxa" w:w="60"/>
+              <w:left w:type="dxa" w:w="100"/>
+              <w:bottom w:type="dxa" w:w="60"/>
+              <w:right w:type="dxa" w:w="100"/>
+            </w:tcMar>
+          </w:tcPr>
+          <w:p>
+            <w:r>
+              <w:rPr>
+                <w:sz w:val="19"/>
+                <w:szCs w:val="19"/>
+              </w:rPr>
+              <w:t xml:space="preserve">0.2 (mostly GRU)</w:t>
+            </w:r>
+          </w:p>
+        </w:tc>
+      </w:tr>
+      <w:tr>
+        <w:trPr>
+          <w:tblHeader w:val="false"/>
+        </w:trPr>
+        <w:tc>
+          <w:tcPr>
+            <w:tcW w:type="dxa" w:w="3600"/>
+            <w:tcBorders>
+              <w:top w:val="single" w:color="BFBFBF" w:sz="4"/>
+              <w:left w:val="single" w:color="BFBFBF" w:sz="4"/>
+              <w:bottom w:val="single" w:color="BFBFBF" w:sz="4"/>
+              <w:right w:val="single" w:color="BFBFBF" w:sz="4"/>
+            </w:tcBorders>
+            <w:tcMar>
+              <w:top w:type="dxa" w:w="60"/>
+              <w:left w:type="dxa" w:w="100"/>
+              <w:bottom w:type="dxa" w:w="60"/>
+              <w:right w:type="dxa" w:w="100"/>
+            </w:tcMar>
+          </w:tcPr>
+          <w:p>
+            <w:r>
+              <w:rPr>
+                <w:sz w:val="19"/>
+                <w:szCs w:val="19"/>
+              </w:rPr>
+              <w:t xml:space="preserve">H1: ARAG+GRU − ARAG</w:t>
+            </w:r>
+          </w:p>
+        </w:tc>
+        <w:tc>
+          <w:tcPr>
+            <w:tcW w:type="dxa" w:w="2700"/>
+            <w:tcBorders>
+              <w:top w:val="single" w:color="BFBFBF" w:sz="4"/>
+              <w:left w:val="single" w:color="BFBFBF" w:sz="4"/>
+              <w:bottom w:val="single" w:color="BFBFBF" w:sz="4"/>
+              <w:right w:val="single" w:color="BFBFBF" w:sz="4"/>
+            </w:tcBorders>
+            <w:tcMar>
+              <w:top w:type="dxa" w:w="60"/>
+              <w:left w:type="dxa" w:w="100"/>
+              <w:bottom w:type="dxa" w:w="60"/>
+              <w:right w:type="dxa" w:w="100"/>
+            </w:tcMar>
+          </w:tcPr>
+          <w:p>
+            <w:r>
+              <w:rPr>
+                <w:sz w:val="19"/>
+                <w:szCs w:val="19"/>
+              </w:rPr>
+              <w:t xml:space="preserve">−0.013, n.s.</w:t>
+            </w:r>
+          </w:p>
+        </w:tc>
+        <w:tc>
+          <w:tcPr>
+            <w:tcW w:type="dxa" w:w="2726"/>
+            <w:tcBorders>
+              <w:top w:val="single" w:color="BFBFBF" w:sz="4"/>
+              <w:left w:val="single" w:color="BFBFBF" w:sz="4"/>
+              <w:bottom w:val="single" w:color="BFBFBF" w:sz="4"/>
+              <w:right w:val="single" w:color="BFBFBF" w:sz="4"/>
+            </w:tcBorders>
+            <w:tcMar>
+              <w:top w:type="dxa" w:w="60"/>
+              <w:left w:type="dxa" w:w="100"/>
+              <w:bottom w:type="dxa" w:w="60"/>
+              <w:right w:type="dxa" w:w="100"/>
+            </w:tcMar>
+          </w:tcPr>
+          <w:p>
+            <w:r>
+              <w:rPr>
+                <w:b/>
+                <w:bCs/>
+                <w:sz w:val="19"/>
+                <w:szCs w:val="19"/>
+              </w:rPr>
+              <w:t xml:space="preserve">+0.098, significant</w:t>
+            </w:r>
+          </w:p>
+        </w:tc>
+      </w:tr>
+      <w:tr>
+        <w:trPr>
+          <w:tblHeader w:val="false"/>
+        </w:trPr>
+        <w:tc>
+          <w:tcPr>
+            <w:tcW w:type="dxa" w:w="3600"/>
+            <w:tcBorders>
+              <w:top w:val="single" w:color="BFBFBF" w:sz="4"/>
+              <w:left w:val="single" w:color="BFBFBF" w:sz="4"/>
+              <w:bottom w:val="single" w:color="BFBFBF" w:sz="4"/>
+              <w:right w:val="single" w:color="BFBFBF" w:sz="4"/>
+            </w:tcBorders>
+            <w:tcMar>
+              <w:top w:type="dxa" w:w="60"/>
+              <w:left w:type="dxa" w:w="100"/>
+              <w:bottom w:type="dxa" w:w="60"/>
+              <w:right w:type="dxa" w:w="100"/>
+            </w:tcMar>
+          </w:tcPr>
+          <w:p>
+            <w:r>
+              <w:rPr>
+                <w:sz w:val="19"/>
+                <w:szCs w:val="19"/>
+              </w:rPr>
+              <w:t xml:space="preserve">H2: ARAG+GRU − GRU</w:t>
+            </w:r>
+          </w:p>
+        </w:tc>
+        <w:tc>
+          <w:tcPr>
+            <w:tcW w:type="dxa" w:w="2700"/>
+            <w:tcBorders>
+              <w:top w:val="single" w:color="BFBFBF" w:sz="4"/>
+              <w:left w:val="single" w:color="BFBFBF" w:sz="4"/>
+              <w:bottom w:val="single" w:color="BFBFBF" w:sz="4"/>
+              <w:right w:val="single" w:color="BFBFBF" w:sz="4"/>
+            </w:tcBorders>
+            <w:tcMar>
+              <w:top w:type="dxa" w:w="60"/>
+              <w:left w:type="dxa" w:w="100"/>
+              <w:bottom w:type="dxa" w:w="60"/>
+              <w:right w:type="dxa" w:w="100"/>
+            </w:tcMar>
+          </w:tcPr>
+          <w:p>
+            <w:r>
+              <w:rPr>
+                <w:sz w:val="19"/>
+                <w:szCs w:val="19"/>
+              </w:rPr>
+              <w:t xml:space="preserve">+0.174, significant</w:t>
+            </w:r>
+          </w:p>
+        </w:tc>
+        <w:tc>
+          <w:tcPr>
+            <w:tcW w:type="dxa" w:w="2726"/>
+            <w:tcBorders>
+              <w:top w:val="single" w:color="BFBFBF" w:sz="4"/>
+              <w:left w:val="single" w:color="BFBFBF" w:sz="4"/>
+              <w:bottom w:val="single" w:color="BFBFBF" w:sz="4"/>
+              <w:right w:val="single" w:color="BFBFBF" w:sz="4"/>
+            </w:tcBorders>
+            <w:tcMar>
+              <w:top w:type="dxa" w:w="60"/>
+              <w:left w:type="dxa" w:w="100"/>
+              <w:bottom w:type="dxa" w:w="60"/>
+              <w:right w:type="dxa" w:w="100"/>
+            </w:tcMar>
+          </w:tcPr>
+          <w:p>
+            <w:r>
+              <w:rPr>
+                <w:sz w:val="19"/>
+                <w:szCs w:val="19"/>
+              </w:rPr>
+              <w:t xml:space="preserve">+0.004, n.s.</w:t>
+            </w:r>
+          </w:p>
+        </w:tc>
+      </w:tr>
+    </w:tbl>
+    <w:p>
+      <w:pPr>
+        <w:spacing w:after="120"/>
+      </w:pPr>
+    </w:p>
+    <w:p>
+      <w:pPr>
+        <w:pBdr>
+          <w:left w:val="single" w:color="2E75B6" w:sz="18" w:space="8"/>
+        </w:pBdr>
+        <w:shd w:fill="EAF2FB" w:color="auto" w:val="clear"/>
+        <w:spacing w:before="120" w:after="160"/>
+        <w:ind w:left="200" w:right="200"/>
+      </w:pPr>
+      <w:r>
+        <w:rPr>
+          <w:b/>
+          <w:bCs/>
+          <w:color w:val="2E75B6"/>
+        </w:rPr>
+        <w:t xml:space="preserve">How to say it in the viva.  </w:t>
+      </w:r>
+      <w:r>
+        <w:t xml:space="preserve">“Our first GRU had a weight-initialisation bug that made it look weak. We found it while adding SASRec, fixed it, retrained, and re-ran everything at zero cost. Both hypotheses flipped: fusion now helps ARAG, but does not beat the GRU alone. We kept the old numbers and documented the change.”</w:t>
+      </w:r>
+    </w:p>
+    <w:p>
+      <w:pPr>
+        <w:spacing w:after="120"/>
+      </w:pPr>
+      <w:r>
+        <w:t xml:space="preserve">We also fixed a smaller statistics issue at the same time: for the 94,762-user comparisons the bootstrap used a random 20,000-user subset, which made those confidence intervals about twice too wide. It now uses all users exactly (Section 3.10). No 100-user number changed.</w:t>
       </w:r>
     </w:p>
     <w:p>
@@ -15279,7 +19834,7 @@
                 <w:sz w:val="19"/>
                 <w:szCs w:val="19"/>
               </w:rPr>
-              <w:t xml:space="preserve">Leave-last-out leakage</w:t>
+              <w:t xml:space="preserve">Hyper-parameter search is small</w:t>
             </w:r>
           </w:p>
         </w:tc>
@@ -15305,7 +19860,7 @@
                 <w:sz w:val="19"/>
                 <w:szCs w:val="19"/>
               </w:rPr>
-              <w:t xml:space="preserve">Other users’ later interactions can be in GRU/ItemKNN training; inherent to the official split, equal across those systems.</w:t>
+              <w:t xml:space="preserve">GRU grid of 4, SASRec grid of 2, text-GRU fixed config. Larger searches could move the trained models a little; they would not help ARAG.</w:t>
             </w:r>
           </w:p>
         </w:tc>
@@ -15336,7 +19891,7 @@
                 <w:sz w:val="19"/>
                 <w:szCs w:val="19"/>
               </w:rPr>
-              <w:t xml:space="preserve">Text-GRU still improving at 12 epochs</w:t>
+              <w:t xml:space="preserve">Leave-last-out leakage</w:t>
             </w:r>
           </w:p>
         </w:tc>
@@ -15362,7 +19917,7 @@
                 <w:sz w:val="19"/>
                 <w:szCs w:val="19"/>
               </w:rPr>
-              <w:t xml:space="preserve">Cap kept for fairness with the ID-only GRU; our gain is conservative. Future: longer training for both.</w:t>
+              <w:t xml:space="preserve">Other users’ later interactions can be in GRU/ItemKNN training; inherent to the official split, equal across those systems.</w:t>
             </w:r>
           </w:p>
         </w:tc>
@@ -15393,7 +19948,7 @@
                 <w:sz w:val="19"/>
                 <w:szCs w:val="19"/>
               </w:rPr>
-              <w:t xml:space="preserve">One category, one LLM</w:t>
+              <w:t xml:space="preserve">ID-only GRU still improving at 30 epochs</w:t>
             </w:r>
           </w:p>
         </w:tc>
@@ -15419,7 +19974,7 @@
                 <w:sz w:val="19"/>
                 <w:szCs w:val="19"/>
               </w:rPr>
-              <w:t xml:space="preserve">Results may not transfer; future: more categories, other LLMs.</w:t>
+              <w:t xml:space="preserve">Its validation score was still creeping up (0.528 → 0.529); if anything the trained models are slightly under-estimated.</w:t>
             </w:r>
           </w:p>
         </w:tc>
@@ -15450,6 +20005,63 @@
                 <w:sz w:val="19"/>
                 <w:szCs w:val="19"/>
               </w:rPr>
+              <w:t xml:space="preserve">One category, one LLM</w:t>
+            </w:r>
+          </w:p>
+        </w:tc>
+        <w:tc>
+          <w:tcPr>
+            <w:tcW w:type="dxa" w:w="5826"/>
+            <w:tcBorders>
+              <w:top w:val="single" w:color="BFBFBF" w:sz="4"/>
+              <w:left w:val="single" w:color="BFBFBF" w:sz="4"/>
+              <w:bottom w:val="single" w:color="BFBFBF" w:sz="4"/>
+              <w:right w:val="single" w:color="BFBFBF" w:sz="4"/>
+            </w:tcBorders>
+            <w:tcMar>
+              <w:top w:type="dxa" w:w="60"/>
+              <w:left w:type="dxa" w:w="100"/>
+              <w:bottom w:type="dxa" w:w="60"/>
+              <w:right w:type="dxa" w:w="100"/>
+            </w:tcMar>
+          </w:tcPr>
+          <w:p>
+            <w:r>
+              <w:rPr>
+                <w:sz w:val="19"/>
+                <w:szCs w:val="19"/>
+              </w:rPr>
+              <w:t xml:space="preserve">Results may not transfer; future: more categories, other LLMs.</w:t>
+            </w:r>
+          </w:p>
+        </w:tc>
+      </w:tr>
+      <w:tr>
+        <w:trPr>
+          <w:tblHeader w:val="false"/>
+        </w:trPr>
+        <w:tc>
+          <w:tcPr>
+            <w:tcW w:type="dxa" w:w="3200"/>
+            <w:tcBorders>
+              <w:top w:val="single" w:color="BFBFBF" w:sz="4"/>
+              <w:left w:val="single" w:color="BFBFBF" w:sz="4"/>
+              <w:bottom w:val="single" w:color="BFBFBF" w:sz="4"/>
+              <w:right w:val="single" w:color="BFBFBF" w:sz="4"/>
+            </w:tcBorders>
+            <w:tcMar>
+              <w:top w:type="dxa" w:w="60"/>
+              <w:left w:type="dxa" w:w="100"/>
+              <w:bottom w:type="dxa" w:w="60"/>
+              <w:right w:type="dxa" w:w="100"/>
+            </w:tcMar>
+          </w:tcPr>
+          <w:p>
+            <w:r>
+              <w:rPr>
+                <w:sz w:val="19"/>
+                <w:szCs w:val="19"/>
+              </w:rPr>
               <w:t xml:space="preserve">Offline metrics only</w:t>
             </w:r>
           </w:p>
@@ -15499,7 +20111,7 @@
         <w:t xml:space="preserve">Future work:</w:t>
       </w:r>
       <w:r>
-        <w:t xml:space="preserve"> SASRec (Transformer) with the same text-aware item vectors; feed the GRU’s scores to the IRA agent as a feature instead of fusing afterwards; retriever-mined negatives; more users.</w:t>
+        <w:t xml:space="preserve"> SASRec with the same text-aware item vectors; review text as an extra item feature; feed the GRU’s scores to the IRA agent as a feature instead of fusing afterwards; retriever-mined negatives; more LLM-evaluated users.</w:t>
       </w:r>
     </w:p>
     <w:p>
@@ -15584,7 +20196,7 @@
         <w:ind w:left="360"/>
       </w:pPr>
       <w:r>
-        <w:t xml:space="preserve">The trained component is ours: a PyTorch GRU (≈1.7 M parameters) trained with a full-softmax next-item objective, plus our text-aware extension that adds a learned projection of frozen transformer (MiniLM) embeddings. The LLM is a strong baseline and fusion partner; the deep-learning contribution and the main improvement (0.279 → 0.461) are in the trained model.</w:t>
+        <w:t xml:space="preserve">The trained component is ours: a PyTorch GRU (≈1.7 M parameters) trained with a full-softmax next-item objective, plus our text-aware extension that adds a learned projection of frozen transformer (MiniLM) embeddings. We also trained a Transformer (SASRec) under the same protocol. The LLM is a strong baseline and fusion partner; the most accurate systems (0.505–0.530 NDCG@5 on all users) are the trained models.</w:t>
       </w:r>
     </w:p>
     <w:p>
@@ -15621,7 +20233,16 @@
           <w:b/>
           <w:bCs/>
         </w:rPr>
-        <w:t xml:space="preserve">H1 failed (−0.013, n.s.), H2 held (+0.174, significant).</w:t>
+        <w:t xml:space="preserve">H1 holds (+0.098, significant); H2 does not (+0.004, n.s.).</w:t>
+      </w:r>
+    </w:p>
+    <w:p>
+      <w:pPr>
+        <w:spacing w:after="80"/>
+        <w:ind w:left="360"/>
+      </w:pPr>
+      <w:r>
+        <w:t xml:space="preserve">Be ready to say that this flipped: with our first, buggy GRU it was the other way round (Section 12.3).</w:t>
       </w:r>
     </w:p>
     <w:p>
@@ -15681,7 +20302,7 @@
         <w:ind w:left="360"/>
       </w:pPr>
       <w:r>
-        <w:t xml:space="preserve">(1) Fusion with a trained GRU. (2) Statistical testing (paired bootstrap) on every contrast. (3) Non-LLM baselines including popularity, content and ItemKNN. (4) The text-aware GRU that matches ARAG at zero API cost. (5) A documented protocol flaw and fix.</w:t>
+        <w:t xml:space="preserve">(1) Fusion with a trained GRU. (2) Statistical testing (paired bootstrap) on every contrast. (3) Non-LLM and trained baselines the paper left out: popularity, content, ItemKNN, GRU, SASRec. (4) The text-aware GRU, the most accurate single model, at zero API cost. (5) History-length and beyond-accuracy analyses. (6) Two documented mistakes and their fixes.</w:t>
       </w:r>
     </w:p>
     <w:p>
@@ -15875,7 +20496,7 @@
         <w:ind w:left="360"/>
       </w:pPr>
       <w:r>
-        <w:t xml:space="preserve">That sparsity is realistic and is exactly why the ID-only GRU struggled and adding item text helped.</w:t>
+        <w:t xml:space="preserve">That sparsity is realistic. Our history-length analysis shows the trained models work almost equally well for 4-item and 11+-item users.</w:t>
       </w:r>
     </w:p>
     <w:p>
@@ -16033,7 +20654,7 @@
         <w:ind w:left="360"/>
       </w:pPr>
       <w:r>
-        <w:t xml:space="preserve">It is enough to detect large effects (ARAG vs the ID-only GRU, the baselines, the ablation) but not small ones — the CI is about ±0.08–0.10. That is why we report CIs and say the top systems are statistically tied. ~300 users would resolve ~0.05.</w:t>
+        <w:t xml:space="preserve">It is enough to detect large effects (ARAG vs the LLM baselines, ARAG vs SASRec, fusion vs ARAG, the ablation) but not small ones — the CI is about ±0.08–0.10. That is why we report CIs and say the top systems are statistically tied. ~300 users would resolve ~0.05.</w:t>
       </w:r>
     </w:p>
     <w:p>
@@ -16451,7 +21072,7 @@
         <w:ind w:left="360"/>
       </w:pPr>
       <w:r>
-        <w:t xml:space="preserve">Item embedding (64) → dropout → 1-layer GRU (hidden 128) → dropout → linear projection to 64; the score is the dot product with tied item embeddings; full-softmax cross-entropy over 25,527 items at every position; Adam, lr 1e-3, batch 256, early stopping on validation NDCG@5.</w:t>
+        <w:t xml:space="preserve">Item embedding (64, initialised N(0, 0.02)) → dropout → 1-layer GRU (hidden 64, chosen by grid) → dropout → linear projection to 64; the score is the dot product with tied item embeddings; full-softmax cross-entropy over 25,527 items at every position; Adam, lr 1e-3, batch 256, ≤30 epochs with early stopping on validation NDCG@5.</w:t>
       </w:r>
     </w:p>
     <w:p>
@@ -16481,7 +21102,7 @@
         <w:ind w:left="360"/>
       </w:pPr>
       <w:r>
-        <w:t xml:space="preserve">GRU4Rec is the classic deep sequential recommender, with fewer parameters than an LSTM and easy to train on CPU. With median history 4, long-range modelling (the Transformer’s strength) matters little. SASRec with text features is natural future work.</w:t>
+        <w:t xml:space="preserve">GRU4Rec is the classic deep sequential recommender, with fewer parameters than an LSTM and easy to train on CPU. We also trained the Transformer alternative, SASRec, under the same protocol: 0.508 vs the GRU’s 0.505 — essentially the same, because with median history 4 there is little long-range structure for attention to exploit.</w:t>
       </w:r>
     </w:p>
     <w:p>
@@ -16502,7 +21123,7 @@
           <w:b/>
           <w:bCs/>
         </w:rPr>
-        <w:t xml:space="preserve">Why did the original GRU perform poorly?</w:t>
+        <w:t xml:space="preserve">Your first GRU scored 0.279. What went wrong?</w:t>
       </w:r>
     </w:p>
     <w:p>
@@ -16511,7 +21132,16 @@
         <w:ind w:left="360"/>
       </w:pPr>
       <w:r>
-        <w:t xml:space="preserve">Short histories (median 4) and sparse item IDs: most items appear in few sequences, so their embeddings are poorly learned; the GRU cannot read item content. An untrained content-similarity ranker (0.411) beats it (0.279).</w:t>
+        <w:t xml:space="preserve">A weight-initialisation bug. PyTorch’s default N(0, 1) embedding init with tied input/output embeddings makes the initial logits huge, so the softmax saturates and training stalls. We found it when SASRec showed the same symptom. With N(0, 0.02) init the GRU reaches 0.505.</w:t>
+      </w:r>
+    </w:p>
+    <w:p>
+      <w:pPr>
+        <w:spacing w:after="80"/>
+        <w:ind w:left="360"/>
+      </w:pPr>
+      <w:r>
+        <w:t xml:space="preserve">We originally blamed short histories; our history-length analysis disproved that, because performance is flat across history lengths.</w:t>
       </w:r>
     </w:p>
     <w:p>
@@ -16601,7 +21231,7 @@
         <w:ind w:left="360"/>
       </w:pPr>
       <w:r>
-        <w:t xml:space="preserve">Yes: same architecture, hidden size, dropout, optimiser, 12-epoch budget, early-stopping rule and seeds. The only difference is the item representation.</w:t>
+        <w:t xml:space="preserve">Mostly: same code, optimiser, initialisation, epoch budget, early-stopping rule and seeds. One difference: the text-GRU uses hidden size 128 (the best setting from the first grid) while the re-run grid picked 64 for the ID-only GRU. Both settings were within 0.02 on validation.</w:t>
       </w:r>
     </w:p>
     <w:p>
@@ -16631,7 +21261,7 @@
         <w:ind w:left="360"/>
       </w:pPr>
       <w:r>
-        <w:t xml:space="preserve">Validation NDCG@5 rose every epoch up to the cap (0.476), and test (0.461) is close to validation, across 3 seeds with spread ±0.002. No sign of overfitting; if anything it was under-trained.</w:t>
+        <w:t xml:space="preserve">Early stopping on validation stopped it after ~13 epochs at 0.547–0.550; test is 0.530 ± 0.001 across 3 seeds. The small validation–test gap is expected (the test target is one step later in time). No sign of harmful overfitting.</w:t>
       </w:r>
     </w:p>
     <w:p>
@@ -16698,7 +21328,7 @@
           <w:b/>
           <w:bCs/>
         </w:rPr>
-        <w:t xml:space="preserve">1.72 M</w:t>
+        <w:t xml:space="preserve">1.66 M</w:t>
       </w:r>
       <w:r>
         <w:t xml:space="preserve"> (1.63 M in the item embedding table). Text-aware GRU ≈ </w:t>
@@ -16711,7 +21341,17 @@
         <w:t xml:space="preserve">1.74 M</w:t>
       </w:r>
       <w:r>
-        <w:t xml:space="preserve"> (+24,576 for W).</w:t>
+        <w:t xml:space="preserve"> (hidden 128, +24,576 for W). SASRec ≈ </w:t>
+      </w:r>
+      <w:r>
+        <w:rPr>
+          <w:b/>
+          <w:bCs/>
+        </w:rPr>
+        <w:t xml:space="preserve">1.69 M</w:t>
+      </w:r>
+      <w:r>
+        <w:t xml:space="preserve">. The item table dominates all three.</w:t>
       </w:r>
     </w:p>
     <w:p>
@@ -16741,7 +21381,7 @@
         <w:ind w:left="360"/>
       </w:pPr>
       <w:r>
-        <w:t xml:space="preserve">ID-only grid + 3 seeds ≈ 1 h 50 min on CPU. The text-aware GRU ≈ 5 minutes per seed (~25 s/epoch) after our memory optimisations.</w:t>
+        <w:t xml:space="preserve">On a laptop CPU: ID-only grid + 3 seeds ≈ 2 h 25 min (up to 30 epochs); text-aware GRU ≈ 8–9 min per seed; SASRec ≈ 15 min per seed.</w:t>
       </w:r>
     </w:p>
     <w:p>
@@ -16860,7 +21500,7 @@
           <w:b/>
           <w:bCs/>
         </w:rPr>
-        <w:t xml:space="preserve">Why did ARAG + GRU not help?</w:t>
+        <w:t xml:space="preserve">Does ARAG + GRU help?</w:t>
       </w:r>
     </w:p>
     <w:p>
@@ -16869,7 +21509,17 @@
         <w:ind w:left="360"/>
       </w:pPr>
       <w:r>
-        <w:t xml:space="preserve">The validation-optimal α was 0.9 (90% LLM) and the test curve peaks at α = 1. The ID-only GRU’s signal is weaker than, and largely contained in, what the LLM already uses.</w:t>
+        <w:t xml:space="preserve">It helps </w:t>
+      </w:r>
+      <w:r>
+        <w:rPr>
+          <w:b/>
+          <w:bCs/>
+        </w:rPr>
+        <w:t xml:space="preserve">ARAG</w:t>
+      </w:r>
+      <w:r>
+        <w:t xml:space="preserve">: +0.098 NDCG@5, significant. It does not beat the GRU alone (+0.004, n.s.). Validation chose α = 0.2, i.e. 80% GRU. The two systems make different mistakes, so a little of ARAG’s ranking on top of the GRU is safe, but the GRU carries the accuracy.</w:t>
       </w:r>
     </w:p>
     <w:p>
@@ -16899,7 +21549,7 @@
         <w:ind w:left="360"/>
       </w:pPr>
       <w:r>
-        <w:t xml:space="preserve">ARAG + text-GRU reaches the highest 100-user score (0.468, α = 0.3), but it is not significantly better than either ARAG (+0.044) or the text-GRU alone (+0.006).</w:t>
+        <w:t xml:space="preserve">Yes, slightly: ARAG + text-GRU (α = 0.1) is 0.532 vs 0.501 for the text-GRU alone on the 100 users (+0.031, CI [+0.002, +0.061]) and +0.108 over ARAG. It is statistically tied with SASRec (0.536).</w:t>
       </w:r>
     </w:p>
     <w:p>
@@ -16920,7 +21570,7 @@
           <w:b/>
           <w:bCs/>
         </w:rPr>
-        <w:t xml:space="preserve">Why is α = 0.3 for the text-GRU but 0.9 for the ID-GRU?</w:t>
+        <w:t xml:space="preserve">Why did α change from 0.9 to 0.2?</w:t>
       </w:r>
     </w:p>
     <w:p>
@@ -16929,7 +21579,7 @@
         <w:ind w:left="360"/>
       </w:pPr>
       <w:r>
-        <w:t xml:space="preserve">Validation decides how much each signal is worth: the text-aware GRU is strong, so it gets 70% weight; the ID-only GRU was weak, so it got 10%.</w:t>
+        <w:t xml:space="preserve">α is chosen on validation and reflects how good each signal is. With the buggy GRU, validation trusted the LLM (0.9). With the fixed GRU, validation trusts the GRU (0.2). This is the fusion working as designed: it follows the stronger model.</w:t>
       </w:r>
     </w:p>
     <w:p>
@@ -16967,7 +21617,7 @@
         <w:ind w:left="360"/>
       </w:pPr>
       <w:r>
-        <w:t xml:space="preserve">On all 94,762 users the text-aware GRU (0.461 NDCG@5). On the 100-user sample ARAG + text-GRU is highest (0.468), but it is statistically tied with ARAG (0.424), the text-GRU (0.462) and content similarity (0.439).</w:t>
+        <w:t xml:space="preserve">On all 94,762 users: the text-aware GRU (0.530 NDCG@5). On the 100-user sample: SASRec (0.536) and ARAG + text-GRU (0.532), statistically tied with the GRU (0.520) and the text-GRU (0.501). All of them beat ARAG (0.424).</w:t>
       </w:r>
     </w:p>
     <w:p>
@@ -16997,7 +21647,16 @@
         <w:ind w:left="360"/>
       </w:pPr>
       <w:r>
-        <w:t xml:space="preserve">No. Among LLM methods, the agentic design clearly matters (ARAG beats Recency by +0.139 and Vanilla-RAG by +0.162, significant). But on this task a trained model with item text is at least as good and much cheaper.</w:t>
+        <w:t xml:space="preserve">No. Among LLM methods the agentic design clearly matters (ARAG beats Recency by +0.139 and Vanilla-RAG by +0.162, significant). ARAG explains every recommendation, handles natural-language search, has almost no popularity bias (0.13 vs ~0.77) and adds a significant gain when fused into the GRU.</w:t>
+      </w:r>
+    </w:p>
+    <w:p>
+      <w:pPr>
+        <w:spacing w:after="80"/>
+        <w:ind w:left="360"/>
+      </w:pPr>
+      <w:r>
+        <w:t xml:space="preserve">But for pure ranking accuracy on this data, a trained model is better and costs nothing per request.</w:t>
       </w:r>
     </w:p>
     <w:p>
@@ -17018,7 +21677,7 @@
           <w:b/>
           <w:bCs/>
         </w:rPr>
-        <w:t xml:space="preserve">Why does popularity score below random?</w:t>
+        <w:t xml:space="preserve">Does this prove the ARAG paper wrong?</w:t>
       </w:r>
     </w:p>
     <w:p>
@@ -17027,7 +21686,7 @@
         <w:ind w:left="360"/>
       </w:pPr>
       <w:r>
-        <w:t xml:space="preserve">Negatives are sampled proportional to popularity and end up on average slightly more popular than targets (1.01× validation, 1.40× test). Ranking by popularity therefore pushes decoys up slightly. It confirms the lists remove the popularity shortcut.</w:t>
+        <w:t xml:space="preserve">No. The paper claims ARAG beats other LLM recommenders, and that reproduces. It did not compare against trained sequence models. We show those are more accurate here — one category, one LLM, 100 users — so the honest statement is “the paper’s comparison was incomplete”, not “the paper is wrong”.</w:t>
       </w:r>
     </w:p>
     <w:p>
@@ -17048,7 +21707,7 @@
           <w:b/>
           <w:bCs/>
         </w:rPr>
-        <w:t xml:space="preserve">How confident are you in the main result?</w:t>
+        <w:t xml:space="preserve">Why does popularity score below random?</w:t>
       </w:r>
     </w:p>
     <w:p>
@@ -17057,7 +21716,7 @@
         <w:ind w:left="360"/>
       </w:pPr>
       <w:r>
-        <w:t xml:space="preserve">Very, for the text-GRU vs ID-GRU gain: +0.174 with CI [+0.172, +0.176] on 94,762 users, consistent across 3 seeds. Less for the ARAG comparisons, where n = 100 gives wide CIs, which we state explicitly.</w:t>
+        <w:t xml:space="preserve">Negatives are sampled proportional to popularity and end up on average slightly more popular than targets (1.01× validation, 1.40× test). Ranking by popularity therefore pushes decoys up slightly. It confirms the lists remove the popularity shortcut.</w:t>
       </w:r>
     </w:p>
     <w:p>
@@ -17078,7 +21737,7 @@
           <w:b/>
           <w:bCs/>
         </w:rPr>
-        <w:t xml:space="preserve">What is the cost–quality trade-off?</w:t>
+        <w:t xml:space="preserve">How confident are you in the main result?</w:t>
       </w:r>
     </w:p>
     <w:p>
@@ -17087,15 +21746,7 @@
         <w:ind w:left="360"/>
       </w:pPr>
       <w:r>
-        <w:t xml:space="preserve">ARAG: 7 API calls per user, seconds of latency. Text-aware GRU: scores all 94,762 users in seconds on a CPU, about 15 minutes to train 3 seeds, $0 per request — and at least as accurate here.</w:t>
-      </w:r>
-    </w:p>
-    <w:p>
-      <w:pPr>
-        <w:pStyle w:val="Heading2"/>
-      </w:pPr>
-      <w:r>
-        <w:t xml:space="preserve">14.8 Engineering, reproducibility and ethics</w:t>
+        <w:t xml:space="preserve">Very, for the trained models: 3 seeds agree to ±0.001, two architectures (GRU, SASRec) agree, and CIs on 94,762 users are ±0.002. For ARAG comparisons n = 100 gives wide CIs: ARAG vs SASRec is significant, ARAG vs GRU is borderline (CI just touches 0). We state this explicitly.</w:t>
       </w:r>
     </w:p>
     <w:p>
@@ -17110,6 +21761,44 @@
           <w:color w:val="C00000"/>
         </w:rPr>
         <w:t xml:space="preserve">Q48. </w:t>
+      </w:r>
+      <w:r>
+        <w:rPr>
+          <w:b/>
+          <w:bCs/>
+        </w:rPr>
+        <w:t xml:space="preserve">What is the cost–quality trade-off?</w:t>
+      </w:r>
+    </w:p>
+    <w:p>
+      <w:pPr>
+        <w:spacing w:after="80"/>
+        <w:ind w:left="360"/>
+      </w:pPr>
+      <w:r>
+        <w:t xml:space="preserve">ARAG: 7 API calls per user, seconds of latency, ≈ $0.003 per page. Trained models: score all 94,762 users in seconds on a CPU, train in minutes to hours, $0 per request — and more accurate here.</w:t>
+      </w:r>
+    </w:p>
+    <w:p>
+      <w:pPr>
+        <w:pStyle w:val="Heading2"/>
+      </w:pPr>
+      <w:r>
+        <w:t xml:space="preserve">14.8 Engineering, reproducibility and ethics</w:t>
+      </w:r>
+    </w:p>
+    <w:p>
+      <w:pPr>
+        <w:keepNext/>
+        <w:spacing w:before="160" w:after="60"/>
+      </w:pPr>
+      <w:r>
+        <w:rPr>
+          <w:b/>
+          <w:bCs/>
+          <w:color w:val="C00000"/>
+        </w:rPr>
+        <w:t xml:space="preserve">Q49. </w:t>
       </w:r>
       <w:r>
         <w:rPr>
@@ -17160,7 +21849,7 @@
           <w:bCs/>
           <w:color w:val="C00000"/>
         </w:rPr>
-        <w:t xml:space="preserve">Q49. </w:t>
+        <w:t xml:space="preserve">Q50. </w:t>
       </w:r>
       <w:r>
         <w:rPr>
@@ -17183,7 +21872,7 @@
         <w:t xml:space="preserve">$2.04</w:t>
       </w:r>
       <w:r>
-        <w:t xml:space="preserve"> in total LLM spend (4,668 calls). All extension experiments cost $0 thanks to the cache.</w:t>
+        <w:t xml:space="preserve"> in total LLM spend (4,668 calls). All extension experiments — text-GRU, the GRU fix, SASRec, the extra analyses — cost $0 thanks to the cache.</w:t>
       </w:r>
     </w:p>
     <w:p>
@@ -17197,7 +21886,7 @@
           <w:bCs/>
           <w:color w:val="C00000"/>
         </w:rPr>
-        <w:t xml:space="preserve">Q50. </w:t>
+        <w:t xml:space="preserve">Q51. </w:t>
       </w:r>
       <w:r>
         <w:rPr>
@@ -17213,7 +21902,16 @@
         <w:ind w:left="360"/>
       </w:pPr>
       <w:r>
-        <w:t xml:space="preserve">Our first candidate lists drew negatives from the whole catalogue, 81% of which had no interactions, so popularity and the GRU could spot the target easily and we wrongly concluded H1 was supported (+0.349). We found it in review, rebuilt the lists, re-ran everything and kept the old numbers in an errata appendix.</w:t>
+        <w:t xml:space="preserve">Two. (1) Our first candidate lists drew negatives from the whole catalogue, 81% of which had no interactions, so popularity and the GRU could spot the target easily and we wrongly concluded H1 was supported (+0.349). We rebuilt the lists and re-ran everything.</w:t>
+      </w:r>
+    </w:p>
+    <w:p>
+      <w:pPr>
+        <w:spacing w:after="80"/>
+        <w:ind w:left="360"/>
+      </w:pPr>
+      <w:r>
+        <w:t xml:space="preserve">(2) Our GRU had a weight-initialisation bug that made it look weak (0.279); we blamed short histories. Adding SASRec exposed the bug; the fixed GRU scores 0.505 and the hypotheses flipped. Both are documented with the old numbers kept.</w:t>
       </w:r>
     </w:p>
     <w:p>
@@ -17227,7 +21925,7 @@
           <w:bCs/>
           <w:color w:val="C00000"/>
         </w:rPr>
-        <w:t xml:space="preserve">Q51. </w:t>
+        <w:t xml:space="preserve">Q52. </w:t>
       </w:r>
       <w:r>
         <w:rPr>
@@ -17257,7 +21955,7 @@
           <w:bCs/>
           <w:color w:val="C00000"/>
         </w:rPr>
-        <w:t xml:space="preserve">Q52. </w:t>
+        <w:t xml:space="preserve">Q53. </w:t>
       </w:r>
       <w:r>
         <w:rPr>
@@ -17295,7 +21993,7 @@
           <w:bCs/>
           <w:color w:val="C00000"/>
         </w:rPr>
-        <w:t xml:space="preserve">Q53. </w:t>
+        <w:t xml:space="preserve">Q54. </w:t>
       </w:r>
       <w:r>
         <w:rPr>
@@ -17311,7 +22009,7 @@
         <w:ind w:left="360"/>
       </w:pPr>
       <w:r>
-        <w:t xml:space="preserve">Evaluate 300+ users with the LLM to separate the top systems, train SASRec with the same text-aware item vectors, and try giving the GRU’s scores to the ranker agent directly.</w:t>
+        <w:t xml:space="preserve">Evaluate 300+ users with the LLM to separate the top systems, give SASRec the same text-aware item vectors, add review text as an item feature, and try giving the GRU’s scores to the ranker agent directly.</w:t>
       </w:r>
     </w:p>
     <w:p>
@@ -17325,7 +22023,7 @@
           <w:bCs/>
           <w:color w:val="C00000"/>
         </w:rPr>
-        <w:t xml:space="preserve">Q54. </w:t>
+        <w:t xml:space="preserve">Q55. </w:t>
       </w:r>
       <w:r>
         <w:rPr>
@@ -17355,7 +22053,7 @@
           <w:bCs/>
           <w:color w:val="C00000"/>
         </w:rPr>
-        <w:t xml:space="preserve">Q55. </w:t>
+        <w:t xml:space="preserve">Q56. </w:t>
       </w:r>
       <w:r>
         <w:rPr>
@@ -17371,7 +22069,7 @@
         <w:ind w:left="360"/>
       </w:pPr>
       <w:r>
-        <w:t xml:space="preserve">Content similarity ignores collaborative patterns. The text-aware GRU combines both and significantly beats content similarity on all users (+0.050, CI [+0.047, +0.053]).</w:t>
+        <w:t xml:space="preserve">Content similarity ignores collaborative patterns. The text-aware GRU combines both and significantly beats content similarity on all users (+0.120, CI [+0.117, +0.122]).</w:t>
       </w:r>
     </w:p>
     <w:p>
@@ -17385,7 +22083,7 @@
           <w:bCs/>
           <w:color w:val="C00000"/>
         </w:rPr>
-        <w:t xml:space="preserve">Q56. </w:t>
+        <w:t xml:space="preserve">Q57. </w:t>
       </w:r>
       <w:r>
         <w:rPr>
@@ -17415,7 +22113,7 @@
           <w:bCs/>
           <w:color w:val="C00000"/>
         </w:rPr>
-        <w:t xml:space="preserve">Q57. </w:t>
+        <w:t xml:space="preserve">Q58. </w:t>
       </w:r>
       <w:r>
         <w:rPr>
@@ -17432,6 +22130,236 @@
       </w:pPr>
       <w:r>
         <w:t xml:space="preserve">No. It sees the text of every vocabulary item, exactly as ARAG sees every candidate’s text; it never sees which candidate is the target, and no review text or held-out interactions are used.</w:t>
+      </w:r>
+    </w:p>
+    <w:p>
+      <w:pPr>
+        <w:pStyle w:val="Heading2"/>
+      </w:pPr>
+      <w:r>
+        <w:t xml:space="preserve">14.10 The new analyses (SASRec, history length, beyond accuracy)</w:t>
+      </w:r>
+    </w:p>
+    <w:p>
+      <w:pPr>
+        <w:keepNext/>
+        <w:spacing w:before="160" w:after="60"/>
+      </w:pPr>
+      <w:r>
+        <w:rPr>
+          <w:b/>
+          <w:bCs/>
+          <w:color w:val="C00000"/>
+        </w:rPr>
+        <w:t xml:space="preserve">Q59. </w:t>
+      </w:r>
+      <w:r>
+        <w:rPr>
+          <w:b/>
+          <w:bCs/>
+        </w:rPr>
+        <w:t xml:space="preserve">What is SASRec and why did you add it?</w:t>
+      </w:r>
+    </w:p>
+    <w:p>
+      <w:pPr>
+        <w:spacing w:after="80"/>
+        <w:ind w:left="360"/>
+      </w:pPr>
+      <w:r>
+        <w:t xml:space="preserve">Self-Attentive Sequential Recommendation (Kang &amp; McAuley, 2018), the standard Transformer recommender. We added it as an independent strong baseline under exactly the GRU’s protocol. It scores 0.508 on all users and 0.536 on the 100 LLM users, significantly above ARAG (+0.112).</w:t>
+      </w:r>
+    </w:p>
+    <w:p>
+      <w:pPr>
+        <w:keepNext/>
+        <w:spacing w:before="160" w:after="60"/>
+      </w:pPr>
+      <w:r>
+        <w:rPr>
+          <w:b/>
+          <w:bCs/>
+          <w:color w:val="C00000"/>
+        </w:rPr>
+        <w:t xml:space="preserve">Q60. </w:t>
+      </w:r>
+      <w:r>
+        <w:rPr>
+          <w:b/>
+          <w:bCs/>
+        </w:rPr>
+        <w:t xml:space="preserve">How do you know SASRec is not leaking the answer?</w:t>
+      </w:r>
+    </w:p>
+    <w:p>
+      <w:pPr>
+        <w:spacing w:after="80"/>
+        <w:ind w:left="360"/>
+      </w:pPr>
+      <w:r>
+        <w:t xml:space="preserve">We ran ablations at test time: with someone else’s history it drops from 0.509 to 0.181, with no history to 0.130 (≈ random), with a shuffled history to 0.434. Only 0.4% of targets and 0% of negatives are out-of-vocabulary. The score depends on the user’s own history, as it should.</w:t>
+      </w:r>
+    </w:p>
+    <w:p>
+      <w:pPr>
+        <w:keepNext/>
+        <w:spacing w:before="160" w:after="60"/>
+      </w:pPr>
+      <w:r>
+        <w:rPr>
+          <w:b/>
+          <w:bCs/>
+          <w:color w:val="C00000"/>
+        </w:rPr>
+        <w:t xml:space="preserve">Q61. </w:t>
+      </w:r>
+      <w:r>
+        <w:rPr>
+          <w:b/>
+          <w:bCs/>
+        </w:rPr>
+        <w:t xml:space="preserve">Does performance depend on history length?</w:t>
+      </w:r>
+    </w:p>
+    <w:p>
+      <w:pPr>
+        <w:spacing w:after="80"/>
+        <w:ind w:left="360"/>
+      </w:pPr>
+      <w:r>
+        <w:t xml:space="preserve">Very little for the trained models: GRU 0.497 for 4-item users vs 0.519 for 11+; text-GRU 0.521 vs 0.543. Content similarity actually gets worse for long histories. So short histories are not a problem for a properly trained sequence model.</w:t>
+      </w:r>
+    </w:p>
+    <w:p>
+      <w:pPr>
+        <w:keepNext/>
+        <w:spacing w:before="160" w:after="60"/>
+      </w:pPr>
+      <w:r>
+        <w:rPr>
+          <w:b/>
+          <w:bCs/>
+          <w:color w:val="C00000"/>
+        </w:rPr>
+        <w:t xml:space="preserve">Q62. </w:t>
+      </w:r>
+      <w:r>
+        <w:rPr>
+          <w:b/>
+          <w:bCs/>
+        </w:rPr>
+        <w:t xml:space="preserve">What is popularity lift and why does ARAG score so low?</w:t>
+      </w:r>
+    </w:p>
+    <w:p>
+      <w:pPr>
+        <w:spacing w:after="80"/>
+        <w:ind w:left="360"/>
+      </w:pPr>
+      <w:r>
+        <w:t xml:space="preserve">The average log-popularity of the top 5 minus that of the 20-item list. Trained models (~0.77) and ItemKNN (0.98) prefer popular items because they learn from interaction counts. ARAG (0.13) judges items by their descriptions against the user’s profile, so it has almost no popularity bias and covers more of the catalogue (0.275 vs ~0.25).</w:t>
+      </w:r>
+    </w:p>
+    <w:p>
+      <w:pPr>
+        <w:keepNext/>
+        <w:spacing w:before="160" w:after="60"/>
+      </w:pPr>
+      <w:r>
+        <w:rPr>
+          <w:b/>
+          <w:bCs/>
+          <w:color w:val="C00000"/>
+        </w:rPr>
+        <w:t xml:space="preserve">Q63. </w:t>
+      </w:r>
+      <w:r>
+        <w:rPr>
+          <w:b/>
+          <w:bCs/>
+        </w:rPr>
+        <w:t xml:space="preserve">Is ARAG more diverse?</w:t>
+      </w:r>
+    </w:p>
+    <w:p>
+      <w:pPr>
+        <w:spacing w:after="80"/>
+        <w:ind w:left="360"/>
+      </w:pPr>
+      <w:r>
+        <w:t xml:space="preserve">Barely: intra-list diversity is ~0.72 for almost every system (ARAG 0.726). Only content similarity is clearly less diverse (0.646) because it picks look-alike items.</w:t>
+      </w:r>
+    </w:p>
+    <w:p>
+      <w:pPr>
+        <w:keepNext/>
+        <w:spacing w:before="160" w:after="60"/>
+      </w:pPr>
+      <w:r>
+        <w:rPr>
+          <w:b/>
+          <w:bCs/>
+          <w:color w:val="C00000"/>
+        </w:rPr>
+        <w:t xml:space="preserve">Q64. </w:t>
+      </w:r>
+      <w:r>
+        <w:rPr>
+          <w:b/>
+          <w:bCs/>
+        </w:rPr>
+        <w:t xml:space="preserve">Why didn’t you use review text for the GRU?</w:t>
+      </w:r>
+    </w:p>
+    <w:p>
+      <w:pPr>
+        <w:spacing w:after="80"/>
+        <w:ind w:left="360"/>
+      </w:pPr>
+      <w:r>
+        <w:t xml:space="preserve">We use product metadata only (title, categories, features, description), the same information ARAG sees. Review text is a possible future extension; it must be restricted to reviews written before the test time to avoid leakage.</w:t>
+      </w:r>
+    </w:p>
+    <w:p>
+      <w:pPr>
+        <w:keepNext/>
+        <w:spacing w:before="160" w:after="60"/>
+      </w:pPr>
+      <w:r>
+        <w:rPr>
+          <w:b/>
+          <w:bCs/>
+          <w:color w:val="C00000"/>
+        </w:rPr>
+        <w:t xml:space="preserve">Q65. </w:t>
+      </w:r>
+      <w:r>
+        <w:rPr>
+          <w:b/>
+          <w:bCs/>
+        </w:rPr>
+        <w:t xml:space="preserve">You re-ran everything — did you spend more on the LLM?</w:t>
+      </w:r>
+    </w:p>
+    <w:p>
+      <w:pPr>
+        <w:spacing w:after="80"/>
+        <w:ind w:left="360"/>
+      </w:pPr>
+      <w:r>
+        <w:t xml:space="preserve">No. Every LLM answer is cached on disk keyed by the hash of the prompt. The re-evaluation ran with </w:t>
+      </w:r>
+      <w:r>
+        <w:rPr>
+          <w:rFonts w:ascii="Consolas" w:cs="Consolas" w:eastAsia="Consolas" w:hAnsi="Consolas"/>
+          <w:color w:val="1F4E79"/>
+          <w:sz w:val="19"/>
+          <w:szCs w:val="19"/>
+        </w:rPr>
+        <w:t xml:space="preserve">REPLAY_ONLY=1</w:t>
+      </w:r>
+      <w:r>
+        <w:t xml:space="preserve">, which makes any uncached call an error. Cost: $0.00.</w:t>
       </w:r>
     </w:p>
     <w:p>
@@ -17805,6 +22733,348 @@
                 <w:szCs w:val="19"/>
               </w:rPr>
               <w:t xml:space="preserve">our GRU whose item vectors = ID embedding + projected MiniLM text embedding</w:t>
+            </w:r>
+          </w:p>
+        </w:tc>
+      </w:tr>
+      <w:tr>
+        <w:trPr>
+          <w:tblHeader w:val="false"/>
+        </w:trPr>
+        <w:tc>
+          <w:tcPr>
+            <w:tcW w:type="dxa" w:w="2600"/>
+            <w:tcBorders>
+              <w:top w:val="single" w:color="BFBFBF" w:sz="4"/>
+              <w:left w:val="single" w:color="BFBFBF" w:sz="4"/>
+              <w:bottom w:val="single" w:color="BFBFBF" w:sz="4"/>
+              <w:right w:val="single" w:color="BFBFBF" w:sz="4"/>
+            </w:tcBorders>
+            <w:tcMar>
+              <w:top w:type="dxa" w:w="60"/>
+              <w:left w:type="dxa" w:w="100"/>
+              <w:bottom w:type="dxa" w:w="60"/>
+              <w:right w:type="dxa" w:w="100"/>
+            </w:tcMar>
+          </w:tcPr>
+          <w:p>
+            <w:r>
+              <w:rPr>
+                <w:sz w:val="19"/>
+                <w:szCs w:val="19"/>
+              </w:rPr>
+              <w:t xml:space="preserve">SASRec</w:t>
+            </w:r>
+          </w:p>
+        </w:tc>
+        <w:tc>
+          <w:tcPr>
+            <w:tcW w:type="dxa" w:w="6426"/>
+            <w:tcBorders>
+              <w:top w:val="single" w:color="BFBFBF" w:sz="4"/>
+              <w:left w:val="single" w:color="BFBFBF" w:sz="4"/>
+              <w:bottom w:val="single" w:color="BFBFBF" w:sz="4"/>
+              <w:right w:val="single" w:color="BFBFBF" w:sz="4"/>
+            </w:tcBorders>
+            <w:tcMar>
+              <w:top w:type="dxa" w:w="60"/>
+              <w:left w:type="dxa" w:w="100"/>
+              <w:bottom w:type="dxa" w:w="60"/>
+              <w:right w:type="dxa" w:w="100"/>
+            </w:tcMar>
+          </w:tcPr>
+          <w:p>
+            <w:r>
+              <w:rPr>
+                <w:sz w:val="19"/>
+                <w:szCs w:val="19"/>
+              </w:rPr>
+              <w:t xml:space="preserve">Kang &amp; McAuley 2018: Transformer (self-attention) model for sequential recommendation</w:t>
+            </w:r>
+          </w:p>
+        </w:tc>
+      </w:tr>
+      <w:tr>
+        <w:trPr>
+          <w:tblHeader w:val="false"/>
+        </w:trPr>
+        <w:tc>
+          <w:tcPr>
+            <w:tcW w:type="dxa" w:w="2600"/>
+            <w:tcBorders>
+              <w:top w:val="single" w:color="BFBFBF" w:sz="4"/>
+              <w:left w:val="single" w:color="BFBFBF" w:sz="4"/>
+              <w:bottom w:val="single" w:color="BFBFBF" w:sz="4"/>
+              <w:right w:val="single" w:color="BFBFBF" w:sz="4"/>
+            </w:tcBorders>
+            <w:tcMar>
+              <w:top w:type="dxa" w:w="60"/>
+              <w:left w:type="dxa" w:w="100"/>
+              <w:bottom w:type="dxa" w:w="60"/>
+              <w:right w:type="dxa" w:w="100"/>
+            </w:tcMar>
+          </w:tcPr>
+          <w:p>
+            <w:r>
+              <w:rPr>
+                <w:sz w:val="19"/>
+                <w:szCs w:val="19"/>
+              </w:rPr>
+              <w:t xml:space="preserve">Self-attention</w:t>
+            </w:r>
+          </w:p>
+        </w:tc>
+        <w:tc>
+          <w:tcPr>
+            <w:tcW w:type="dxa" w:w="6426"/>
+            <w:tcBorders>
+              <w:top w:val="single" w:color="BFBFBF" w:sz="4"/>
+              <w:left w:val="single" w:color="BFBFBF" w:sz="4"/>
+              <w:bottom w:val="single" w:color="BFBFBF" w:sz="4"/>
+              <w:right w:val="single" w:color="BFBFBF" w:sz="4"/>
+            </w:tcBorders>
+            <w:tcMar>
+              <w:top w:type="dxa" w:w="60"/>
+              <w:left w:type="dxa" w:w="100"/>
+              <w:bottom w:type="dxa" w:w="60"/>
+              <w:right w:type="dxa" w:w="100"/>
+            </w:tcMar>
+          </w:tcPr>
+          <w:p>
+            <w:r>
+              <w:rPr>
+                <w:sz w:val="19"/>
+                <w:szCs w:val="19"/>
+              </w:rPr>
+              <w:t xml:space="preserve">each position computes a weighted average of earlier positions, with learned weights</w:t>
+            </w:r>
+          </w:p>
+        </w:tc>
+      </w:tr>
+      <w:tr>
+        <w:trPr>
+          <w:tblHeader w:val="false"/>
+        </w:trPr>
+        <w:tc>
+          <w:tcPr>
+            <w:tcW w:type="dxa" w:w="2600"/>
+            <w:tcBorders>
+              <w:top w:val="single" w:color="BFBFBF" w:sz="4"/>
+              <w:left w:val="single" w:color="BFBFBF" w:sz="4"/>
+              <w:bottom w:val="single" w:color="BFBFBF" w:sz="4"/>
+              <w:right w:val="single" w:color="BFBFBF" w:sz="4"/>
+            </w:tcBorders>
+            <w:tcMar>
+              <w:top w:type="dxa" w:w="60"/>
+              <w:left w:type="dxa" w:w="100"/>
+              <w:bottom w:type="dxa" w:w="60"/>
+              <w:right w:type="dxa" w:w="100"/>
+            </w:tcMar>
+          </w:tcPr>
+          <w:p>
+            <w:r>
+              <w:rPr>
+                <w:sz w:val="19"/>
+                <w:szCs w:val="19"/>
+              </w:rPr>
+              <w:t xml:space="preserve">Initialisation</w:t>
+            </w:r>
+          </w:p>
+        </w:tc>
+        <w:tc>
+          <w:tcPr>
+            <w:tcW w:type="dxa" w:w="6426"/>
+            <w:tcBorders>
+              <w:top w:val="single" w:color="BFBFBF" w:sz="4"/>
+              <w:left w:val="single" w:color="BFBFBF" w:sz="4"/>
+              <w:bottom w:val="single" w:color="BFBFBF" w:sz="4"/>
+              <w:right w:val="single" w:color="BFBFBF" w:sz="4"/>
+            </w:tcBorders>
+            <w:tcMar>
+              <w:top w:type="dxa" w:w="60"/>
+              <w:left w:type="dxa" w:w="100"/>
+              <w:bottom w:type="dxa" w:w="60"/>
+              <w:right w:type="dxa" w:w="100"/>
+            </w:tcMar>
+          </w:tcPr>
+          <w:p>
+            <w:r>
+              <w:rPr>
+                <w:sz w:val="19"/>
+                <w:szCs w:val="19"/>
+              </w:rPr>
+              <w:t xml:space="preserve">the random starting values of the weights; N(0, 0.02) = small normal values</w:t>
+            </w:r>
+          </w:p>
+        </w:tc>
+      </w:tr>
+      <w:tr>
+        <w:trPr>
+          <w:tblHeader w:val="false"/>
+        </w:trPr>
+        <w:tc>
+          <w:tcPr>
+            <w:tcW w:type="dxa" w:w="2600"/>
+            <w:tcBorders>
+              <w:top w:val="single" w:color="BFBFBF" w:sz="4"/>
+              <w:left w:val="single" w:color="BFBFBF" w:sz="4"/>
+              <w:bottom w:val="single" w:color="BFBFBF" w:sz="4"/>
+              <w:right w:val="single" w:color="BFBFBF" w:sz="4"/>
+            </w:tcBorders>
+            <w:tcMar>
+              <w:top w:type="dxa" w:w="60"/>
+              <w:left w:type="dxa" w:w="100"/>
+              <w:bottom w:type="dxa" w:w="60"/>
+              <w:right w:type="dxa" w:w="100"/>
+            </w:tcMar>
+          </w:tcPr>
+          <w:p>
+            <w:r>
+              <w:rPr>
+                <w:sz w:val="19"/>
+                <w:szCs w:val="19"/>
+              </w:rPr>
+              <w:t xml:space="preserve">Popularity lift</w:t>
+            </w:r>
+          </w:p>
+        </w:tc>
+        <w:tc>
+          <w:tcPr>
+            <w:tcW w:type="dxa" w:w="6426"/>
+            <w:tcBorders>
+              <w:top w:val="single" w:color="BFBFBF" w:sz="4"/>
+              <w:left w:val="single" w:color="BFBFBF" w:sz="4"/>
+              <w:bottom w:val="single" w:color="BFBFBF" w:sz="4"/>
+              <w:right w:val="single" w:color="BFBFBF" w:sz="4"/>
+            </w:tcBorders>
+            <w:tcMar>
+              <w:top w:type="dxa" w:w="60"/>
+              <w:left w:type="dxa" w:w="100"/>
+              <w:bottom w:type="dxa" w:w="60"/>
+              <w:right w:type="dxa" w:w="100"/>
+            </w:tcMar>
+          </w:tcPr>
+          <w:p>
+            <w:r>
+              <w:rPr>
+                <w:sz w:val="19"/>
+                <w:szCs w:val="19"/>
+              </w:rPr>
+              <w:t xml:space="preserve">how much a top-5 list prefers popular items (0 = no preference)</w:t>
+            </w:r>
+          </w:p>
+        </w:tc>
+      </w:tr>
+      <w:tr>
+        <w:trPr>
+          <w:tblHeader w:val="false"/>
+        </w:trPr>
+        <w:tc>
+          <w:tcPr>
+            <w:tcW w:type="dxa" w:w="2600"/>
+            <w:tcBorders>
+              <w:top w:val="single" w:color="BFBFBF" w:sz="4"/>
+              <w:left w:val="single" w:color="BFBFBF" w:sz="4"/>
+              <w:bottom w:val="single" w:color="BFBFBF" w:sz="4"/>
+              <w:right w:val="single" w:color="BFBFBF" w:sz="4"/>
+            </w:tcBorders>
+            <w:tcMar>
+              <w:top w:type="dxa" w:w="60"/>
+              <w:left w:type="dxa" w:w="100"/>
+              <w:bottom w:type="dxa" w:w="60"/>
+              <w:right w:type="dxa" w:w="100"/>
+            </w:tcMar>
+          </w:tcPr>
+          <w:p>
+            <w:r>
+              <w:rPr>
+                <w:sz w:val="19"/>
+                <w:szCs w:val="19"/>
+              </w:rPr>
+              <w:t xml:space="preserve">ILD (intra-list diversity)</w:t>
+            </w:r>
+          </w:p>
+        </w:tc>
+        <w:tc>
+          <w:tcPr>
+            <w:tcW w:type="dxa" w:w="6426"/>
+            <w:tcBorders>
+              <w:top w:val="single" w:color="BFBFBF" w:sz="4"/>
+              <w:left w:val="single" w:color="BFBFBF" w:sz="4"/>
+              <w:bottom w:val="single" w:color="BFBFBF" w:sz="4"/>
+              <w:right w:val="single" w:color="BFBFBF" w:sz="4"/>
+            </w:tcBorders>
+            <w:tcMar>
+              <w:top w:type="dxa" w:w="60"/>
+              <w:left w:type="dxa" w:w="100"/>
+              <w:bottom w:type="dxa" w:w="60"/>
+              <w:right w:type="dxa" w:w="100"/>
+            </w:tcMar>
+          </w:tcPr>
+          <w:p>
+            <w:r>
+              <w:rPr>
+                <w:sz w:val="19"/>
+                <w:szCs w:val="19"/>
+              </w:rPr>
+              <w:t xml:space="preserve">1 − average similarity between items in a list</w:t>
+            </w:r>
+          </w:p>
+        </w:tc>
+      </w:tr>
+      <w:tr>
+        <w:trPr>
+          <w:tblHeader w:val="false"/>
+        </w:trPr>
+        <w:tc>
+          <w:tcPr>
+            <w:tcW w:type="dxa" w:w="2600"/>
+            <w:tcBorders>
+              <w:top w:val="single" w:color="BFBFBF" w:sz="4"/>
+              <w:left w:val="single" w:color="BFBFBF" w:sz="4"/>
+              <w:bottom w:val="single" w:color="BFBFBF" w:sz="4"/>
+              <w:right w:val="single" w:color="BFBFBF" w:sz="4"/>
+            </w:tcBorders>
+            <w:tcMar>
+              <w:top w:type="dxa" w:w="60"/>
+              <w:left w:type="dxa" w:w="100"/>
+              <w:bottom w:type="dxa" w:w="60"/>
+              <w:right w:type="dxa" w:w="100"/>
+            </w:tcMar>
+          </w:tcPr>
+          <w:p>
+            <w:r>
+              <w:rPr>
+                <w:sz w:val="19"/>
+                <w:szCs w:val="19"/>
+              </w:rPr>
+              <w:t xml:space="preserve">Coverage</w:t>
+            </w:r>
+          </w:p>
+        </w:tc>
+        <w:tc>
+          <w:tcPr>
+            <w:tcW w:type="dxa" w:w="6426"/>
+            <w:tcBorders>
+              <w:top w:val="single" w:color="BFBFBF" w:sz="4"/>
+              <w:left w:val="single" w:color="BFBFBF" w:sz="4"/>
+              <w:bottom w:val="single" w:color="BFBFBF" w:sz="4"/>
+              <w:right w:val="single" w:color="BFBFBF" w:sz="4"/>
+            </w:tcBorders>
+            <w:tcMar>
+              <w:top w:type="dxa" w:w="60"/>
+              <w:left w:type="dxa" w:w="100"/>
+              <w:bottom w:type="dxa" w:w="60"/>
+              <w:right w:type="dxa" w:w="100"/>
+            </w:tcMar>
+          </w:tcPr>
+          <w:p>
+            <w:r>
+              <w:rPr>
+                <w:sz w:val="19"/>
+                <w:szCs w:val="19"/>
+              </w:rPr>
+              <w:t xml:space="preserve">fraction of candidate items that appear in anyone’s top 5</w:t>
             </w:r>
           </w:p>
         </w:tc>
@@ -18786,7 +24056,7 @@
                 <w:sz w:val="19"/>
                 <w:szCs w:val="19"/>
               </w:rPr>
-              <w:t xml:space="preserve">dataset stats, frozen lists, negatives, metrics, bootstrap, the errata story</w:t>
+              <w:t xml:space="preserve">dataset stats, frozen lists, negatives, metrics, bootstrap, both errata stories</w:t>
             </w:r>
           </w:p>
         </w:tc>
@@ -18869,7 +24139,7 @@
                 <w:sz w:val="19"/>
                 <w:szCs w:val="19"/>
               </w:rPr>
-              <w:t xml:space="preserve">ARAG agents, θ, prompts, baselines, ablations, paper comparison, cost</w:t>
+              <w:t xml:space="preserve">ARAG agents, θ, prompts, baselines, ablations, paper comparison, beyond-accuracy, cost</w:t>
             </w:r>
           </w:p>
         </w:tc>
@@ -18895,7 +24165,7 @@
                 <w:sz w:val="19"/>
                 <w:szCs w:val="19"/>
               </w:rPr>
-              <w:t xml:space="preserve">6.1–6.2, 11, 8.5</w:t>
+              <w:t xml:space="preserve">6.1–6.2, 10.7, 11, 8.5</w:t>
             </w:r>
           </w:p>
         </w:tc>
@@ -18952,7 +24222,7 @@
                 <w:sz w:val="19"/>
                 <w:szCs w:val="19"/>
               </w:rPr>
-              <w:t xml:space="preserve">GRU maths, training, text-aware GRU, memory fixes, results</w:t>
+              <w:t xml:space="preserve">GRU maths, initialisation bug, training, text-aware GRU, SASRec, results</w:t>
             </w:r>
           </w:p>
         </w:tc>
@@ -18978,7 +24248,7 @@
                 <w:sz w:val="19"/>
                 <w:szCs w:val="19"/>
               </w:rPr>
-              <w:t xml:space="preserve">3.4–3.6, 6.3–6.4, 10</w:t>
+              <w:t xml:space="preserve">3.4–3.6, 6.3–6.5, 10, 12.3</w:t>
             </w:r>
           </w:p>
         </w:tc>

--- a/docs/PROJECT_GUIDE.docx
+++ b/docs/PROJECT_GUIDE.docx
@@ -14307,7 +14307,7 @@
                 <w:sz w:val="19"/>
                 <w:szCs w:val="19"/>
               </w:rPr>
-              <w:t xml:space="preserve">ARAG+text-GRU − text-GRU</w:t>
+              <w:t xml:space="preserve">ARAG+text-GRU − text-GRU (3-seed avg)</w:t>
             </w:r>
           </w:p>
         </w:tc>

--- a/docs/PROJECT_GUIDE.docx
+++ b/docs/PROJECT_GUIDE.docx
@@ -10121,7 +10121,7 @@
         <w:t xml:space="preserve">Research:</w:t>
       </w:r>
       <w:r>
-        <w:t xml:space="preserve"> the evaluation results — dataset size, the main table, H1/H2 with confidence intervals and the α curve; token counts instead of dollar cost because replayed runs are free.</w:t>
+        <w:t xml:space="preserve"> the results told as seven plain questions — does the GRU help ARAG (yes), does the blend beat the GRU (about the same), which system is most accurate (SASRec, our blend right behind), does text help (yes), where ARAG wins (popularity bias), do short histories hurt (barely), how α was chosen. Each has an answer badge, bars with 95% ranges and a short explanation; full tables, a metric glossary and limits are in collapsible sections. Open it directly at /#research.</w:t>
       </w:r>
     </w:p>
     <w:p>
